--- a/FIFA World Cup 2026 Player Performance Analysis Using Python.docx
+++ b/FIFA World Cup 2026 Player Performance Analysis Using Python.docx
@@ -114,6 +114,7 @@
             <w:dataBinding w:prefixMappings="xmlns:ns0='http://purl.org/dc/elements/1.1/' xmlns:ns1='http://schemas.openxmlformats.org/package/2006/metadata/core-properties' " w:xpath="/ns1:coreProperties[1]/ns0:title[1]" w:storeItemID="{6C3C8BC8-F283-45AE-878A-BAB7291924A1}"/>
             <w:text/>
           </w:sdtPr>
+          <w:sdtEndPr/>
           <w:sdtContent>
             <w:p>
               <w:pPr>
@@ -162,6 +163,7 @@
             <w:dataBinding w:prefixMappings="xmlns:ns0='http://purl.org/dc/elements/1.1/' xmlns:ns1='http://schemas.openxmlformats.org/package/2006/metadata/core-properties' " w:xpath="/ns1:coreProperties[1]/ns0:subject[1]" w:storeItemID="{6C3C8BC8-F283-45AE-878A-BAB7291924A1}"/>
             <w:text/>
           </w:sdtPr>
+          <w:sdtEndPr/>
           <w:sdtContent>
             <w:p>
               <w:pPr>
@@ -233,6 +235,7 @@
                           <w:calendar w:val="gregorian"/>
                         </w:date>
                       </w:sdtPr>
+                      <w:sdtEndPr/>
                       <w:sdtContent>
                         <w:p>
                           <w:pPr>
@@ -278,6 +281,7 @@
                           <w:dataBinding w:prefixMappings="xmlns:ns0='http://schemas.openxmlformats.org/officeDocument/2006/extended-properties' " w:xpath="/ns0:Properties[1]/ns0:Company[1]" w:storeItemID="{6668398D-A668-4E3E-A5EB-62B293D839F1}"/>
                           <w:text/>
                         </w:sdtPr>
+                        <w:sdtEndPr/>
                         <w:sdtContent>
                           <w:r>
                             <w:rPr>
@@ -308,6 +312,7 @@
                           <w:dataBinding w:prefixMappings="xmlns:ns0='http://schemas.microsoft.com/office/2006/coverPageProps' " w:xpath="/ns0:CoverPageProperties[1]/ns0:CompanyAddress[1]" w:storeItemID="{55AF091B-3C7A-41E3-B477-F2FDAA23CFDA}"/>
                           <w:text/>
                         </w:sdtPr>
+                        <w:sdtEndPr/>
                         <w:sdtContent>
                           <w:r>
                             <w:rPr>
@@ -408,7 +413,9 @@
         <w:tabs>
           <w:tab w:val="right" w:leader="dot" w:pos="9016"/>
         </w:tabs>
-        <w:rPr>
+        <w:spacing w:line="360" w:lineRule="auto"/>
+        <w:rPr>
+          <w:rFonts w:ascii="Times New Roman" w:hAnsi="Times New Roman" w:cs="Times New Roman"/>
           <w:noProof/>
           <w:kern w:val="2"/>
           <w:sz w:val="24"/>
@@ -457,48 +464,71 @@
           <w:b/>
           <w:bCs/>
           <w:noProof/>
+          <w:sz w:val="24"/>
+          <w:szCs w:val="24"/>
           <w:u w:val="single"/>
         </w:rPr>
         <w:t>1. Project Overview</w:t>
       </w:r>
       <w:r>
         <w:rPr>
+          <w:rFonts w:ascii="Times New Roman" w:hAnsi="Times New Roman" w:cs="Times New Roman"/>
           <w:noProof/>
+          <w:sz w:val="24"/>
+          <w:szCs w:val="24"/>
         </w:rPr>
         <w:tab/>
       </w:r>
       <w:r>
         <w:rPr>
+          <w:rFonts w:ascii="Times New Roman" w:hAnsi="Times New Roman" w:cs="Times New Roman"/>
           <w:noProof/>
+          <w:sz w:val="24"/>
+          <w:szCs w:val="24"/>
         </w:rPr>
         <w:fldChar w:fldCharType="begin"/>
       </w:r>
       <w:r>
         <w:rPr>
+          <w:rFonts w:ascii="Times New Roman" w:hAnsi="Times New Roman" w:cs="Times New Roman"/>
           <w:noProof/>
-        </w:rPr>
-        <w:instrText xml:space="preserve"> PAGEREF _Toc236840968 \h </w:instrText>
-      </w:r>
-      <w:r>
-        <w:rPr>
+          <w:sz w:val="24"/>
+          <w:szCs w:val="24"/>
+        </w:rPr>
+        <w:instrText xml:space="preserve"> PAGEREF _Toc236928095 \h </w:instrText>
+      </w:r>
+      <w:r>
+        <w:rPr>
+          <w:rFonts w:ascii="Times New Roman" w:hAnsi="Times New Roman" w:cs="Times New Roman"/>
           <w:noProof/>
-        </w:rPr>
-      </w:r>
-      <w:r>
-        <w:rPr>
+          <w:sz w:val="24"/>
+          <w:szCs w:val="24"/>
+        </w:rPr>
+      </w:r>
+      <w:r>
+        <w:rPr>
+          <w:rFonts w:ascii="Times New Roman" w:hAnsi="Times New Roman" w:cs="Times New Roman"/>
           <w:noProof/>
+          <w:sz w:val="24"/>
+          <w:szCs w:val="24"/>
         </w:rPr>
         <w:fldChar w:fldCharType="separate"/>
       </w:r>
       <w:r>
         <w:rPr>
+          <w:rFonts w:ascii="Times New Roman" w:hAnsi="Times New Roman" w:cs="Times New Roman"/>
           <w:noProof/>
-        </w:rPr>
-        <w:t>1</w:t>
-      </w:r>
-      <w:r>
-        <w:rPr>
+          <w:sz w:val="24"/>
+          <w:szCs w:val="24"/>
+        </w:rPr>
+        <w:t>2</w:t>
+      </w:r>
+      <w:r>
+        <w:rPr>
+          <w:rFonts w:ascii="Times New Roman" w:hAnsi="Times New Roman" w:cs="Times New Roman"/>
           <w:noProof/>
+          <w:sz w:val="24"/>
+          <w:szCs w:val="24"/>
         </w:rPr>
         <w:fldChar w:fldCharType="end"/>
       </w:r>
@@ -509,7 +539,9 @@
         <w:tabs>
           <w:tab w:val="right" w:leader="dot" w:pos="9016"/>
         </w:tabs>
-        <w:rPr>
+        <w:spacing w:line="360" w:lineRule="auto"/>
+        <w:rPr>
+          <w:rFonts w:ascii="Times New Roman" w:hAnsi="Times New Roman" w:cs="Times New Roman"/>
           <w:noProof/>
           <w:kern w:val="2"/>
           <w:sz w:val="24"/>
@@ -524,48 +556,71 @@
           <w:b/>
           <w:bCs/>
           <w:noProof/>
+          <w:sz w:val="24"/>
+          <w:szCs w:val="24"/>
           <w:u w:val="single"/>
         </w:rPr>
         <w:t>2. Project Objective</w:t>
       </w:r>
       <w:r>
         <w:rPr>
+          <w:rFonts w:ascii="Times New Roman" w:hAnsi="Times New Roman" w:cs="Times New Roman"/>
           <w:noProof/>
+          <w:sz w:val="24"/>
+          <w:szCs w:val="24"/>
         </w:rPr>
         <w:tab/>
       </w:r>
       <w:r>
         <w:rPr>
+          <w:rFonts w:ascii="Times New Roman" w:hAnsi="Times New Roman" w:cs="Times New Roman"/>
           <w:noProof/>
+          <w:sz w:val="24"/>
+          <w:szCs w:val="24"/>
         </w:rPr>
         <w:fldChar w:fldCharType="begin"/>
       </w:r>
       <w:r>
         <w:rPr>
+          <w:rFonts w:ascii="Times New Roman" w:hAnsi="Times New Roman" w:cs="Times New Roman"/>
           <w:noProof/>
-        </w:rPr>
-        <w:instrText xml:space="preserve"> PAGEREF _Toc236840969 \h </w:instrText>
-      </w:r>
-      <w:r>
-        <w:rPr>
+          <w:sz w:val="24"/>
+          <w:szCs w:val="24"/>
+        </w:rPr>
+        <w:instrText xml:space="preserve"> PAGEREF _Toc236928096 \h </w:instrText>
+      </w:r>
+      <w:r>
+        <w:rPr>
+          <w:rFonts w:ascii="Times New Roman" w:hAnsi="Times New Roman" w:cs="Times New Roman"/>
           <w:noProof/>
-        </w:rPr>
-      </w:r>
-      <w:r>
-        <w:rPr>
+          <w:sz w:val="24"/>
+          <w:szCs w:val="24"/>
+        </w:rPr>
+      </w:r>
+      <w:r>
+        <w:rPr>
+          <w:rFonts w:ascii="Times New Roman" w:hAnsi="Times New Roman" w:cs="Times New Roman"/>
           <w:noProof/>
+          <w:sz w:val="24"/>
+          <w:szCs w:val="24"/>
         </w:rPr>
         <w:fldChar w:fldCharType="separate"/>
       </w:r>
       <w:r>
         <w:rPr>
+          <w:rFonts w:ascii="Times New Roman" w:hAnsi="Times New Roman" w:cs="Times New Roman"/>
           <w:noProof/>
+          <w:sz w:val="24"/>
+          <w:szCs w:val="24"/>
         </w:rPr>
         <w:t>2</w:t>
       </w:r>
       <w:r>
         <w:rPr>
+          <w:rFonts w:ascii="Times New Roman" w:hAnsi="Times New Roman" w:cs="Times New Roman"/>
           <w:noProof/>
+          <w:sz w:val="24"/>
+          <w:szCs w:val="24"/>
         </w:rPr>
         <w:fldChar w:fldCharType="end"/>
       </w:r>
@@ -576,7 +631,9 @@
         <w:tabs>
           <w:tab w:val="right" w:leader="dot" w:pos="9016"/>
         </w:tabs>
-        <w:rPr>
+        <w:spacing w:line="360" w:lineRule="auto"/>
+        <w:rPr>
+          <w:rFonts w:ascii="Times New Roman" w:hAnsi="Times New Roman" w:cs="Times New Roman"/>
           <w:noProof/>
           <w:kern w:val="2"/>
           <w:sz w:val="24"/>
@@ -591,48 +648,71 @@
           <w:b/>
           <w:bCs/>
           <w:noProof/>
+          <w:sz w:val="24"/>
+          <w:szCs w:val="24"/>
           <w:u w:val="single"/>
         </w:rPr>
         <w:t>3. Dataset</w:t>
       </w:r>
       <w:r>
         <w:rPr>
+          <w:rFonts w:ascii="Times New Roman" w:hAnsi="Times New Roman" w:cs="Times New Roman"/>
           <w:noProof/>
+          <w:sz w:val="24"/>
+          <w:szCs w:val="24"/>
         </w:rPr>
         <w:tab/>
       </w:r>
       <w:r>
         <w:rPr>
+          <w:rFonts w:ascii="Times New Roman" w:hAnsi="Times New Roman" w:cs="Times New Roman"/>
           <w:noProof/>
+          <w:sz w:val="24"/>
+          <w:szCs w:val="24"/>
         </w:rPr>
         <w:fldChar w:fldCharType="begin"/>
       </w:r>
       <w:r>
         <w:rPr>
+          <w:rFonts w:ascii="Times New Roman" w:hAnsi="Times New Roman" w:cs="Times New Roman"/>
           <w:noProof/>
-        </w:rPr>
-        <w:instrText xml:space="preserve"> PAGEREF _Toc236840970 \h </w:instrText>
-      </w:r>
-      <w:r>
-        <w:rPr>
+          <w:sz w:val="24"/>
+          <w:szCs w:val="24"/>
+        </w:rPr>
+        <w:instrText xml:space="preserve"> PAGEREF _Toc236928097 \h </w:instrText>
+      </w:r>
+      <w:r>
+        <w:rPr>
+          <w:rFonts w:ascii="Times New Roman" w:hAnsi="Times New Roman" w:cs="Times New Roman"/>
           <w:noProof/>
-        </w:rPr>
-      </w:r>
-      <w:r>
-        <w:rPr>
+          <w:sz w:val="24"/>
+          <w:szCs w:val="24"/>
+        </w:rPr>
+      </w:r>
+      <w:r>
+        <w:rPr>
+          <w:rFonts w:ascii="Times New Roman" w:hAnsi="Times New Roman" w:cs="Times New Roman"/>
           <w:noProof/>
+          <w:sz w:val="24"/>
+          <w:szCs w:val="24"/>
         </w:rPr>
         <w:fldChar w:fldCharType="separate"/>
       </w:r>
       <w:r>
         <w:rPr>
+          <w:rFonts w:ascii="Times New Roman" w:hAnsi="Times New Roman" w:cs="Times New Roman"/>
           <w:noProof/>
+          <w:sz w:val="24"/>
+          <w:szCs w:val="24"/>
         </w:rPr>
         <w:t>2</w:t>
       </w:r>
       <w:r>
         <w:rPr>
+          <w:rFonts w:ascii="Times New Roman" w:hAnsi="Times New Roman" w:cs="Times New Roman"/>
           <w:noProof/>
+          <w:sz w:val="24"/>
+          <w:szCs w:val="24"/>
         </w:rPr>
         <w:fldChar w:fldCharType="end"/>
       </w:r>
@@ -643,7 +723,9 @@
         <w:tabs>
           <w:tab w:val="right" w:leader="dot" w:pos="9016"/>
         </w:tabs>
-        <w:rPr>
+        <w:spacing w:line="360" w:lineRule="auto"/>
+        <w:rPr>
+          <w:rFonts w:ascii="Times New Roman" w:hAnsi="Times New Roman" w:cs="Times New Roman"/>
           <w:noProof/>
           <w:kern w:val="2"/>
           <w:sz w:val="24"/>
@@ -658,48 +740,71 @@
           <w:b/>
           <w:bCs/>
           <w:noProof/>
+          <w:sz w:val="24"/>
+          <w:szCs w:val="24"/>
           <w:u w:val="single"/>
         </w:rPr>
         <w:t>4. Tools &amp; Technologies</w:t>
       </w:r>
       <w:r>
         <w:rPr>
+          <w:rFonts w:ascii="Times New Roman" w:hAnsi="Times New Roman" w:cs="Times New Roman"/>
           <w:noProof/>
+          <w:sz w:val="24"/>
+          <w:szCs w:val="24"/>
         </w:rPr>
         <w:tab/>
       </w:r>
       <w:r>
         <w:rPr>
+          <w:rFonts w:ascii="Times New Roman" w:hAnsi="Times New Roman" w:cs="Times New Roman"/>
           <w:noProof/>
+          <w:sz w:val="24"/>
+          <w:szCs w:val="24"/>
         </w:rPr>
         <w:fldChar w:fldCharType="begin"/>
       </w:r>
       <w:r>
         <w:rPr>
+          <w:rFonts w:ascii="Times New Roman" w:hAnsi="Times New Roman" w:cs="Times New Roman"/>
           <w:noProof/>
-        </w:rPr>
-        <w:instrText xml:space="preserve"> PAGEREF _Toc236840971 \h </w:instrText>
-      </w:r>
-      <w:r>
-        <w:rPr>
+          <w:sz w:val="24"/>
+          <w:szCs w:val="24"/>
+        </w:rPr>
+        <w:instrText xml:space="preserve"> PAGEREF _Toc236928098 \h </w:instrText>
+      </w:r>
+      <w:r>
+        <w:rPr>
+          <w:rFonts w:ascii="Times New Roman" w:hAnsi="Times New Roman" w:cs="Times New Roman"/>
           <w:noProof/>
-        </w:rPr>
-      </w:r>
-      <w:r>
-        <w:rPr>
+          <w:sz w:val="24"/>
+          <w:szCs w:val="24"/>
+        </w:rPr>
+      </w:r>
+      <w:r>
+        <w:rPr>
+          <w:rFonts w:ascii="Times New Roman" w:hAnsi="Times New Roman" w:cs="Times New Roman"/>
           <w:noProof/>
+          <w:sz w:val="24"/>
+          <w:szCs w:val="24"/>
         </w:rPr>
         <w:fldChar w:fldCharType="separate"/>
       </w:r>
       <w:r>
         <w:rPr>
+          <w:rFonts w:ascii="Times New Roman" w:hAnsi="Times New Roman" w:cs="Times New Roman"/>
           <w:noProof/>
+          <w:sz w:val="24"/>
+          <w:szCs w:val="24"/>
         </w:rPr>
         <w:t>2</w:t>
       </w:r>
       <w:r>
         <w:rPr>
+          <w:rFonts w:ascii="Times New Roman" w:hAnsi="Times New Roman" w:cs="Times New Roman"/>
           <w:noProof/>
+          <w:sz w:val="24"/>
+          <w:szCs w:val="24"/>
         </w:rPr>
         <w:fldChar w:fldCharType="end"/>
       </w:r>
@@ -710,7 +815,9 @@
         <w:tabs>
           <w:tab w:val="right" w:leader="dot" w:pos="9016"/>
         </w:tabs>
-        <w:rPr>
+        <w:spacing w:line="360" w:lineRule="auto"/>
+        <w:rPr>
+          <w:rFonts w:ascii="Times New Roman" w:hAnsi="Times New Roman" w:cs="Times New Roman"/>
           <w:noProof/>
           <w:kern w:val="2"/>
           <w:sz w:val="24"/>
@@ -725,48 +832,71 @@
           <w:b/>
           <w:bCs/>
           <w:noProof/>
+          <w:sz w:val="24"/>
+          <w:szCs w:val="24"/>
           <w:u w:val="single"/>
         </w:rPr>
         <w:t>5. Skills to be Demonstrated</w:t>
       </w:r>
       <w:r>
         <w:rPr>
+          <w:rFonts w:ascii="Times New Roman" w:hAnsi="Times New Roman" w:cs="Times New Roman"/>
           <w:noProof/>
+          <w:sz w:val="24"/>
+          <w:szCs w:val="24"/>
         </w:rPr>
         <w:tab/>
       </w:r>
       <w:r>
         <w:rPr>
+          <w:rFonts w:ascii="Times New Roman" w:hAnsi="Times New Roman" w:cs="Times New Roman"/>
           <w:noProof/>
+          <w:sz w:val="24"/>
+          <w:szCs w:val="24"/>
         </w:rPr>
         <w:fldChar w:fldCharType="begin"/>
       </w:r>
       <w:r>
         <w:rPr>
+          <w:rFonts w:ascii="Times New Roman" w:hAnsi="Times New Roman" w:cs="Times New Roman"/>
           <w:noProof/>
-        </w:rPr>
-        <w:instrText xml:space="preserve"> PAGEREF _Toc236840972 \h </w:instrText>
-      </w:r>
-      <w:r>
-        <w:rPr>
+          <w:sz w:val="24"/>
+          <w:szCs w:val="24"/>
+        </w:rPr>
+        <w:instrText xml:space="preserve"> PAGEREF _Toc236928099 \h </w:instrText>
+      </w:r>
+      <w:r>
+        <w:rPr>
+          <w:rFonts w:ascii="Times New Roman" w:hAnsi="Times New Roman" w:cs="Times New Roman"/>
           <w:noProof/>
-        </w:rPr>
-      </w:r>
-      <w:r>
-        <w:rPr>
+          <w:sz w:val="24"/>
+          <w:szCs w:val="24"/>
+        </w:rPr>
+      </w:r>
+      <w:r>
+        <w:rPr>
+          <w:rFonts w:ascii="Times New Roman" w:hAnsi="Times New Roman" w:cs="Times New Roman"/>
           <w:noProof/>
+          <w:sz w:val="24"/>
+          <w:szCs w:val="24"/>
         </w:rPr>
         <w:fldChar w:fldCharType="separate"/>
       </w:r>
       <w:r>
         <w:rPr>
+          <w:rFonts w:ascii="Times New Roman" w:hAnsi="Times New Roman" w:cs="Times New Roman"/>
           <w:noProof/>
+          <w:sz w:val="24"/>
+          <w:szCs w:val="24"/>
         </w:rPr>
         <w:t>3</w:t>
       </w:r>
       <w:r>
         <w:rPr>
+          <w:rFonts w:ascii="Times New Roman" w:hAnsi="Times New Roman" w:cs="Times New Roman"/>
           <w:noProof/>
+          <w:sz w:val="24"/>
+          <w:szCs w:val="24"/>
         </w:rPr>
         <w:fldChar w:fldCharType="end"/>
       </w:r>
@@ -777,7 +907,9 @@
         <w:tabs>
           <w:tab w:val="right" w:leader="dot" w:pos="9016"/>
         </w:tabs>
-        <w:rPr>
+        <w:spacing w:line="360" w:lineRule="auto"/>
+        <w:rPr>
+          <w:rFonts w:ascii="Times New Roman" w:hAnsi="Times New Roman" w:cs="Times New Roman"/>
           <w:noProof/>
           <w:kern w:val="2"/>
           <w:sz w:val="24"/>
@@ -792,48 +924,71 @@
           <w:b/>
           <w:bCs/>
           <w:noProof/>
+          <w:sz w:val="24"/>
+          <w:szCs w:val="24"/>
           <w:u w:val="single"/>
         </w:rPr>
         <w:t>6. Project Phases</w:t>
       </w:r>
       <w:r>
         <w:rPr>
+          <w:rFonts w:ascii="Times New Roman" w:hAnsi="Times New Roman" w:cs="Times New Roman"/>
           <w:noProof/>
+          <w:sz w:val="24"/>
+          <w:szCs w:val="24"/>
         </w:rPr>
         <w:tab/>
       </w:r>
       <w:r>
         <w:rPr>
+          <w:rFonts w:ascii="Times New Roman" w:hAnsi="Times New Roman" w:cs="Times New Roman"/>
           <w:noProof/>
+          <w:sz w:val="24"/>
+          <w:szCs w:val="24"/>
         </w:rPr>
         <w:fldChar w:fldCharType="begin"/>
       </w:r>
       <w:r>
         <w:rPr>
+          <w:rFonts w:ascii="Times New Roman" w:hAnsi="Times New Roman" w:cs="Times New Roman"/>
           <w:noProof/>
-        </w:rPr>
-        <w:instrText xml:space="preserve"> PAGEREF _Toc236840973 \h </w:instrText>
-      </w:r>
-      <w:r>
-        <w:rPr>
+          <w:sz w:val="24"/>
+          <w:szCs w:val="24"/>
+        </w:rPr>
+        <w:instrText xml:space="preserve"> PAGEREF _Toc236928100 \h </w:instrText>
+      </w:r>
+      <w:r>
+        <w:rPr>
+          <w:rFonts w:ascii="Times New Roman" w:hAnsi="Times New Roman" w:cs="Times New Roman"/>
           <w:noProof/>
-        </w:rPr>
-      </w:r>
-      <w:r>
-        <w:rPr>
+          <w:sz w:val="24"/>
+          <w:szCs w:val="24"/>
+        </w:rPr>
+      </w:r>
+      <w:r>
+        <w:rPr>
+          <w:rFonts w:ascii="Times New Roman" w:hAnsi="Times New Roman" w:cs="Times New Roman"/>
           <w:noProof/>
+          <w:sz w:val="24"/>
+          <w:szCs w:val="24"/>
         </w:rPr>
         <w:fldChar w:fldCharType="separate"/>
       </w:r>
       <w:r>
         <w:rPr>
+          <w:rFonts w:ascii="Times New Roman" w:hAnsi="Times New Roman" w:cs="Times New Roman"/>
           <w:noProof/>
+          <w:sz w:val="24"/>
+          <w:szCs w:val="24"/>
         </w:rPr>
         <w:t>3</w:t>
       </w:r>
       <w:r>
         <w:rPr>
+          <w:rFonts w:ascii="Times New Roman" w:hAnsi="Times New Roman" w:cs="Times New Roman"/>
           <w:noProof/>
+          <w:sz w:val="24"/>
+          <w:szCs w:val="24"/>
         </w:rPr>
         <w:fldChar w:fldCharType="end"/>
       </w:r>
@@ -844,7 +999,9 @@
         <w:tabs>
           <w:tab w:val="right" w:leader="dot" w:pos="9016"/>
         </w:tabs>
-        <w:rPr>
+        <w:spacing w:line="360" w:lineRule="auto"/>
+        <w:rPr>
+          <w:rFonts w:ascii="Times New Roman" w:hAnsi="Times New Roman" w:cs="Times New Roman"/>
           <w:noProof/>
           <w:kern w:val="2"/>
           <w:sz w:val="24"/>
@@ -859,48 +1016,71 @@
           <w:b/>
           <w:bCs/>
           <w:noProof/>
+          <w:sz w:val="24"/>
+          <w:szCs w:val="24"/>
           <w:u w:val="single"/>
         </w:rPr>
         <w:t>7. Learning Reflection</w:t>
       </w:r>
       <w:r>
         <w:rPr>
+          <w:rFonts w:ascii="Times New Roman" w:hAnsi="Times New Roman" w:cs="Times New Roman"/>
           <w:noProof/>
+          <w:sz w:val="24"/>
+          <w:szCs w:val="24"/>
         </w:rPr>
         <w:tab/>
       </w:r>
       <w:r>
         <w:rPr>
+          <w:rFonts w:ascii="Times New Roman" w:hAnsi="Times New Roman" w:cs="Times New Roman"/>
           <w:noProof/>
+          <w:sz w:val="24"/>
+          <w:szCs w:val="24"/>
         </w:rPr>
         <w:fldChar w:fldCharType="begin"/>
       </w:r>
       <w:r>
         <w:rPr>
+          <w:rFonts w:ascii="Times New Roman" w:hAnsi="Times New Roman" w:cs="Times New Roman"/>
           <w:noProof/>
-        </w:rPr>
-        <w:instrText xml:space="preserve"> PAGEREF _Toc236840974 \h </w:instrText>
-      </w:r>
-      <w:r>
-        <w:rPr>
+          <w:sz w:val="24"/>
+          <w:szCs w:val="24"/>
+        </w:rPr>
+        <w:instrText xml:space="preserve"> PAGEREF _Toc236928101 \h </w:instrText>
+      </w:r>
+      <w:r>
+        <w:rPr>
+          <w:rFonts w:ascii="Times New Roman" w:hAnsi="Times New Roman" w:cs="Times New Roman"/>
           <w:noProof/>
-        </w:rPr>
-      </w:r>
-      <w:r>
-        <w:rPr>
+          <w:sz w:val="24"/>
+          <w:szCs w:val="24"/>
+        </w:rPr>
+      </w:r>
+      <w:r>
+        <w:rPr>
+          <w:rFonts w:ascii="Times New Roman" w:hAnsi="Times New Roman" w:cs="Times New Roman"/>
           <w:noProof/>
+          <w:sz w:val="24"/>
+          <w:szCs w:val="24"/>
         </w:rPr>
         <w:fldChar w:fldCharType="separate"/>
       </w:r>
       <w:r>
         <w:rPr>
+          <w:rFonts w:ascii="Times New Roman" w:hAnsi="Times New Roman" w:cs="Times New Roman"/>
           <w:noProof/>
+          <w:sz w:val="24"/>
+          <w:szCs w:val="24"/>
         </w:rPr>
         <w:t>5</w:t>
       </w:r>
       <w:r>
         <w:rPr>
+          <w:rFonts w:ascii="Times New Roman" w:hAnsi="Times New Roman" w:cs="Times New Roman"/>
           <w:noProof/>
+          <w:sz w:val="24"/>
+          <w:szCs w:val="24"/>
         </w:rPr>
         <w:fldChar w:fldCharType="end"/>
       </w:r>
@@ -911,7 +1091,9 @@
         <w:tabs>
           <w:tab w:val="right" w:leader="dot" w:pos="9016"/>
         </w:tabs>
-        <w:rPr>
+        <w:spacing w:line="360" w:lineRule="auto"/>
+        <w:rPr>
+          <w:rFonts w:ascii="Times New Roman" w:hAnsi="Times New Roman" w:cs="Times New Roman"/>
           <w:noProof/>
           <w:kern w:val="2"/>
           <w:sz w:val="24"/>
@@ -926,48 +1108,71 @@
           <w:b/>
           <w:bCs/>
           <w:noProof/>
+          <w:sz w:val="24"/>
+          <w:szCs w:val="24"/>
           <w:u w:val="single"/>
         </w:rPr>
         <w:t>Phase 1</w:t>
       </w:r>
       <w:r>
         <w:rPr>
+          <w:rFonts w:ascii="Times New Roman" w:hAnsi="Times New Roman" w:cs="Times New Roman"/>
           <w:noProof/>
+          <w:sz w:val="24"/>
+          <w:szCs w:val="24"/>
         </w:rPr>
         <w:tab/>
       </w:r>
       <w:r>
         <w:rPr>
+          <w:rFonts w:ascii="Times New Roman" w:hAnsi="Times New Roman" w:cs="Times New Roman"/>
           <w:noProof/>
+          <w:sz w:val="24"/>
+          <w:szCs w:val="24"/>
         </w:rPr>
         <w:fldChar w:fldCharType="begin"/>
       </w:r>
       <w:r>
         <w:rPr>
+          <w:rFonts w:ascii="Times New Roman" w:hAnsi="Times New Roman" w:cs="Times New Roman"/>
           <w:noProof/>
-        </w:rPr>
-        <w:instrText xml:space="preserve"> PAGEREF _Toc236840975 \h </w:instrText>
-      </w:r>
-      <w:r>
-        <w:rPr>
+          <w:sz w:val="24"/>
+          <w:szCs w:val="24"/>
+        </w:rPr>
+        <w:instrText xml:space="preserve"> PAGEREF _Toc236928102 \h </w:instrText>
+      </w:r>
+      <w:r>
+        <w:rPr>
+          <w:rFonts w:ascii="Times New Roman" w:hAnsi="Times New Roman" w:cs="Times New Roman"/>
           <w:noProof/>
-        </w:rPr>
-      </w:r>
-      <w:r>
-        <w:rPr>
+          <w:sz w:val="24"/>
+          <w:szCs w:val="24"/>
+        </w:rPr>
+      </w:r>
+      <w:r>
+        <w:rPr>
+          <w:rFonts w:ascii="Times New Roman" w:hAnsi="Times New Roman" w:cs="Times New Roman"/>
           <w:noProof/>
+          <w:sz w:val="24"/>
+          <w:szCs w:val="24"/>
         </w:rPr>
         <w:fldChar w:fldCharType="separate"/>
       </w:r>
       <w:r>
         <w:rPr>
+          <w:rFonts w:ascii="Times New Roman" w:hAnsi="Times New Roman" w:cs="Times New Roman"/>
           <w:noProof/>
+          <w:sz w:val="24"/>
+          <w:szCs w:val="24"/>
         </w:rPr>
         <w:t>6</w:t>
       </w:r>
       <w:r>
         <w:rPr>
+          <w:rFonts w:ascii="Times New Roman" w:hAnsi="Times New Roman" w:cs="Times New Roman"/>
           <w:noProof/>
+          <w:sz w:val="24"/>
+          <w:szCs w:val="24"/>
         </w:rPr>
         <w:fldChar w:fldCharType="end"/>
       </w:r>
@@ -978,7 +1183,9 @@
         <w:tabs>
           <w:tab w:val="right" w:leader="dot" w:pos="9016"/>
         </w:tabs>
-        <w:rPr>
+        <w:spacing w:line="360" w:lineRule="auto"/>
+        <w:rPr>
+          <w:rFonts w:ascii="Times New Roman" w:hAnsi="Times New Roman" w:cs="Times New Roman"/>
           <w:noProof/>
           <w:kern w:val="2"/>
           <w:sz w:val="24"/>
@@ -993,48 +1200,71 @@
           <w:b/>
           <w:bCs/>
           <w:noProof/>
+          <w:sz w:val="24"/>
+          <w:szCs w:val="24"/>
           <w:u w:val="single"/>
         </w:rPr>
         <w:t>Lesson 1- Reading and Exploring a CSV Dataset Using Python</w:t>
       </w:r>
       <w:r>
         <w:rPr>
+          <w:rFonts w:ascii="Times New Roman" w:hAnsi="Times New Roman" w:cs="Times New Roman"/>
           <w:noProof/>
+          <w:sz w:val="24"/>
+          <w:szCs w:val="24"/>
         </w:rPr>
         <w:tab/>
       </w:r>
       <w:r>
         <w:rPr>
+          <w:rFonts w:ascii="Times New Roman" w:hAnsi="Times New Roman" w:cs="Times New Roman"/>
           <w:noProof/>
+          <w:sz w:val="24"/>
+          <w:szCs w:val="24"/>
         </w:rPr>
         <w:fldChar w:fldCharType="begin"/>
       </w:r>
       <w:r>
         <w:rPr>
+          <w:rFonts w:ascii="Times New Roman" w:hAnsi="Times New Roman" w:cs="Times New Roman"/>
           <w:noProof/>
-        </w:rPr>
-        <w:instrText xml:space="preserve"> PAGEREF _Toc236840976 \h </w:instrText>
-      </w:r>
-      <w:r>
-        <w:rPr>
+          <w:sz w:val="24"/>
+          <w:szCs w:val="24"/>
+        </w:rPr>
+        <w:instrText xml:space="preserve"> PAGEREF _Toc236928103 \h </w:instrText>
+      </w:r>
+      <w:r>
+        <w:rPr>
+          <w:rFonts w:ascii="Times New Roman" w:hAnsi="Times New Roman" w:cs="Times New Roman"/>
           <w:noProof/>
-        </w:rPr>
-      </w:r>
-      <w:r>
-        <w:rPr>
+          <w:sz w:val="24"/>
+          <w:szCs w:val="24"/>
+        </w:rPr>
+      </w:r>
+      <w:r>
+        <w:rPr>
+          <w:rFonts w:ascii="Times New Roman" w:hAnsi="Times New Roman" w:cs="Times New Roman"/>
           <w:noProof/>
+          <w:sz w:val="24"/>
+          <w:szCs w:val="24"/>
         </w:rPr>
         <w:fldChar w:fldCharType="separate"/>
       </w:r>
       <w:r>
         <w:rPr>
+          <w:rFonts w:ascii="Times New Roman" w:hAnsi="Times New Roman" w:cs="Times New Roman"/>
           <w:noProof/>
+          <w:sz w:val="24"/>
+          <w:szCs w:val="24"/>
         </w:rPr>
         <w:t>6</w:t>
       </w:r>
       <w:r>
         <w:rPr>
+          <w:rFonts w:ascii="Times New Roman" w:hAnsi="Times New Roman" w:cs="Times New Roman"/>
           <w:noProof/>
+          <w:sz w:val="24"/>
+          <w:szCs w:val="24"/>
         </w:rPr>
         <w:fldChar w:fldCharType="end"/>
       </w:r>
@@ -1045,7 +1275,9 @@
         <w:tabs>
           <w:tab w:val="right" w:leader="dot" w:pos="9016"/>
         </w:tabs>
-        <w:rPr>
+        <w:spacing w:line="360" w:lineRule="auto"/>
+        <w:rPr>
+          <w:rFonts w:ascii="Times New Roman" w:hAnsi="Times New Roman" w:cs="Times New Roman"/>
           <w:noProof/>
           <w:kern w:val="2"/>
           <w:sz w:val="24"/>
@@ -1060,48 +1292,71 @@
           <w:b/>
           <w:bCs/>
           <w:noProof/>
+          <w:sz w:val="24"/>
+          <w:szCs w:val="24"/>
           <w:u w:val="single"/>
         </w:rPr>
         <w:t>Lesson 2 – Understanding the Dataset Structure</w:t>
       </w:r>
       <w:r>
         <w:rPr>
+          <w:rFonts w:ascii="Times New Roman" w:hAnsi="Times New Roman" w:cs="Times New Roman"/>
           <w:noProof/>
+          <w:sz w:val="24"/>
+          <w:szCs w:val="24"/>
         </w:rPr>
         <w:tab/>
       </w:r>
       <w:r>
         <w:rPr>
+          <w:rFonts w:ascii="Times New Roman" w:hAnsi="Times New Roman" w:cs="Times New Roman"/>
           <w:noProof/>
+          <w:sz w:val="24"/>
+          <w:szCs w:val="24"/>
         </w:rPr>
         <w:fldChar w:fldCharType="begin"/>
       </w:r>
       <w:r>
         <w:rPr>
+          <w:rFonts w:ascii="Times New Roman" w:hAnsi="Times New Roman" w:cs="Times New Roman"/>
           <w:noProof/>
-        </w:rPr>
-        <w:instrText xml:space="preserve"> PAGEREF _Toc236840977 \h </w:instrText>
-      </w:r>
-      <w:r>
-        <w:rPr>
+          <w:sz w:val="24"/>
+          <w:szCs w:val="24"/>
+        </w:rPr>
+        <w:instrText xml:space="preserve"> PAGEREF _Toc236928104 \h </w:instrText>
+      </w:r>
+      <w:r>
+        <w:rPr>
+          <w:rFonts w:ascii="Times New Roman" w:hAnsi="Times New Roman" w:cs="Times New Roman"/>
           <w:noProof/>
-        </w:rPr>
-      </w:r>
-      <w:r>
-        <w:rPr>
+          <w:sz w:val="24"/>
+          <w:szCs w:val="24"/>
+        </w:rPr>
+      </w:r>
+      <w:r>
+        <w:rPr>
+          <w:rFonts w:ascii="Times New Roman" w:hAnsi="Times New Roman" w:cs="Times New Roman"/>
           <w:noProof/>
+          <w:sz w:val="24"/>
+          <w:szCs w:val="24"/>
         </w:rPr>
         <w:fldChar w:fldCharType="separate"/>
       </w:r>
       <w:r>
         <w:rPr>
+          <w:rFonts w:ascii="Times New Roman" w:hAnsi="Times New Roman" w:cs="Times New Roman"/>
           <w:noProof/>
+          <w:sz w:val="24"/>
+          <w:szCs w:val="24"/>
         </w:rPr>
         <w:t>10</w:t>
       </w:r>
       <w:r>
         <w:rPr>
+          <w:rFonts w:ascii="Times New Roman" w:hAnsi="Times New Roman" w:cs="Times New Roman"/>
           <w:noProof/>
+          <w:sz w:val="24"/>
+          <w:szCs w:val="24"/>
         </w:rPr>
         <w:fldChar w:fldCharType="end"/>
       </w:r>
@@ -1112,7 +1367,9 @@
         <w:tabs>
           <w:tab w:val="right" w:leader="dot" w:pos="9016"/>
         </w:tabs>
-        <w:rPr>
+        <w:spacing w:line="360" w:lineRule="auto"/>
+        <w:rPr>
+          <w:rFonts w:ascii="Times New Roman" w:hAnsi="Times New Roman" w:cs="Times New Roman"/>
           <w:noProof/>
           <w:kern w:val="2"/>
           <w:sz w:val="24"/>
@@ -1127,48 +1384,71 @@
           <w:b/>
           <w:bCs/>
           <w:noProof/>
+          <w:sz w:val="24"/>
+          <w:szCs w:val="24"/>
           <w:u w:val="single"/>
         </w:rPr>
         <w:t>Lesson 3 – Exploring Player Information</w:t>
       </w:r>
       <w:r>
         <w:rPr>
+          <w:rFonts w:ascii="Times New Roman" w:hAnsi="Times New Roman" w:cs="Times New Roman"/>
           <w:noProof/>
+          <w:sz w:val="24"/>
+          <w:szCs w:val="24"/>
         </w:rPr>
         <w:tab/>
       </w:r>
       <w:r>
         <w:rPr>
+          <w:rFonts w:ascii="Times New Roman" w:hAnsi="Times New Roman" w:cs="Times New Roman"/>
           <w:noProof/>
+          <w:sz w:val="24"/>
+          <w:szCs w:val="24"/>
         </w:rPr>
         <w:fldChar w:fldCharType="begin"/>
       </w:r>
       <w:r>
         <w:rPr>
+          <w:rFonts w:ascii="Times New Roman" w:hAnsi="Times New Roman" w:cs="Times New Roman"/>
           <w:noProof/>
-        </w:rPr>
-        <w:instrText xml:space="preserve"> PAGEREF _Toc236840978 \h </w:instrText>
-      </w:r>
-      <w:r>
-        <w:rPr>
+          <w:sz w:val="24"/>
+          <w:szCs w:val="24"/>
+        </w:rPr>
+        <w:instrText xml:space="preserve"> PAGEREF _Toc236928105 \h </w:instrText>
+      </w:r>
+      <w:r>
+        <w:rPr>
+          <w:rFonts w:ascii="Times New Roman" w:hAnsi="Times New Roman" w:cs="Times New Roman"/>
           <w:noProof/>
-        </w:rPr>
-      </w:r>
-      <w:r>
-        <w:rPr>
+          <w:sz w:val="24"/>
+          <w:szCs w:val="24"/>
+        </w:rPr>
+      </w:r>
+      <w:r>
+        <w:rPr>
+          <w:rFonts w:ascii="Times New Roman" w:hAnsi="Times New Roman" w:cs="Times New Roman"/>
           <w:noProof/>
+          <w:sz w:val="24"/>
+          <w:szCs w:val="24"/>
         </w:rPr>
         <w:fldChar w:fldCharType="separate"/>
       </w:r>
       <w:r>
         <w:rPr>
+          <w:rFonts w:ascii="Times New Roman" w:hAnsi="Times New Roman" w:cs="Times New Roman"/>
           <w:noProof/>
+          <w:sz w:val="24"/>
+          <w:szCs w:val="24"/>
         </w:rPr>
         <w:t>12</w:t>
       </w:r>
       <w:r>
         <w:rPr>
+          <w:rFonts w:ascii="Times New Roman" w:hAnsi="Times New Roman" w:cs="Times New Roman"/>
           <w:noProof/>
+          <w:sz w:val="24"/>
+          <w:szCs w:val="24"/>
         </w:rPr>
         <w:fldChar w:fldCharType="end"/>
       </w:r>
@@ -1179,7 +1459,9 @@
         <w:tabs>
           <w:tab w:val="right" w:leader="dot" w:pos="9016"/>
         </w:tabs>
-        <w:rPr>
+        <w:spacing w:line="360" w:lineRule="auto"/>
+        <w:rPr>
+          <w:rFonts w:ascii="Times New Roman" w:hAnsi="Times New Roman" w:cs="Times New Roman"/>
           <w:noProof/>
           <w:kern w:val="2"/>
           <w:sz w:val="24"/>
@@ -1194,48 +1476,71 @@
           <w:b/>
           <w:bCs/>
           <w:noProof/>
+          <w:sz w:val="24"/>
+          <w:szCs w:val="24"/>
           <w:u w:val="single"/>
         </w:rPr>
         <w:t>Lesson 4: Searching for a Specific Player</w:t>
       </w:r>
       <w:r>
         <w:rPr>
+          <w:rFonts w:ascii="Times New Roman" w:hAnsi="Times New Roman" w:cs="Times New Roman"/>
           <w:noProof/>
+          <w:sz w:val="24"/>
+          <w:szCs w:val="24"/>
         </w:rPr>
         <w:tab/>
       </w:r>
       <w:r>
         <w:rPr>
+          <w:rFonts w:ascii="Times New Roman" w:hAnsi="Times New Roman" w:cs="Times New Roman"/>
           <w:noProof/>
+          <w:sz w:val="24"/>
+          <w:szCs w:val="24"/>
         </w:rPr>
         <w:fldChar w:fldCharType="begin"/>
       </w:r>
       <w:r>
         <w:rPr>
+          <w:rFonts w:ascii="Times New Roman" w:hAnsi="Times New Roman" w:cs="Times New Roman"/>
           <w:noProof/>
-        </w:rPr>
-        <w:instrText xml:space="preserve"> PAGEREF _Toc236840979 \h </w:instrText>
-      </w:r>
-      <w:r>
-        <w:rPr>
+          <w:sz w:val="24"/>
+          <w:szCs w:val="24"/>
+        </w:rPr>
+        <w:instrText xml:space="preserve"> PAGEREF _Toc236928106 \h </w:instrText>
+      </w:r>
+      <w:r>
+        <w:rPr>
+          <w:rFonts w:ascii="Times New Roman" w:hAnsi="Times New Roman" w:cs="Times New Roman"/>
           <w:noProof/>
-        </w:rPr>
-      </w:r>
-      <w:r>
-        <w:rPr>
+          <w:sz w:val="24"/>
+          <w:szCs w:val="24"/>
+        </w:rPr>
+      </w:r>
+      <w:r>
+        <w:rPr>
+          <w:rFonts w:ascii="Times New Roman" w:hAnsi="Times New Roman" w:cs="Times New Roman"/>
           <w:noProof/>
+          <w:sz w:val="24"/>
+          <w:szCs w:val="24"/>
         </w:rPr>
         <w:fldChar w:fldCharType="separate"/>
       </w:r>
       <w:r>
         <w:rPr>
+          <w:rFonts w:ascii="Times New Roman" w:hAnsi="Times New Roman" w:cs="Times New Roman"/>
           <w:noProof/>
+          <w:sz w:val="24"/>
+          <w:szCs w:val="24"/>
         </w:rPr>
         <w:t>15</w:t>
       </w:r>
       <w:r>
         <w:rPr>
+          <w:rFonts w:ascii="Times New Roman" w:hAnsi="Times New Roman" w:cs="Times New Roman"/>
           <w:noProof/>
+          <w:sz w:val="24"/>
+          <w:szCs w:val="24"/>
         </w:rPr>
         <w:fldChar w:fldCharType="end"/>
       </w:r>
@@ -1246,7 +1551,9 @@
         <w:tabs>
           <w:tab w:val="right" w:leader="dot" w:pos="9016"/>
         </w:tabs>
-        <w:rPr>
+        <w:spacing w:line="360" w:lineRule="auto"/>
+        <w:rPr>
+          <w:rFonts w:ascii="Times New Roman" w:hAnsi="Times New Roman" w:cs="Times New Roman"/>
           <w:noProof/>
           <w:kern w:val="2"/>
           <w:sz w:val="24"/>
@@ -1261,48 +1568,71 @@
           <w:b/>
           <w:bCs/>
           <w:noProof/>
+          <w:sz w:val="24"/>
+          <w:szCs w:val="24"/>
           <w:u w:val="single"/>
         </w:rPr>
         <w:t>Lesson 5: Building a Menu-Driven Application</w:t>
       </w:r>
       <w:r>
         <w:rPr>
+          <w:rFonts w:ascii="Times New Roman" w:hAnsi="Times New Roman" w:cs="Times New Roman"/>
           <w:noProof/>
+          <w:sz w:val="24"/>
+          <w:szCs w:val="24"/>
         </w:rPr>
         <w:tab/>
       </w:r>
       <w:r>
         <w:rPr>
+          <w:rFonts w:ascii="Times New Roman" w:hAnsi="Times New Roman" w:cs="Times New Roman"/>
           <w:noProof/>
+          <w:sz w:val="24"/>
+          <w:szCs w:val="24"/>
         </w:rPr>
         <w:fldChar w:fldCharType="begin"/>
       </w:r>
       <w:r>
         <w:rPr>
+          <w:rFonts w:ascii="Times New Roman" w:hAnsi="Times New Roman" w:cs="Times New Roman"/>
           <w:noProof/>
-        </w:rPr>
-        <w:instrText xml:space="preserve"> PAGEREF _Toc236840980 \h </w:instrText>
-      </w:r>
-      <w:r>
-        <w:rPr>
+          <w:sz w:val="24"/>
+          <w:szCs w:val="24"/>
+        </w:rPr>
+        <w:instrText xml:space="preserve"> PAGEREF _Toc236928107 \h </w:instrText>
+      </w:r>
+      <w:r>
+        <w:rPr>
+          <w:rFonts w:ascii="Times New Roman" w:hAnsi="Times New Roman" w:cs="Times New Roman"/>
           <w:noProof/>
-        </w:rPr>
-      </w:r>
-      <w:r>
-        <w:rPr>
+          <w:sz w:val="24"/>
+          <w:szCs w:val="24"/>
+        </w:rPr>
+      </w:r>
+      <w:r>
+        <w:rPr>
+          <w:rFonts w:ascii="Times New Roman" w:hAnsi="Times New Roman" w:cs="Times New Roman"/>
           <w:noProof/>
+          <w:sz w:val="24"/>
+          <w:szCs w:val="24"/>
         </w:rPr>
         <w:fldChar w:fldCharType="separate"/>
       </w:r>
       <w:r>
         <w:rPr>
+          <w:rFonts w:ascii="Times New Roman" w:hAnsi="Times New Roman" w:cs="Times New Roman"/>
           <w:noProof/>
+          <w:sz w:val="24"/>
+          <w:szCs w:val="24"/>
         </w:rPr>
         <w:t>16</w:t>
       </w:r>
       <w:r>
         <w:rPr>
+          <w:rFonts w:ascii="Times New Roman" w:hAnsi="Times New Roman" w:cs="Times New Roman"/>
           <w:noProof/>
+          <w:sz w:val="24"/>
+          <w:szCs w:val="24"/>
         </w:rPr>
         <w:fldChar w:fldCharType="end"/>
       </w:r>
@@ -1313,7 +1643,9 @@
         <w:tabs>
           <w:tab w:val="right" w:leader="dot" w:pos="9016"/>
         </w:tabs>
-        <w:rPr>
+        <w:spacing w:line="360" w:lineRule="auto"/>
+        <w:rPr>
+          <w:rFonts w:ascii="Times New Roman" w:hAnsi="Times New Roman" w:cs="Times New Roman"/>
           <w:noProof/>
           <w:kern w:val="2"/>
           <w:sz w:val="24"/>
@@ -1328,48 +1660,71 @@
           <w:b/>
           <w:bCs/>
           <w:noProof/>
+          <w:sz w:val="24"/>
+          <w:szCs w:val="24"/>
           <w:u w:val="single"/>
         </w:rPr>
         <w:t>Lesson 6: Combining the Menu with Your Dataset</w:t>
       </w:r>
       <w:r>
         <w:rPr>
+          <w:rFonts w:ascii="Times New Roman" w:hAnsi="Times New Roman" w:cs="Times New Roman"/>
           <w:noProof/>
+          <w:sz w:val="24"/>
+          <w:szCs w:val="24"/>
         </w:rPr>
         <w:tab/>
       </w:r>
       <w:r>
         <w:rPr>
+          <w:rFonts w:ascii="Times New Roman" w:hAnsi="Times New Roman" w:cs="Times New Roman"/>
           <w:noProof/>
+          <w:sz w:val="24"/>
+          <w:szCs w:val="24"/>
         </w:rPr>
         <w:fldChar w:fldCharType="begin"/>
       </w:r>
       <w:r>
         <w:rPr>
+          <w:rFonts w:ascii="Times New Roman" w:hAnsi="Times New Roman" w:cs="Times New Roman"/>
           <w:noProof/>
-        </w:rPr>
-        <w:instrText xml:space="preserve"> PAGEREF _Toc236840981 \h </w:instrText>
-      </w:r>
-      <w:r>
-        <w:rPr>
+          <w:sz w:val="24"/>
+          <w:szCs w:val="24"/>
+        </w:rPr>
+        <w:instrText xml:space="preserve"> PAGEREF _Toc236928108 \h </w:instrText>
+      </w:r>
+      <w:r>
+        <w:rPr>
+          <w:rFonts w:ascii="Times New Roman" w:hAnsi="Times New Roman" w:cs="Times New Roman"/>
           <w:noProof/>
-        </w:rPr>
-      </w:r>
-      <w:r>
-        <w:rPr>
+          <w:sz w:val="24"/>
+          <w:szCs w:val="24"/>
+        </w:rPr>
+      </w:r>
+      <w:r>
+        <w:rPr>
+          <w:rFonts w:ascii="Times New Roman" w:hAnsi="Times New Roman" w:cs="Times New Roman"/>
           <w:noProof/>
+          <w:sz w:val="24"/>
+          <w:szCs w:val="24"/>
         </w:rPr>
         <w:fldChar w:fldCharType="separate"/>
       </w:r>
       <w:r>
         <w:rPr>
+          <w:rFonts w:ascii="Times New Roman" w:hAnsi="Times New Roman" w:cs="Times New Roman"/>
           <w:noProof/>
+          <w:sz w:val="24"/>
+          <w:szCs w:val="24"/>
         </w:rPr>
         <w:t>19</w:t>
       </w:r>
       <w:r>
         <w:rPr>
+          <w:rFonts w:ascii="Times New Roman" w:hAnsi="Times New Roman" w:cs="Times New Roman"/>
           <w:noProof/>
+          <w:sz w:val="24"/>
+          <w:szCs w:val="24"/>
         </w:rPr>
         <w:fldChar w:fldCharType="end"/>
       </w:r>
@@ -1380,7 +1735,9 @@
         <w:tabs>
           <w:tab w:val="right" w:leader="dot" w:pos="9016"/>
         </w:tabs>
-        <w:rPr>
+        <w:spacing w:line="360" w:lineRule="auto"/>
+        <w:rPr>
+          <w:rFonts w:ascii="Times New Roman" w:hAnsi="Times New Roman" w:cs="Times New Roman"/>
           <w:noProof/>
           <w:kern w:val="2"/>
           <w:sz w:val="24"/>
@@ -1395,48 +1752,71 @@
           <w:b/>
           <w:bCs/>
           <w:noProof/>
+          <w:sz w:val="24"/>
+          <w:szCs w:val="24"/>
           <w:u w:val="single"/>
         </w:rPr>
         <w:t>Lesson 7 – Functions</w:t>
       </w:r>
       <w:r>
         <w:rPr>
+          <w:rFonts w:ascii="Times New Roman" w:hAnsi="Times New Roman" w:cs="Times New Roman"/>
           <w:noProof/>
+          <w:sz w:val="24"/>
+          <w:szCs w:val="24"/>
         </w:rPr>
         <w:tab/>
       </w:r>
       <w:r>
         <w:rPr>
+          <w:rFonts w:ascii="Times New Roman" w:hAnsi="Times New Roman" w:cs="Times New Roman"/>
           <w:noProof/>
+          <w:sz w:val="24"/>
+          <w:szCs w:val="24"/>
         </w:rPr>
         <w:fldChar w:fldCharType="begin"/>
       </w:r>
       <w:r>
         <w:rPr>
+          <w:rFonts w:ascii="Times New Roman" w:hAnsi="Times New Roman" w:cs="Times New Roman"/>
           <w:noProof/>
-        </w:rPr>
-        <w:instrText xml:space="preserve"> PAGEREF _Toc236840982 \h </w:instrText>
-      </w:r>
-      <w:r>
-        <w:rPr>
+          <w:sz w:val="24"/>
+          <w:szCs w:val="24"/>
+        </w:rPr>
+        <w:instrText xml:space="preserve"> PAGEREF _Toc236928109 \h </w:instrText>
+      </w:r>
+      <w:r>
+        <w:rPr>
+          <w:rFonts w:ascii="Times New Roman" w:hAnsi="Times New Roman" w:cs="Times New Roman"/>
           <w:noProof/>
-        </w:rPr>
-      </w:r>
-      <w:r>
-        <w:rPr>
+          <w:sz w:val="24"/>
+          <w:szCs w:val="24"/>
+        </w:rPr>
+      </w:r>
+      <w:r>
+        <w:rPr>
+          <w:rFonts w:ascii="Times New Roman" w:hAnsi="Times New Roman" w:cs="Times New Roman"/>
           <w:noProof/>
+          <w:sz w:val="24"/>
+          <w:szCs w:val="24"/>
         </w:rPr>
         <w:fldChar w:fldCharType="separate"/>
       </w:r>
       <w:r>
         <w:rPr>
+          <w:rFonts w:ascii="Times New Roman" w:hAnsi="Times New Roman" w:cs="Times New Roman"/>
           <w:noProof/>
+          <w:sz w:val="24"/>
+          <w:szCs w:val="24"/>
         </w:rPr>
         <w:t>20</w:t>
       </w:r>
       <w:r>
         <w:rPr>
+          <w:rFonts w:ascii="Times New Roman" w:hAnsi="Times New Roman" w:cs="Times New Roman"/>
           <w:noProof/>
+          <w:sz w:val="24"/>
+          <w:szCs w:val="24"/>
         </w:rPr>
         <w:fldChar w:fldCharType="end"/>
       </w:r>
@@ -1447,7 +1827,9 @@
         <w:tabs>
           <w:tab w:val="right" w:leader="dot" w:pos="9016"/>
         </w:tabs>
-        <w:rPr>
+        <w:spacing w:line="360" w:lineRule="auto"/>
+        <w:rPr>
+          <w:rFonts w:ascii="Times New Roman" w:hAnsi="Times New Roman" w:cs="Times New Roman"/>
           <w:noProof/>
           <w:kern w:val="2"/>
           <w:sz w:val="24"/>
@@ -1462,48 +1844,71 @@
           <w:b/>
           <w:bCs/>
           <w:noProof/>
+          <w:sz w:val="24"/>
+          <w:szCs w:val="24"/>
           <w:u w:val="single"/>
         </w:rPr>
         <w:t>Lesson 8 – Dataset Information Function</w:t>
       </w:r>
       <w:r>
         <w:rPr>
+          <w:rFonts w:ascii="Times New Roman" w:hAnsi="Times New Roman" w:cs="Times New Roman"/>
           <w:noProof/>
+          <w:sz w:val="24"/>
+          <w:szCs w:val="24"/>
         </w:rPr>
         <w:tab/>
       </w:r>
       <w:r>
         <w:rPr>
+          <w:rFonts w:ascii="Times New Roman" w:hAnsi="Times New Roman" w:cs="Times New Roman"/>
           <w:noProof/>
+          <w:sz w:val="24"/>
+          <w:szCs w:val="24"/>
         </w:rPr>
         <w:fldChar w:fldCharType="begin"/>
       </w:r>
       <w:r>
         <w:rPr>
+          <w:rFonts w:ascii="Times New Roman" w:hAnsi="Times New Roman" w:cs="Times New Roman"/>
           <w:noProof/>
-        </w:rPr>
-        <w:instrText xml:space="preserve"> PAGEREF _Toc236840983 \h </w:instrText>
-      </w:r>
-      <w:r>
-        <w:rPr>
+          <w:sz w:val="24"/>
+          <w:szCs w:val="24"/>
+        </w:rPr>
+        <w:instrText xml:space="preserve"> PAGEREF _Toc236928110 \h </w:instrText>
+      </w:r>
+      <w:r>
+        <w:rPr>
+          <w:rFonts w:ascii="Times New Roman" w:hAnsi="Times New Roman" w:cs="Times New Roman"/>
           <w:noProof/>
-        </w:rPr>
-      </w:r>
-      <w:r>
-        <w:rPr>
+          <w:sz w:val="24"/>
+          <w:szCs w:val="24"/>
+        </w:rPr>
+      </w:r>
+      <w:r>
+        <w:rPr>
+          <w:rFonts w:ascii="Times New Roman" w:hAnsi="Times New Roman" w:cs="Times New Roman"/>
           <w:noProof/>
+          <w:sz w:val="24"/>
+          <w:szCs w:val="24"/>
         </w:rPr>
         <w:fldChar w:fldCharType="separate"/>
       </w:r>
       <w:r>
         <w:rPr>
+          <w:rFonts w:ascii="Times New Roman" w:hAnsi="Times New Roman" w:cs="Times New Roman"/>
           <w:noProof/>
+          <w:sz w:val="24"/>
+          <w:szCs w:val="24"/>
         </w:rPr>
         <w:t>22</w:t>
       </w:r>
       <w:r>
         <w:rPr>
+          <w:rFonts w:ascii="Times New Roman" w:hAnsi="Times New Roman" w:cs="Times New Roman"/>
           <w:noProof/>
+          <w:sz w:val="24"/>
+          <w:szCs w:val="24"/>
         </w:rPr>
         <w:fldChar w:fldCharType="end"/>
       </w:r>
@@ -1514,7 +1919,9 @@
         <w:tabs>
           <w:tab w:val="right" w:leader="dot" w:pos="9016"/>
         </w:tabs>
-        <w:rPr>
+        <w:spacing w:line="360" w:lineRule="auto"/>
+        <w:rPr>
+          <w:rFonts w:ascii="Times New Roman" w:hAnsi="Times New Roman" w:cs="Times New Roman"/>
           <w:noProof/>
           <w:kern w:val="2"/>
           <w:sz w:val="24"/>
@@ -1529,48 +1936,71 @@
           <w:b/>
           <w:bCs/>
           <w:noProof/>
+          <w:sz w:val="24"/>
+          <w:szCs w:val="24"/>
           <w:u w:val="single"/>
         </w:rPr>
         <w:t>Lesson 9 – Player Search Function</w:t>
       </w:r>
       <w:r>
         <w:rPr>
+          <w:rFonts w:ascii="Times New Roman" w:hAnsi="Times New Roman" w:cs="Times New Roman"/>
           <w:noProof/>
+          <w:sz w:val="24"/>
+          <w:szCs w:val="24"/>
         </w:rPr>
         <w:tab/>
       </w:r>
       <w:r>
         <w:rPr>
+          <w:rFonts w:ascii="Times New Roman" w:hAnsi="Times New Roman" w:cs="Times New Roman"/>
           <w:noProof/>
+          <w:sz w:val="24"/>
+          <w:szCs w:val="24"/>
         </w:rPr>
         <w:fldChar w:fldCharType="begin"/>
       </w:r>
       <w:r>
         <w:rPr>
+          <w:rFonts w:ascii="Times New Roman" w:hAnsi="Times New Roman" w:cs="Times New Roman"/>
           <w:noProof/>
-        </w:rPr>
-        <w:instrText xml:space="preserve"> PAGEREF _Toc236840984 \h </w:instrText>
-      </w:r>
-      <w:r>
-        <w:rPr>
+          <w:sz w:val="24"/>
+          <w:szCs w:val="24"/>
+        </w:rPr>
+        <w:instrText xml:space="preserve"> PAGEREF _Toc236928111 \h </w:instrText>
+      </w:r>
+      <w:r>
+        <w:rPr>
+          <w:rFonts w:ascii="Times New Roman" w:hAnsi="Times New Roman" w:cs="Times New Roman"/>
           <w:noProof/>
-        </w:rPr>
-      </w:r>
-      <w:r>
-        <w:rPr>
+          <w:sz w:val="24"/>
+          <w:szCs w:val="24"/>
+        </w:rPr>
+      </w:r>
+      <w:r>
+        <w:rPr>
+          <w:rFonts w:ascii="Times New Roman" w:hAnsi="Times New Roman" w:cs="Times New Roman"/>
           <w:noProof/>
+          <w:sz w:val="24"/>
+          <w:szCs w:val="24"/>
         </w:rPr>
         <w:fldChar w:fldCharType="separate"/>
       </w:r>
       <w:r>
         <w:rPr>
+          <w:rFonts w:ascii="Times New Roman" w:hAnsi="Times New Roman" w:cs="Times New Roman"/>
           <w:noProof/>
+          <w:sz w:val="24"/>
+          <w:szCs w:val="24"/>
         </w:rPr>
         <w:t>23</w:t>
       </w:r>
       <w:r>
         <w:rPr>
+          <w:rFonts w:ascii="Times New Roman" w:hAnsi="Times New Roman" w:cs="Times New Roman"/>
           <w:noProof/>
+          <w:sz w:val="24"/>
+          <w:szCs w:val="24"/>
         </w:rPr>
         <w:fldChar w:fldCharType="end"/>
       </w:r>
@@ -1581,7 +2011,9 @@
         <w:tabs>
           <w:tab w:val="right" w:leader="dot" w:pos="9016"/>
         </w:tabs>
-        <w:rPr>
+        <w:spacing w:line="360" w:lineRule="auto"/>
+        <w:rPr>
+          <w:rFonts w:ascii="Times New Roman" w:hAnsi="Times New Roman" w:cs="Times New Roman"/>
           <w:noProof/>
           <w:kern w:val="2"/>
           <w:sz w:val="24"/>
@@ -1596,48 +2028,71 @@
           <w:b/>
           <w:bCs/>
           <w:noProof/>
+          <w:sz w:val="24"/>
+          <w:szCs w:val="24"/>
           <w:u w:val="single"/>
         </w:rPr>
         <w:t>Lesson 10 – Keep the Menu Running</w:t>
       </w:r>
       <w:r>
         <w:rPr>
+          <w:rFonts w:ascii="Times New Roman" w:hAnsi="Times New Roman" w:cs="Times New Roman"/>
           <w:noProof/>
+          <w:sz w:val="24"/>
+          <w:szCs w:val="24"/>
         </w:rPr>
         <w:tab/>
       </w:r>
       <w:r>
         <w:rPr>
+          <w:rFonts w:ascii="Times New Roman" w:hAnsi="Times New Roman" w:cs="Times New Roman"/>
           <w:noProof/>
+          <w:sz w:val="24"/>
+          <w:szCs w:val="24"/>
         </w:rPr>
         <w:fldChar w:fldCharType="begin"/>
       </w:r>
       <w:r>
         <w:rPr>
+          <w:rFonts w:ascii="Times New Roman" w:hAnsi="Times New Roman" w:cs="Times New Roman"/>
           <w:noProof/>
-        </w:rPr>
-        <w:instrText xml:space="preserve"> PAGEREF _Toc236840985 \h </w:instrText>
-      </w:r>
-      <w:r>
-        <w:rPr>
+          <w:sz w:val="24"/>
+          <w:szCs w:val="24"/>
+        </w:rPr>
+        <w:instrText xml:space="preserve"> PAGEREF _Toc236928112 \h </w:instrText>
+      </w:r>
+      <w:r>
+        <w:rPr>
+          <w:rFonts w:ascii="Times New Roman" w:hAnsi="Times New Roman" w:cs="Times New Roman"/>
           <w:noProof/>
-        </w:rPr>
-      </w:r>
-      <w:r>
-        <w:rPr>
+          <w:sz w:val="24"/>
+          <w:szCs w:val="24"/>
+        </w:rPr>
+      </w:r>
+      <w:r>
+        <w:rPr>
+          <w:rFonts w:ascii="Times New Roman" w:hAnsi="Times New Roman" w:cs="Times New Roman"/>
           <w:noProof/>
+          <w:sz w:val="24"/>
+          <w:szCs w:val="24"/>
         </w:rPr>
         <w:fldChar w:fldCharType="separate"/>
       </w:r>
       <w:r>
         <w:rPr>
+          <w:rFonts w:ascii="Times New Roman" w:hAnsi="Times New Roman" w:cs="Times New Roman"/>
           <w:noProof/>
+          <w:sz w:val="24"/>
+          <w:szCs w:val="24"/>
         </w:rPr>
         <w:t>25</w:t>
       </w:r>
       <w:r>
         <w:rPr>
+          <w:rFonts w:ascii="Times New Roman" w:hAnsi="Times New Roman" w:cs="Times New Roman"/>
           <w:noProof/>
+          <w:sz w:val="24"/>
+          <w:szCs w:val="24"/>
         </w:rPr>
         <w:fldChar w:fldCharType="end"/>
       </w:r>
@@ -1648,7 +2103,9 @@
         <w:tabs>
           <w:tab w:val="right" w:leader="dot" w:pos="9016"/>
         </w:tabs>
-        <w:rPr>
+        <w:spacing w:line="360" w:lineRule="auto"/>
+        <w:rPr>
+          <w:rFonts w:ascii="Times New Roman" w:hAnsi="Times New Roman" w:cs="Times New Roman"/>
           <w:noProof/>
           <w:kern w:val="2"/>
           <w:sz w:val="24"/>
@@ -1663,48 +2120,71 @@
           <w:b/>
           <w:bCs/>
           <w:noProof/>
+          <w:sz w:val="24"/>
+          <w:szCs w:val="24"/>
           <w:u w:val="single"/>
         </w:rPr>
         <w:t>Lesson 11 – Flexible Player Search</w:t>
       </w:r>
       <w:r>
         <w:rPr>
+          <w:rFonts w:ascii="Times New Roman" w:hAnsi="Times New Roman" w:cs="Times New Roman"/>
           <w:noProof/>
+          <w:sz w:val="24"/>
+          <w:szCs w:val="24"/>
         </w:rPr>
         <w:tab/>
       </w:r>
       <w:r>
         <w:rPr>
+          <w:rFonts w:ascii="Times New Roman" w:hAnsi="Times New Roman" w:cs="Times New Roman"/>
           <w:noProof/>
+          <w:sz w:val="24"/>
+          <w:szCs w:val="24"/>
         </w:rPr>
         <w:fldChar w:fldCharType="begin"/>
       </w:r>
       <w:r>
         <w:rPr>
+          <w:rFonts w:ascii="Times New Roman" w:hAnsi="Times New Roman" w:cs="Times New Roman"/>
           <w:noProof/>
-        </w:rPr>
-        <w:instrText xml:space="preserve"> PAGEREF _Toc236840986 \h </w:instrText>
-      </w:r>
-      <w:r>
-        <w:rPr>
+          <w:sz w:val="24"/>
+          <w:szCs w:val="24"/>
+        </w:rPr>
+        <w:instrText xml:space="preserve"> PAGEREF _Toc236928113 \h </w:instrText>
+      </w:r>
+      <w:r>
+        <w:rPr>
+          <w:rFonts w:ascii="Times New Roman" w:hAnsi="Times New Roman" w:cs="Times New Roman"/>
           <w:noProof/>
-        </w:rPr>
-      </w:r>
-      <w:r>
-        <w:rPr>
+          <w:sz w:val="24"/>
+          <w:szCs w:val="24"/>
+        </w:rPr>
+      </w:r>
+      <w:r>
+        <w:rPr>
+          <w:rFonts w:ascii="Times New Roman" w:hAnsi="Times New Roman" w:cs="Times New Roman"/>
           <w:noProof/>
+          <w:sz w:val="24"/>
+          <w:szCs w:val="24"/>
         </w:rPr>
         <w:fldChar w:fldCharType="separate"/>
       </w:r>
       <w:r>
         <w:rPr>
+          <w:rFonts w:ascii="Times New Roman" w:hAnsi="Times New Roman" w:cs="Times New Roman"/>
           <w:noProof/>
+          <w:sz w:val="24"/>
+          <w:szCs w:val="24"/>
         </w:rPr>
         <w:t>25</w:t>
       </w:r>
       <w:r>
         <w:rPr>
+          <w:rFonts w:ascii="Times New Roman" w:hAnsi="Times New Roman" w:cs="Times New Roman"/>
           <w:noProof/>
+          <w:sz w:val="24"/>
+          <w:szCs w:val="24"/>
         </w:rPr>
         <w:fldChar w:fldCharType="end"/>
       </w:r>
@@ -1715,7 +2195,9 @@
         <w:tabs>
           <w:tab w:val="right" w:leader="dot" w:pos="9016"/>
         </w:tabs>
-        <w:rPr>
+        <w:spacing w:line="360" w:lineRule="auto"/>
+        <w:rPr>
+          <w:rFonts w:ascii="Times New Roman" w:hAnsi="Times New Roman" w:cs="Times New Roman"/>
           <w:noProof/>
           <w:kern w:val="2"/>
           <w:sz w:val="24"/>
@@ -1730,48 +2212,71 @@
           <w:b/>
           <w:bCs/>
           <w:noProof/>
+          <w:sz w:val="24"/>
+          <w:szCs w:val="24"/>
           <w:u w:val="single"/>
         </w:rPr>
         <w:t>Phase 2 - Exploratory Data Analysis (EDA)</w:t>
       </w:r>
       <w:r>
         <w:rPr>
+          <w:rFonts w:ascii="Times New Roman" w:hAnsi="Times New Roman" w:cs="Times New Roman"/>
           <w:noProof/>
+          <w:sz w:val="24"/>
+          <w:szCs w:val="24"/>
         </w:rPr>
         <w:tab/>
       </w:r>
       <w:r>
         <w:rPr>
+          <w:rFonts w:ascii="Times New Roman" w:hAnsi="Times New Roman" w:cs="Times New Roman"/>
           <w:noProof/>
+          <w:sz w:val="24"/>
+          <w:szCs w:val="24"/>
         </w:rPr>
         <w:fldChar w:fldCharType="begin"/>
       </w:r>
       <w:r>
         <w:rPr>
+          <w:rFonts w:ascii="Times New Roman" w:hAnsi="Times New Roman" w:cs="Times New Roman"/>
           <w:noProof/>
-        </w:rPr>
-        <w:instrText xml:space="preserve"> PAGEREF _Toc236840987 \h </w:instrText>
-      </w:r>
-      <w:r>
-        <w:rPr>
+          <w:sz w:val="24"/>
+          <w:szCs w:val="24"/>
+        </w:rPr>
+        <w:instrText xml:space="preserve"> PAGEREF _Toc236928114 \h </w:instrText>
+      </w:r>
+      <w:r>
+        <w:rPr>
+          <w:rFonts w:ascii="Times New Roman" w:hAnsi="Times New Roman" w:cs="Times New Roman"/>
           <w:noProof/>
-        </w:rPr>
-      </w:r>
-      <w:r>
-        <w:rPr>
+          <w:sz w:val="24"/>
+          <w:szCs w:val="24"/>
+        </w:rPr>
+      </w:r>
+      <w:r>
+        <w:rPr>
+          <w:rFonts w:ascii="Times New Roman" w:hAnsi="Times New Roman" w:cs="Times New Roman"/>
           <w:noProof/>
+          <w:sz w:val="24"/>
+          <w:szCs w:val="24"/>
         </w:rPr>
         <w:fldChar w:fldCharType="separate"/>
       </w:r>
       <w:r>
         <w:rPr>
+          <w:rFonts w:ascii="Times New Roman" w:hAnsi="Times New Roman" w:cs="Times New Roman"/>
           <w:noProof/>
+          <w:sz w:val="24"/>
+          <w:szCs w:val="24"/>
         </w:rPr>
         <w:t>26</w:t>
       </w:r>
       <w:r>
         <w:rPr>
+          <w:rFonts w:ascii="Times New Roman" w:hAnsi="Times New Roman" w:cs="Times New Roman"/>
           <w:noProof/>
+          <w:sz w:val="24"/>
+          <w:szCs w:val="24"/>
         </w:rPr>
         <w:fldChar w:fldCharType="end"/>
       </w:r>
@@ -1782,7 +2287,9 @@
         <w:tabs>
           <w:tab w:val="right" w:leader="dot" w:pos="9016"/>
         </w:tabs>
-        <w:rPr>
+        <w:spacing w:line="360" w:lineRule="auto"/>
+        <w:rPr>
+          <w:rFonts w:ascii="Times New Roman" w:hAnsi="Times New Roman" w:cs="Times New Roman"/>
           <w:noProof/>
           <w:kern w:val="2"/>
           <w:sz w:val="24"/>
@@ -1794,48 +2301,74 @@
       <w:r>
         <w:rPr>
           <w:rFonts w:ascii="Times New Roman" w:hAnsi="Times New Roman" w:cs="Times New Roman"/>
+          <w:b/>
+          <w:bCs/>
           <w:noProof/>
+          <w:sz w:val="24"/>
+          <w:szCs w:val="24"/>
+          <w:u w:val="single"/>
         </w:rPr>
         <w:t>Lesson 12 – Understanding the Data</w:t>
       </w:r>
       <w:r>
         <w:rPr>
+          <w:rFonts w:ascii="Times New Roman" w:hAnsi="Times New Roman" w:cs="Times New Roman"/>
           <w:noProof/>
+          <w:sz w:val="24"/>
+          <w:szCs w:val="24"/>
         </w:rPr>
         <w:tab/>
       </w:r>
       <w:r>
         <w:rPr>
+          <w:rFonts w:ascii="Times New Roman" w:hAnsi="Times New Roman" w:cs="Times New Roman"/>
           <w:noProof/>
+          <w:sz w:val="24"/>
+          <w:szCs w:val="24"/>
         </w:rPr>
         <w:fldChar w:fldCharType="begin"/>
       </w:r>
       <w:r>
         <w:rPr>
+          <w:rFonts w:ascii="Times New Roman" w:hAnsi="Times New Roman" w:cs="Times New Roman"/>
           <w:noProof/>
-        </w:rPr>
-        <w:instrText xml:space="preserve"> PAGEREF _Toc236840988 \h </w:instrText>
-      </w:r>
-      <w:r>
-        <w:rPr>
+          <w:sz w:val="24"/>
+          <w:szCs w:val="24"/>
+        </w:rPr>
+        <w:instrText xml:space="preserve"> PAGEREF _Toc236928115 \h </w:instrText>
+      </w:r>
+      <w:r>
+        <w:rPr>
+          <w:rFonts w:ascii="Times New Roman" w:hAnsi="Times New Roman" w:cs="Times New Roman"/>
           <w:noProof/>
-        </w:rPr>
-      </w:r>
-      <w:r>
-        <w:rPr>
+          <w:sz w:val="24"/>
+          <w:szCs w:val="24"/>
+        </w:rPr>
+      </w:r>
+      <w:r>
+        <w:rPr>
+          <w:rFonts w:ascii="Times New Roman" w:hAnsi="Times New Roman" w:cs="Times New Roman"/>
           <w:noProof/>
+          <w:sz w:val="24"/>
+          <w:szCs w:val="24"/>
         </w:rPr>
         <w:fldChar w:fldCharType="separate"/>
       </w:r>
       <w:r>
         <w:rPr>
+          <w:rFonts w:ascii="Times New Roman" w:hAnsi="Times New Roman" w:cs="Times New Roman"/>
           <w:noProof/>
+          <w:sz w:val="24"/>
+          <w:szCs w:val="24"/>
         </w:rPr>
         <w:t>27</w:t>
       </w:r>
       <w:r>
         <w:rPr>
+          <w:rFonts w:ascii="Times New Roman" w:hAnsi="Times New Roman" w:cs="Times New Roman"/>
           <w:noProof/>
+          <w:sz w:val="24"/>
+          <w:szCs w:val="24"/>
         </w:rPr>
         <w:fldChar w:fldCharType="end"/>
       </w:r>
@@ -1846,7 +2379,9 @@
         <w:tabs>
           <w:tab w:val="right" w:leader="dot" w:pos="9016"/>
         </w:tabs>
-        <w:rPr>
+        <w:spacing w:line="360" w:lineRule="auto"/>
+        <w:rPr>
+          <w:rFonts w:ascii="Times New Roman" w:hAnsi="Times New Roman" w:cs="Times New Roman"/>
           <w:noProof/>
           <w:kern w:val="2"/>
           <w:sz w:val="24"/>
@@ -1858,48 +2393,74 @@
       <w:r>
         <w:rPr>
           <w:rFonts w:ascii="Times New Roman" w:hAnsi="Times New Roman" w:cs="Times New Roman"/>
+          <w:b/>
+          <w:bCs/>
           <w:noProof/>
+          <w:sz w:val="24"/>
+          <w:szCs w:val="24"/>
+          <w:u w:val="single"/>
         </w:rPr>
         <w:t>Lesson 13- Analysis 2: Average Player Age</w:t>
       </w:r>
       <w:r>
         <w:rPr>
+          <w:rFonts w:ascii="Times New Roman" w:hAnsi="Times New Roman" w:cs="Times New Roman"/>
           <w:noProof/>
+          <w:sz w:val="24"/>
+          <w:szCs w:val="24"/>
         </w:rPr>
         <w:tab/>
       </w:r>
       <w:r>
         <w:rPr>
+          <w:rFonts w:ascii="Times New Roman" w:hAnsi="Times New Roman" w:cs="Times New Roman"/>
           <w:noProof/>
+          <w:sz w:val="24"/>
+          <w:szCs w:val="24"/>
         </w:rPr>
         <w:fldChar w:fldCharType="begin"/>
       </w:r>
       <w:r>
         <w:rPr>
+          <w:rFonts w:ascii="Times New Roman" w:hAnsi="Times New Roman" w:cs="Times New Roman"/>
           <w:noProof/>
-        </w:rPr>
-        <w:instrText xml:space="preserve"> PAGEREF _Toc236840989 \h </w:instrText>
-      </w:r>
-      <w:r>
-        <w:rPr>
+          <w:sz w:val="24"/>
+          <w:szCs w:val="24"/>
+        </w:rPr>
+        <w:instrText xml:space="preserve"> PAGEREF _Toc236928116 \h </w:instrText>
+      </w:r>
+      <w:r>
+        <w:rPr>
+          <w:rFonts w:ascii="Times New Roman" w:hAnsi="Times New Roman" w:cs="Times New Roman"/>
           <w:noProof/>
-        </w:rPr>
-      </w:r>
-      <w:r>
-        <w:rPr>
+          <w:sz w:val="24"/>
+          <w:szCs w:val="24"/>
+        </w:rPr>
+      </w:r>
+      <w:r>
+        <w:rPr>
+          <w:rFonts w:ascii="Times New Roman" w:hAnsi="Times New Roman" w:cs="Times New Roman"/>
           <w:noProof/>
+          <w:sz w:val="24"/>
+          <w:szCs w:val="24"/>
         </w:rPr>
         <w:fldChar w:fldCharType="separate"/>
       </w:r>
       <w:r>
         <w:rPr>
+          <w:rFonts w:ascii="Times New Roman" w:hAnsi="Times New Roman" w:cs="Times New Roman"/>
           <w:noProof/>
+          <w:sz w:val="24"/>
+          <w:szCs w:val="24"/>
         </w:rPr>
         <w:t>29</w:t>
       </w:r>
       <w:r>
         <w:rPr>
+          <w:rFonts w:ascii="Times New Roman" w:hAnsi="Times New Roman" w:cs="Times New Roman"/>
           <w:noProof/>
+          <w:sz w:val="24"/>
+          <w:szCs w:val="24"/>
         </w:rPr>
         <w:fldChar w:fldCharType="end"/>
       </w:r>
@@ -1910,7 +2471,9 @@
         <w:tabs>
           <w:tab w:val="right" w:leader="dot" w:pos="9016"/>
         </w:tabs>
-        <w:rPr>
+        <w:spacing w:line="360" w:lineRule="auto"/>
+        <w:rPr>
+          <w:rFonts w:ascii="Times New Roman" w:hAnsi="Times New Roman" w:cs="Times New Roman"/>
           <w:noProof/>
           <w:kern w:val="2"/>
           <w:sz w:val="24"/>
@@ -1921,48 +2484,75 @@
       </w:pPr>
       <w:r>
         <w:rPr>
+          <w:rFonts w:ascii="Times New Roman" w:hAnsi="Times New Roman" w:cs="Times New Roman"/>
+          <w:b/>
+          <w:bCs/>
           <w:noProof/>
+          <w:sz w:val="24"/>
+          <w:szCs w:val="24"/>
+          <w:u w:val="single"/>
         </w:rPr>
         <w:t>Lesson 14: Find the Top Goal Scorer</w:t>
       </w:r>
       <w:r>
         <w:rPr>
+          <w:rFonts w:ascii="Times New Roman" w:hAnsi="Times New Roman" w:cs="Times New Roman"/>
           <w:noProof/>
+          <w:sz w:val="24"/>
+          <w:szCs w:val="24"/>
         </w:rPr>
         <w:tab/>
       </w:r>
       <w:r>
         <w:rPr>
+          <w:rFonts w:ascii="Times New Roman" w:hAnsi="Times New Roman" w:cs="Times New Roman"/>
           <w:noProof/>
+          <w:sz w:val="24"/>
+          <w:szCs w:val="24"/>
         </w:rPr>
         <w:fldChar w:fldCharType="begin"/>
       </w:r>
       <w:r>
         <w:rPr>
+          <w:rFonts w:ascii="Times New Roman" w:hAnsi="Times New Roman" w:cs="Times New Roman"/>
           <w:noProof/>
-        </w:rPr>
-        <w:instrText xml:space="preserve"> PAGEREF _Toc236840990 \h </w:instrText>
-      </w:r>
-      <w:r>
-        <w:rPr>
+          <w:sz w:val="24"/>
+          <w:szCs w:val="24"/>
+        </w:rPr>
+        <w:instrText xml:space="preserve"> PAGEREF _Toc236928117 \h </w:instrText>
+      </w:r>
+      <w:r>
+        <w:rPr>
+          <w:rFonts w:ascii="Times New Roman" w:hAnsi="Times New Roman" w:cs="Times New Roman"/>
           <w:noProof/>
-        </w:rPr>
-      </w:r>
-      <w:r>
-        <w:rPr>
+          <w:sz w:val="24"/>
+          <w:szCs w:val="24"/>
+        </w:rPr>
+      </w:r>
+      <w:r>
+        <w:rPr>
+          <w:rFonts w:ascii="Times New Roman" w:hAnsi="Times New Roman" w:cs="Times New Roman"/>
           <w:noProof/>
+          <w:sz w:val="24"/>
+          <w:szCs w:val="24"/>
         </w:rPr>
         <w:fldChar w:fldCharType="separate"/>
       </w:r>
       <w:r>
         <w:rPr>
+          <w:rFonts w:ascii="Times New Roman" w:hAnsi="Times New Roman" w:cs="Times New Roman"/>
           <w:noProof/>
+          <w:sz w:val="24"/>
+          <w:szCs w:val="24"/>
         </w:rPr>
         <w:t>31</w:t>
       </w:r>
       <w:r>
         <w:rPr>
+          <w:rFonts w:ascii="Times New Roman" w:hAnsi="Times New Roman" w:cs="Times New Roman"/>
           <w:noProof/>
+          <w:sz w:val="24"/>
+          <w:szCs w:val="24"/>
         </w:rPr>
         <w:fldChar w:fldCharType="end"/>
       </w:r>
@@ -1973,7 +2563,9 @@
         <w:tabs>
           <w:tab w:val="right" w:leader="dot" w:pos="9016"/>
         </w:tabs>
-        <w:rPr>
+        <w:spacing w:line="360" w:lineRule="auto"/>
+        <w:rPr>
+          <w:rFonts w:ascii="Times New Roman" w:hAnsi="Times New Roman" w:cs="Times New Roman"/>
           <w:noProof/>
           <w:kern w:val="2"/>
           <w:sz w:val="24"/>
@@ -1984,48 +2576,75 @@
       </w:pPr>
       <w:r>
         <w:rPr>
+          <w:rFonts w:ascii="Times New Roman" w:hAnsi="Times New Roman" w:cs="Times New Roman"/>
+          <w:b/>
+          <w:bCs/>
           <w:noProof/>
-        </w:rPr>
-        <w:t>Lesson 16: Team Goal Analysis</w:t>
-      </w:r>
-      <w:r>
-        <w:rPr>
+          <w:sz w:val="24"/>
+          <w:szCs w:val="24"/>
+          <w:u w:val="single"/>
+        </w:rPr>
+        <w:t>Lesson 15: Top 10 Goal Scorers</w:t>
+      </w:r>
+      <w:r>
+        <w:rPr>
+          <w:rFonts w:ascii="Times New Roman" w:hAnsi="Times New Roman" w:cs="Times New Roman"/>
           <w:noProof/>
+          <w:sz w:val="24"/>
+          <w:szCs w:val="24"/>
         </w:rPr>
         <w:tab/>
       </w:r>
       <w:r>
         <w:rPr>
+          <w:rFonts w:ascii="Times New Roman" w:hAnsi="Times New Roman" w:cs="Times New Roman"/>
           <w:noProof/>
+          <w:sz w:val="24"/>
+          <w:szCs w:val="24"/>
         </w:rPr>
         <w:fldChar w:fldCharType="begin"/>
       </w:r>
       <w:r>
         <w:rPr>
+          <w:rFonts w:ascii="Times New Roman" w:hAnsi="Times New Roman" w:cs="Times New Roman"/>
           <w:noProof/>
-        </w:rPr>
-        <w:instrText xml:space="preserve"> PAGEREF _Toc236840991 \h </w:instrText>
-      </w:r>
-      <w:r>
-        <w:rPr>
+          <w:sz w:val="24"/>
+          <w:szCs w:val="24"/>
+        </w:rPr>
+        <w:instrText xml:space="preserve"> PAGEREF _Toc236928118 \h </w:instrText>
+      </w:r>
+      <w:r>
+        <w:rPr>
+          <w:rFonts w:ascii="Times New Roman" w:hAnsi="Times New Roman" w:cs="Times New Roman"/>
           <w:noProof/>
-        </w:rPr>
-      </w:r>
-      <w:r>
-        <w:rPr>
+          <w:sz w:val="24"/>
+          <w:szCs w:val="24"/>
+        </w:rPr>
+      </w:r>
+      <w:r>
+        <w:rPr>
+          <w:rFonts w:ascii="Times New Roman" w:hAnsi="Times New Roman" w:cs="Times New Roman"/>
           <w:noProof/>
+          <w:sz w:val="24"/>
+          <w:szCs w:val="24"/>
         </w:rPr>
         <w:fldChar w:fldCharType="separate"/>
       </w:r>
       <w:r>
         <w:rPr>
+          <w:rFonts w:ascii="Times New Roman" w:hAnsi="Times New Roman" w:cs="Times New Roman"/>
           <w:noProof/>
-        </w:rPr>
-        <w:t>34</w:t>
-      </w:r>
-      <w:r>
-        <w:rPr>
+          <w:sz w:val="24"/>
+          <w:szCs w:val="24"/>
+        </w:rPr>
+        <w:t>33</w:t>
+      </w:r>
+      <w:r>
+        <w:rPr>
+          <w:rFonts w:ascii="Times New Roman" w:hAnsi="Times New Roman" w:cs="Times New Roman"/>
           <w:noProof/>
+          <w:sz w:val="24"/>
+          <w:szCs w:val="24"/>
         </w:rPr>
         <w:fldChar w:fldCharType="end"/>
       </w:r>
@@ -2036,7 +2655,9 @@
         <w:tabs>
           <w:tab w:val="right" w:leader="dot" w:pos="9016"/>
         </w:tabs>
-        <w:rPr>
+        <w:spacing w:line="360" w:lineRule="auto"/>
+        <w:rPr>
+          <w:rFonts w:ascii="Times New Roman" w:hAnsi="Times New Roman" w:cs="Times New Roman"/>
           <w:noProof/>
           <w:kern w:val="2"/>
           <w:sz w:val="24"/>
@@ -2047,78 +2668,471 @@
       </w:pPr>
       <w:r>
         <w:rPr>
+          <w:rFonts w:ascii="Times New Roman" w:hAnsi="Times New Roman" w:cs="Times New Roman"/>
+          <w:b/>
+          <w:bCs/>
           <w:noProof/>
+          <w:sz w:val="24"/>
+          <w:szCs w:val="24"/>
+          <w:u w:val="single"/>
+        </w:rPr>
+        <w:t>Lesson 16: Team Goal Analysis</w:t>
+      </w:r>
+      <w:r>
+        <w:rPr>
+          <w:rFonts w:ascii="Times New Roman" w:hAnsi="Times New Roman" w:cs="Times New Roman"/>
+          <w:noProof/>
+          <w:sz w:val="24"/>
+          <w:szCs w:val="24"/>
+        </w:rPr>
+        <w:tab/>
+      </w:r>
+      <w:r>
+        <w:rPr>
+          <w:rFonts w:ascii="Times New Roman" w:hAnsi="Times New Roman" w:cs="Times New Roman"/>
+          <w:noProof/>
+          <w:sz w:val="24"/>
+          <w:szCs w:val="24"/>
+        </w:rPr>
+        <w:fldChar w:fldCharType="begin"/>
+      </w:r>
+      <w:r>
+        <w:rPr>
+          <w:rFonts w:ascii="Times New Roman" w:hAnsi="Times New Roman" w:cs="Times New Roman"/>
+          <w:noProof/>
+          <w:sz w:val="24"/>
+          <w:szCs w:val="24"/>
+        </w:rPr>
+        <w:instrText xml:space="preserve"> PAGEREF _Toc236928119 \h </w:instrText>
+      </w:r>
+      <w:r>
+        <w:rPr>
+          <w:rFonts w:ascii="Times New Roman" w:hAnsi="Times New Roman" w:cs="Times New Roman"/>
+          <w:noProof/>
+          <w:sz w:val="24"/>
+          <w:szCs w:val="24"/>
+        </w:rPr>
+      </w:r>
+      <w:r>
+        <w:rPr>
+          <w:rFonts w:ascii="Times New Roman" w:hAnsi="Times New Roman" w:cs="Times New Roman"/>
+          <w:noProof/>
+          <w:sz w:val="24"/>
+          <w:szCs w:val="24"/>
+        </w:rPr>
+        <w:fldChar w:fldCharType="separate"/>
+      </w:r>
+      <w:r>
+        <w:rPr>
+          <w:rFonts w:ascii="Times New Roman" w:hAnsi="Times New Roman" w:cs="Times New Roman"/>
+          <w:noProof/>
+          <w:sz w:val="24"/>
+          <w:szCs w:val="24"/>
+        </w:rPr>
+        <w:t>34</w:t>
+      </w:r>
+      <w:r>
+        <w:rPr>
+          <w:rFonts w:ascii="Times New Roman" w:hAnsi="Times New Roman" w:cs="Times New Roman"/>
+          <w:noProof/>
+          <w:sz w:val="24"/>
+          <w:szCs w:val="24"/>
+        </w:rPr>
+        <w:fldChar w:fldCharType="end"/>
+      </w:r>
+    </w:p>
+    <w:p>
+      <w:pPr>
+        <w:pStyle w:val="TOC2"/>
+        <w:tabs>
+          <w:tab w:val="right" w:leader="dot" w:pos="9016"/>
+        </w:tabs>
+        <w:spacing w:line="360" w:lineRule="auto"/>
+        <w:rPr>
+          <w:rFonts w:ascii="Times New Roman" w:hAnsi="Times New Roman" w:cs="Times New Roman"/>
+          <w:noProof/>
+          <w:kern w:val="2"/>
+          <w:sz w:val="24"/>
+          <w:szCs w:val="24"/>
+          <w:lang w:eastAsia="en-ZA"/>
+          <w14:ligatures w14:val="standardContextual"/>
+        </w:rPr>
+      </w:pPr>
+      <w:r>
+        <w:rPr>
+          <w:rFonts w:ascii="Times New Roman" w:hAnsi="Times New Roman" w:cs="Times New Roman"/>
+          <w:b/>
+          <w:bCs/>
+          <w:noProof/>
+          <w:sz w:val="24"/>
+          <w:szCs w:val="24"/>
+          <w:u w:val="single"/>
         </w:rPr>
         <w:t>Lesson 17: Most Valuable Player</w:t>
       </w:r>
       <w:r>
         <w:rPr>
+          <w:rFonts w:ascii="Times New Roman" w:hAnsi="Times New Roman" w:cs="Times New Roman"/>
           <w:noProof/>
+          <w:sz w:val="24"/>
+          <w:szCs w:val="24"/>
         </w:rPr>
         <w:tab/>
       </w:r>
       <w:r>
         <w:rPr>
+          <w:rFonts w:ascii="Times New Roman" w:hAnsi="Times New Roman" w:cs="Times New Roman"/>
           <w:noProof/>
+          <w:sz w:val="24"/>
+          <w:szCs w:val="24"/>
         </w:rPr>
         <w:fldChar w:fldCharType="begin"/>
       </w:r>
       <w:r>
         <w:rPr>
+          <w:rFonts w:ascii="Times New Roman" w:hAnsi="Times New Roman" w:cs="Times New Roman"/>
           <w:noProof/>
-        </w:rPr>
-        <w:instrText xml:space="preserve"> PAGEREF _Toc236840992 \h </w:instrText>
-      </w:r>
-      <w:r>
-        <w:rPr>
+          <w:sz w:val="24"/>
+          <w:szCs w:val="24"/>
+        </w:rPr>
+        <w:instrText xml:space="preserve"> PAGEREF _Toc236928120 \h </w:instrText>
+      </w:r>
+      <w:r>
+        <w:rPr>
+          <w:rFonts w:ascii="Times New Roman" w:hAnsi="Times New Roman" w:cs="Times New Roman"/>
           <w:noProof/>
-        </w:rPr>
-      </w:r>
-      <w:r>
-        <w:rPr>
+          <w:sz w:val="24"/>
+          <w:szCs w:val="24"/>
+        </w:rPr>
+      </w:r>
+      <w:r>
+        <w:rPr>
+          <w:rFonts w:ascii="Times New Roman" w:hAnsi="Times New Roman" w:cs="Times New Roman"/>
           <w:noProof/>
+          <w:sz w:val="24"/>
+          <w:szCs w:val="24"/>
         </w:rPr>
         <w:fldChar w:fldCharType="separate"/>
       </w:r>
       <w:r>
         <w:rPr>
+          <w:rFonts w:ascii="Times New Roman" w:hAnsi="Times New Roman" w:cs="Times New Roman"/>
           <w:noProof/>
+          <w:sz w:val="24"/>
+          <w:szCs w:val="24"/>
         </w:rPr>
         <w:t>36</w:t>
       </w:r>
       <w:r>
         <w:rPr>
+          <w:rFonts w:ascii="Times New Roman" w:hAnsi="Times New Roman" w:cs="Times New Roman"/>
           <w:noProof/>
+          <w:sz w:val="24"/>
+          <w:szCs w:val="24"/>
         </w:rPr>
         <w:fldChar w:fldCharType="end"/>
       </w:r>
     </w:p>
     <w:p>
       <w:pPr>
-        <w:spacing w:line="360" w:lineRule="auto"/>
-        <w:rPr>
-          <w:rFonts w:ascii="Times New Roman" w:hAnsi="Times New Roman" w:cs="Times New Roman"/>
-          <w:b/>
-          <w:bCs/>
-          <w:sz w:val="24"/>
-          <w:szCs w:val="24"/>
-          <w:u w:val="single"/>
-        </w:rPr>
-      </w:pPr>
-      <w:r>
-        <w:rPr>
-          <w:rFonts w:ascii="Times New Roman" w:hAnsi="Times New Roman" w:cs="Times New Roman"/>
-          <w:b/>
-          <w:bCs/>
-          <w:sz w:val="24"/>
-          <w:szCs w:val="24"/>
-          <w:u w:val="single"/>
+        <w:pStyle w:val="TOC2"/>
+        <w:tabs>
+          <w:tab w:val="right" w:leader="dot" w:pos="9016"/>
+        </w:tabs>
+        <w:spacing w:line="360" w:lineRule="auto"/>
+        <w:rPr>
+          <w:rFonts w:ascii="Times New Roman" w:hAnsi="Times New Roman" w:cs="Times New Roman"/>
+          <w:noProof/>
+          <w:kern w:val="2"/>
+          <w:sz w:val="24"/>
+          <w:szCs w:val="24"/>
+          <w:lang w:eastAsia="en-ZA"/>
+          <w14:ligatures w14:val="standardContextual"/>
+        </w:rPr>
+      </w:pPr>
+      <w:r>
+        <w:rPr>
+          <w:rFonts w:ascii="Times New Roman" w:hAnsi="Times New Roman" w:cs="Times New Roman"/>
+          <w:b/>
+          <w:bCs/>
+          <w:noProof/>
+          <w:sz w:val="24"/>
+          <w:szCs w:val="24"/>
+          <w:u w:val="single"/>
+        </w:rPr>
+        <w:t>Lesson 18: Average Goals by Position</w:t>
+      </w:r>
+      <w:r>
+        <w:rPr>
+          <w:rFonts w:ascii="Times New Roman" w:hAnsi="Times New Roman" w:cs="Times New Roman"/>
+          <w:noProof/>
+          <w:sz w:val="24"/>
+          <w:szCs w:val="24"/>
+        </w:rPr>
+        <w:tab/>
+      </w:r>
+      <w:r>
+        <w:rPr>
+          <w:rFonts w:ascii="Times New Roman" w:hAnsi="Times New Roman" w:cs="Times New Roman"/>
+          <w:noProof/>
+          <w:sz w:val="24"/>
+          <w:szCs w:val="24"/>
+        </w:rPr>
+        <w:fldChar w:fldCharType="begin"/>
+      </w:r>
+      <w:r>
+        <w:rPr>
+          <w:rFonts w:ascii="Times New Roman" w:hAnsi="Times New Roman" w:cs="Times New Roman"/>
+          <w:noProof/>
+          <w:sz w:val="24"/>
+          <w:szCs w:val="24"/>
+        </w:rPr>
+        <w:instrText xml:space="preserve"> PAGEREF _Toc236928121 \h </w:instrText>
+      </w:r>
+      <w:r>
+        <w:rPr>
+          <w:rFonts w:ascii="Times New Roman" w:hAnsi="Times New Roman" w:cs="Times New Roman"/>
+          <w:noProof/>
+          <w:sz w:val="24"/>
+          <w:szCs w:val="24"/>
+        </w:rPr>
+      </w:r>
+      <w:r>
+        <w:rPr>
+          <w:rFonts w:ascii="Times New Roman" w:hAnsi="Times New Roman" w:cs="Times New Roman"/>
+          <w:noProof/>
+          <w:sz w:val="24"/>
+          <w:szCs w:val="24"/>
+        </w:rPr>
+        <w:fldChar w:fldCharType="separate"/>
+      </w:r>
+      <w:r>
+        <w:rPr>
+          <w:rFonts w:ascii="Times New Roman" w:hAnsi="Times New Roman" w:cs="Times New Roman"/>
+          <w:noProof/>
+          <w:sz w:val="24"/>
+          <w:szCs w:val="24"/>
+        </w:rPr>
+        <w:t>38</w:t>
+      </w:r>
+      <w:r>
+        <w:rPr>
+          <w:rFonts w:ascii="Times New Roman" w:hAnsi="Times New Roman" w:cs="Times New Roman"/>
+          <w:noProof/>
+          <w:sz w:val="24"/>
+          <w:szCs w:val="24"/>
         </w:rPr>
         <w:fldChar w:fldCharType="end"/>
       </w:r>
     </w:p>
     <w:p>
       <w:pPr>
+        <w:pStyle w:val="TOC2"/>
+        <w:tabs>
+          <w:tab w:val="right" w:leader="dot" w:pos="9016"/>
+        </w:tabs>
+        <w:spacing w:line="360" w:lineRule="auto"/>
+        <w:rPr>
+          <w:rFonts w:ascii="Times New Roman" w:hAnsi="Times New Roman" w:cs="Times New Roman"/>
+          <w:noProof/>
+          <w:kern w:val="2"/>
+          <w:sz w:val="24"/>
+          <w:szCs w:val="24"/>
+          <w:lang w:eastAsia="en-ZA"/>
+          <w14:ligatures w14:val="standardContextual"/>
+        </w:rPr>
+      </w:pPr>
+      <w:r>
+        <w:rPr>
+          <w:rFonts w:ascii="Times New Roman" w:hAnsi="Times New Roman" w:cs="Times New Roman"/>
+          <w:b/>
+          <w:bCs/>
+          <w:noProof/>
+          <w:sz w:val="24"/>
+          <w:szCs w:val="24"/>
+          <w:u w:val="single"/>
+        </w:rPr>
+        <w:lastRenderedPageBreak/>
+        <w:t>Lesson 19: Top Assist Provider</w:t>
+      </w:r>
+      <w:r>
+        <w:rPr>
+          <w:rFonts w:ascii="Times New Roman" w:hAnsi="Times New Roman" w:cs="Times New Roman"/>
+          <w:noProof/>
+          <w:sz w:val="24"/>
+          <w:szCs w:val="24"/>
+        </w:rPr>
+        <w:tab/>
+      </w:r>
+      <w:r>
+        <w:rPr>
+          <w:rFonts w:ascii="Times New Roman" w:hAnsi="Times New Roman" w:cs="Times New Roman"/>
+          <w:noProof/>
+          <w:sz w:val="24"/>
+          <w:szCs w:val="24"/>
+        </w:rPr>
+        <w:fldChar w:fldCharType="begin"/>
+      </w:r>
+      <w:r>
+        <w:rPr>
+          <w:rFonts w:ascii="Times New Roman" w:hAnsi="Times New Roman" w:cs="Times New Roman"/>
+          <w:noProof/>
+          <w:sz w:val="24"/>
+          <w:szCs w:val="24"/>
+        </w:rPr>
+        <w:instrText xml:space="preserve"> PAGEREF _Toc236928122 \h </w:instrText>
+      </w:r>
+      <w:r>
+        <w:rPr>
+          <w:rFonts w:ascii="Times New Roman" w:hAnsi="Times New Roman" w:cs="Times New Roman"/>
+          <w:noProof/>
+          <w:sz w:val="24"/>
+          <w:szCs w:val="24"/>
+        </w:rPr>
+      </w:r>
+      <w:r>
+        <w:rPr>
+          <w:rFonts w:ascii="Times New Roman" w:hAnsi="Times New Roman" w:cs="Times New Roman"/>
+          <w:noProof/>
+          <w:sz w:val="24"/>
+          <w:szCs w:val="24"/>
+        </w:rPr>
+        <w:fldChar w:fldCharType="separate"/>
+      </w:r>
+      <w:r>
+        <w:rPr>
+          <w:rFonts w:ascii="Times New Roman" w:hAnsi="Times New Roman" w:cs="Times New Roman"/>
+          <w:noProof/>
+          <w:sz w:val="24"/>
+          <w:szCs w:val="24"/>
+        </w:rPr>
+        <w:t>40</w:t>
+      </w:r>
+      <w:r>
+        <w:rPr>
+          <w:rFonts w:ascii="Times New Roman" w:hAnsi="Times New Roman" w:cs="Times New Roman"/>
+          <w:noProof/>
+          <w:sz w:val="24"/>
+          <w:szCs w:val="24"/>
+        </w:rPr>
+        <w:fldChar w:fldCharType="end"/>
+      </w:r>
+    </w:p>
+    <w:p>
+      <w:pPr>
+        <w:pStyle w:val="TOC2"/>
+        <w:tabs>
+          <w:tab w:val="right" w:leader="dot" w:pos="9016"/>
+        </w:tabs>
+        <w:spacing w:line="360" w:lineRule="auto"/>
+        <w:rPr>
+          <w:rFonts w:ascii="Times New Roman" w:hAnsi="Times New Roman" w:cs="Times New Roman"/>
+          <w:noProof/>
+          <w:kern w:val="2"/>
+          <w:sz w:val="24"/>
+          <w:szCs w:val="24"/>
+          <w:lang w:eastAsia="en-ZA"/>
+          <w14:ligatures w14:val="standardContextual"/>
+        </w:rPr>
+      </w:pPr>
+      <w:r>
+        <w:rPr>
+          <w:rFonts w:ascii="Times New Roman" w:hAnsi="Times New Roman" w:cs="Times New Roman"/>
+          <w:noProof/>
+          <w:sz w:val="24"/>
+          <w:szCs w:val="24"/>
+        </w:rPr>
+        <w:t>Lesson 20: Best Shooting Accuracy</w:t>
+      </w:r>
+      <w:r>
+        <w:rPr>
+          <w:rFonts w:ascii="Times New Roman" w:hAnsi="Times New Roman" w:cs="Times New Roman"/>
+          <w:noProof/>
+          <w:sz w:val="24"/>
+          <w:szCs w:val="24"/>
+        </w:rPr>
+        <w:tab/>
+      </w:r>
+      <w:r>
+        <w:rPr>
+          <w:rFonts w:ascii="Times New Roman" w:hAnsi="Times New Roman" w:cs="Times New Roman"/>
+          <w:noProof/>
+          <w:sz w:val="24"/>
+          <w:szCs w:val="24"/>
+        </w:rPr>
+        <w:fldChar w:fldCharType="begin"/>
+      </w:r>
+      <w:r>
+        <w:rPr>
+          <w:rFonts w:ascii="Times New Roman" w:hAnsi="Times New Roman" w:cs="Times New Roman"/>
+          <w:noProof/>
+          <w:sz w:val="24"/>
+          <w:szCs w:val="24"/>
+        </w:rPr>
+        <w:instrText xml:space="preserve"> PAGEREF _Toc236928123 \h </w:instrText>
+      </w:r>
+      <w:r>
+        <w:rPr>
+          <w:rFonts w:ascii="Times New Roman" w:hAnsi="Times New Roman" w:cs="Times New Roman"/>
+          <w:noProof/>
+          <w:sz w:val="24"/>
+          <w:szCs w:val="24"/>
+        </w:rPr>
+      </w:r>
+      <w:r>
+        <w:rPr>
+          <w:rFonts w:ascii="Times New Roman" w:hAnsi="Times New Roman" w:cs="Times New Roman"/>
+          <w:noProof/>
+          <w:sz w:val="24"/>
+          <w:szCs w:val="24"/>
+        </w:rPr>
+        <w:fldChar w:fldCharType="separate"/>
+      </w:r>
+      <w:r>
+        <w:rPr>
+          <w:rFonts w:ascii="Times New Roman" w:hAnsi="Times New Roman" w:cs="Times New Roman"/>
+          <w:noProof/>
+          <w:sz w:val="24"/>
+          <w:szCs w:val="24"/>
+        </w:rPr>
+        <w:t>42</w:t>
+      </w:r>
+      <w:r>
+        <w:rPr>
+          <w:rFonts w:ascii="Times New Roman" w:hAnsi="Times New Roman" w:cs="Times New Roman"/>
+          <w:noProof/>
+          <w:sz w:val="24"/>
+          <w:szCs w:val="24"/>
+        </w:rPr>
+        <w:fldChar w:fldCharType="end"/>
+      </w:r>
+    </w:p>
+    <w:p>
+      <w:pPr>
+        <w:spacing w:line="360" w:lineRule="auto"/>
+        <w:rPr>
+          <w:rFonts w:ascii="Times New Roman" w:hAnsi="Times New Roman" w:cs="Times New Roman"/>
+          <w:b/>
+          <w:bCs/>
+          <w:sz w:val="24"/>
+          <w:szCs w:val="24"/>
+          <w:u w:val="single"/>
+        </w:rPr>
+      </w:pPr>
+      <w:r>
+        <w:rPr>
+          <w:rFonts w:ascii="Times New Roman" w:hAnsi="Times New Roman" w:cs="Times New Roman"/>
+          <w:b/>
+          <w:bCs/>
+          <w:sz w:val="24"/>
+          <w:szCs w:val="24"/>
+          <w:u w:val="single"/>
+        </w:rPr>
+        <w:fldChar w:fldCharType="end"/>
+      </w:r>
+    </w:p>
+    <w:p>
+      <w:pPr>
         <w:spacing w:line="360" w:lineRule="auto"/>
         <w:rPr>
           <w:rFonts w:ascii="Times New Roman" w:hAnsi="Times New Roman" w:cs="Times New Roman"/>
@@ -2209,7 +3223,7 @@
           <w:u w:val="single"/>
         </w:rPr>
       </w:pPr>
-      <w:bookmarkStart w:id="0" w:name="_Toc236840968"/>
+      <w:bookmarkStart w:id="0" w:name="_Toc236928095"/>
       <w:r>
         <w:rPr>
           <w:rFonts w:ascii="Times New Roman" w:hAnsi="Times New Roman" w:cs="Times New Roman"/>
@@ -2220,7 +3234,6 @@
           <w:szCs w:val="24"/>
           <w:u w:val="single"/>
         </w:rPr>
-        <w:lastRenderedPageBreak/>
         <w:t>1. Project Overview</w:t>
       </w:r>
       <w:bookmarkEnd w:id="0"/>
@@ -2277,7 +3290,7 @@
           <w:u w:val="single"/>
         </w:rPr>
       </w:pPr>
-      <w:bookmarkStart w:id="1" w:name="_Toc236840969"/>
+      <w:bookmarkStart w:id="1" w:name="_Toc236928096"/>
       <w:r>
         <w:rPr>
           <w:rFonts w:ascii="Times New Roman" w:hAnsi="Times New Roman" w:cs="Times New Roman"/>
@@ -2344,7 +3357,7 @@
           <w:u w:val="single"/>
         </w:rPr>
       </w:pPr>
-      <w:bookmarkStart w:id="2" w:name="_Toc236840970"/>
+      <w:bookmarkStart w:id="2" w:name="_Toc236928097"/>
       <w:r>
         <w:rPr>
           <w:rFonts w:ascii="Times New Roman" w:hAnsi="Times New Roman" w:cs="Times New Roman"/>
@@ -2422,6 +3435,7 @@
           <w:szCs w:val="24"/>
           <w:u w:val="single"/>
         </w:rPr>
+        <w:lastRenderedPageBreak/>
         <w:t>Dataset Format:</w:t>
       </w:r>
     </w:p>
@@ -2519,7 +3533,7 @@
           <w:u w:val="single"/>
         </w:rPr>
       </w:pPr>
-      <w:bookmarkStart w:id="3" w:name="_Toc236840971"/>
+      <w:bookmarkStart w:id="3" w:name="_Toc236928098"/>
       <w:r>
         <w:rPr>
           <w:rFonts w:ascii="Times New Roman" w:hAnsi="Times New Roman" w:cs="Times New Roman"/>
@@ -2571,7 +3585,6 @@
           <w:sz w:val="24"/>
           <w:szCs w:val="24"/>
         </w:rPr>
-        <w:lastRenderedPageBreak/>
         <w:t xml:space="preserve">Python 3.11.5 </w:t>
       </w:r>
     </w:p>
@@ -2787,7 +3800,7 @@
           <w:u w:val="single"/>
         </w:rPr>
       </w:pPr>
-      <w:bookmarkStart w:id="4" w:name="_Toc236840972"/>
+      <w:bookmarkStart w:id="4" w:name="_Toc236928099"/>
       <w:r>
         <w:rPr>
           <w:rFonts w:ascii="Times New Roman" w:hAnsi="Times New Roman" w:cs="Times New Roman"/>
@@ -2883,6 +3896,7 @@
           <w:sz w:val="24"/>
           <w:szCs w:val="24"/>
         </w:rPr>
+        <w:lastRenderedPageBreak/>
         <w:t xml:space="preserve">Data Exploration </w:t>
       </w:r>
     </w:p>
@@ -3066,7 +4080,7 @@
           <w:u w:val="single"/>
         </w:rPr>
       </w:pPr>
-      <w:bookmarkStart w:id="5" w:name="_Toc236840973"/>
+      <w:bookmarkStart w:id="5" w:name="_Toc236928100"/>
       <w:r>
         <w:rPr>
           <w:rFonts w:ascii="Times New Roman" w:hAnsi="Times New Roman" w:cs="Times New Roman"/>
@@ -3137,7 +4151,6 @@
           <w:sz w:val="24"/>
           <w:szCs w:val="24"/>
         </w:rPr>
-        <w:lastRenderedPageBreak/>
         <w:t xml:space="preserve">Reading CSV files </w:t>
       </w:r>
     </w:p>
@@ -3450,6 +4463,7 @@
           <w:sz w:val="24"/>
           <w:szCs w:val="24"/>
         </w:rPr>
+        <w:lastRenderedPageBreak/>
         <w:t xml:space="preserve">NumPy </w:t>
       </w:r>
     </w:p>
@@ -3652,7 +4666,6 @@
           <w:szCs w:val="24"/>
           <w:u w:val="single"/>
         </w:rPr>
-        <w:lastRenderedPageBreak/>
         <w:t>Phase 5 – Portfolio Project</w:t>
       </w:r>
     </w:p>
@@ -3778,7 +4791,7 @@
           <w:u w:val="single"/>
         </w:rPr>
       </w:pPr>
-      <w:bookmarkStart w:id="6" w:name="_Toc236840974"/>
+      <w:bookmarkStart w:id="6" w:name="_Toc236928101"/>
       <w:r>
         <w:rPr>
           <w:rFonts w:ascii="Times New Roman" w:hAnsi="Times New Roman" w:cs="Times New Roman"/>
@@ -3869,7 +4882,7 @@
           <w:u w:val="single"/>
         </w:rPr>
       </w:pPr>
-      <w:bookmarkStart w:id="7" w:name="_Toc236840975"/>
+      <w:bookmarkStart w:id="7" w:name="_Toc236928102"/>
       <w:r>
         <w:rPr>
           <w:rFonts w:ascii="Times New Roman" w:hAnsi="Times New Roman" w:cs="Times New Roman"/>
@@ -3910,7 +4923,7 @@
           <w:u w:val="single"/>
         </w:rPr>
       </w:pPr>
-      <w:bookmarkStart w:id="8" w:name="_Toc236840976"/>
+      <w:bookmarkStart w:id="8" w:name="_Toc236928103"/>
       <w:r>
         <w:rPr>
           <w:rFonts w:ascii="Times New Roman" w:hAnsi="Times New Roman" w:cs="Times New Roman"/>
@@ -5738,7 +6751,7 @@
           <w:u w:val="single"/>
         </w:rPr>
       </w:pPr>
-      <w:bookmarkStart w:id="9" w:name="_Toc236840977"/>
+      <w:bookmarkStart w:id="9" w:name="_Toc236928104"/>
       <w:r>
         <w:rPr>
           <w:rFonts w:ascii="Times New Roman" w:hAnsi="Times New Roman" w:cs="Times New Roman"/>
@@ -6391,7 +7404,7 @@
           <w:u w:val="single"/>
         </w:rPr>
       </w:pPr>
-      <w:bookmarkStart w:id="10" w:name="_Toc236840978"/>
+      <w:bookmarkStart w:id="10" w:name="_Toc236928105"/>
       <w:r>
         <w:rPr>
           <w:rFonts w:ascii="Times New Roman" w:hAnsi="Times New Roman" w:cs="Times New Roman"/>
@@ -7419,7 +8432,7 @@
           <w:u w:val="single"/>
         </w:rPr>
       </w:pPr>
-      <w:bookmarkStart w:id="11" w:name="_Toc236840979"/>
+      <w:bookmarkStart w:id="11" w:name="_Toc236928106"/>
       <w:r>
         <w:rPr>
           <w:rFonts w:ascii="Times New Roman" w:hAnsi="Times New Roman" w:cs="Times New Roman"/>
@@ -8184,7 +9197,7 @@
           <w:u w:val="single"/>
         </w:rPr>
       </w:pPr>
-      <w:bookmarkStart w:id="12" w:name="_Toc236840980"/>
+      <w:bookmarkStart w:id="12" w:name="_Toc236928107"/>
       <w:r>
         <w:rPr>
           <w:rFonts w:ascii="Times New Roman" w:hAnsi="Times New Roman" w:cs="Times New Roman"/>
@@ -9322,7 +10335,7 @@
           <w:u w:val="single"/>
         </w:rPr>
       </w:pPr>
-      <w:bookmarkStart w:id="13" w:name="_Toc236840981"/>
+      <w:bookmarkStart w:id="13" w:name="_Toc236928108"/>
       <w:r>
         <w:rPr>
           <w:rFonts w:ascii="Times New Roman" w:hAnsi="Times New Roman" w:cs="Times New Roman"/>
@@ -9884,7 +10897,7 @@
           <w:u w:val="single"/>
         </w:rPr>
       </w:pPr>
-      <w:bookmarkStart w:id="14" w:name="_Toc236840982"/>
+      <w:bookmarkStart w:id="14" w:name="_Toc236928109"/>
       <w:r>
         <w:rPr>
           <w:rFonts w:ascii="Times New Roman" w:hAnsi="Times New Roman" w:cs="Times New Roman"/>
@@ -10844,7 +11857,7 @@
           <w:u w:val="single"/>
         </w:rPr>
       </w:pPr>
-      <w:bookmarkStart w:id="15" w:name="_Toc236840983"/>
+      <w:bookmarkStart w:id="15" w:name="_Toc236928110"/>
       <w:r>
         <w:rPr>
           <w:rFonts w:ascii="Times New Roman" w:hAnsi="Times New Roman" w:cs="Times New Roman"/>
@@ -11528,7 +12541,7 @@
           <w:u w:val="single"/>
         </w:rPr>
       </w:pPr>
-      <w:bookmarkStart w:id="16" w:name="_Toc236840984"/>
+      <w:bookmarkStart w:id="16" w:name="_Toc236928111"/>
       <w:r>
         <w:rPr>
           <w:rFonts w:ascii="Times New Roman" w:hAnsi="Times New Roman" w:cs="Times New Roman"/>
@@ -12247,7 +13260,7 @@
         <w:lastRenderedPageBreak/>
         <w:t xml:space="preserve"> </w:t>
       </w:r>
-      <w:bookmarkStart w:id="17" w:name="_Toc236840985"/>
+      <w:bookmarkStart w:id="17" w:name="_Toc236928112"/>
       <w:r>
         <w:rPr>
           <w:rFonts w:ascii="Times New Roman" w:eastAsiaTheme="minorHAnsi" w:hAnsi="Times New Roman" w:cs="Times New Roman"/>
@@ -12516,7 +13529,7 @@
           <w:u w:val="single"/>
         </w:rPr>
       </w:pPr>
-      <w:bookmarkStart w:id="18" w:name="_Toc236840986"/>
+      <w:bookmarkStart w:id="18" w:name="_Toc236928113"/>
       <w:r>
         <w:rPr>
           <w:rFonts w:ascii="Times New Roman" w:hAnsi="Times New Roman" w:cs="Times New Roman"/>
@@ -13083,7 +14096,7 @@
           <w:u w:val="single"/>
         </w:rPr>
       </w:pPr>
-      <w:bookmarkStart w:id="19" w:name="_Toc236840987"/>
+      <w:bookmarkStart w:id="19" w:name="_Toc236928114"/>
       <w:r>
         <w:rPr>
           <w:rFonts w:ascii="Times New Roman" w:hAnsi="Times New Roman" w:cs="Times New Roman"/>
@@ -13118,31 +14131,7 @@
           <w:szCs w:val="24"/>
           <w:u w:val="single"/>
         </w:rPr>
-        <w:t xml:space="preserve"> - </w:t>
-      </w:r>
-      <w:r>
-        <w:rPr>
-          <w:rFonts w:ascii="Times New Roman" w:hAnsi="Times New Roman" w:cs="Times New Roman"/>
-          <w:b/>
-          <w:bCs/>
-          <w:color w:val="auto"/>
-          <w:sz w:val="24"/>
-          <w:szCs w:val="24"/>
-          <w:u w:val="single"/>
-        </w:rPr>
-        <w:t>Exploratory Data Analysis (EDA</w:t>
-      </w:r>
-      <w:r>
-        <w:rPr>
-          <w:rFonts w:ascii="Times New Roman" w:hAnsi="Times New Roman" w:cs="Times New Roman"/>
-          <w:b/>
-          <w:bCs/>
-          <w:color w:val="auto"/>
-          <w:sz w:val="24"/>
-          <w:szCs w:val="24"/>
-          <w:u w:val="single"/>
-        </w:rPr>
-        <w:t>)</w:t>
+        <w:t xml:space="preserve"> - Exploratory Data Analysis (EDA)</w:t>
       </w:r>
       <w:bookmarkEnd w:id="19"/>
     </w:p>
@@ -13167,18 +14156,7 @@
           <w:szCs w:val="24"/>
           <w:u w:val="single"/>
         </w:rPr>
-        <w:t>Phase</w:t>
-      </w:r>
-      <w:r>
-        <w:rPr>
-          <w:rFonts w:ascii="Times New Roman" w:hAnsi="Times New Roman" w:cs="Times New Roman"/>
-          <w:b/>
-          <w:bCs/>
-          <w:sz w:val="24"/>
-          <w:szCs w:val="24"/>
-          <w:u w:val="single"/>
-        </w:rPr>
-        <w:t xml:space="preserve"> Objective</w:t>
+        <w:t>Phase Objective</w:t>
       </w:r>
     </w:p>
     <w:p>
@@ -13341,39 +14319,17 @@
           <w:u w:val="single"/>
         </w:rPr>
       </w:pPr>
-      <w:bookmarkStart w:id="20" w:name="_Toc236840988"/>
-      <w:r>
-        <w:rPr>
-          <w:rFonts w:ascii="Times New Roman" w:hAnsi="Times New Roman" w:cs="Times New Roman"/>
-          <w:b/>
-          <w:bCs/>
-          <w:sz w:val="24"/>
-          <w:szCs w:val="24"/>
-          <w:u w:val="single"/>
-        </w:rPr>
-        <w:t>Lesson 1</w:t>
-      </w:r>
-      <w:r>
-        <w:rPr>
-          <w:rFonts w:ascii="Times New Roman" w:hAnsi="Times New Roman" w:cs="Times New Roman"/>
-          <w:b/>
-          <w:bCs/>
-          <w:sz w:val="24"/>
-          <w:szCs w:val="24"/>
-          <w:u w:val="single"/>
-        </w:rPr>
-        <w:t>2</w:t>
-      </w:r>
-      <w:r>
-        <w:rPr>
-          <w:rFonts w:ascii="Times New Roman" w:hAnsi="Times New Roman" w:cs="Times New Roman"/>
-          <w:b/>
-          <w:bCs/>
-          <w:sz w:val="24"/>
-          <w:szCs w:val="24"/>
-          <w:u w:val="single"/>
-        </w:rPr>
-        <w:t xml:space="preserve"> – Understanding the Data</w:t>
+      <w:bookmarkStart w:id="20" w:name="_Toc236928115"/>
+      <w:r>
+        <w:rPr>
+          <w:rFonts w:ascii="Times New Roman" w:hAnsi="Times New Roman" w:cs="Times New Roman"/>
+          <w:b/>
+          <w:bCs/>
+          <w:sz w:val="24"/>
+          <w:szCs w:val="24"/>
+          <w:u w:val="single"/>
+        </w:rPr>
+        <w:t>Lesson 12 – Understanding the Data</w:t>
       </w:r>
       <w:bookmarkEnd w:id="20"/>
     </w:p>
@@ -13416,13 +14372,7 @@
         <w:t>what each column contains</w:t>
       </w:r>
       <w:r>
-        <w:t>.</w:t>
-      </w:r>
-      <w:r>
-        <w:t xml:space="preserve"> </w:t>
-      </w:r>
-      <w:r>
-        <w:t>A Data Analyst always starts by understanding the available data.</w:t>
+        <w:t>. A Data Analyst always starts by understanding the available data.</w:t>
       </w:r>
     </w:p>
     <w:p>
@@ -14518,16 +15468,7 @@
           <w:szCs w:val="24"/>
           <w:highlight w:val="yellow"/>
         </w:rPr>
-        <w:t xml:space="preserve"> = </w:t>
-      </w:r>
-      <w:r>
-        <w:rPr>
-          <w:rFonts w:ascii="Times New Roman" w:hAnsi="Times New Roman" w:cs="Times New Roman"/>
-          <w:sz w:val="24"/>
-          <w:szCs w:val="24"/>
-          <w:highlight w:val="yellow"/>
-        </w:rPr>
-        <w:t>0</w:t>
+        <w:t xml:space="preserve"> = 0</w:t>
       </w:r>
     </w:p>
     <w:p>
@@ -14701,6 +15642,7 @@
       <w:r>
         <w:rPr>
           <w:rFonts w:ascii="Times New Roman" w:hAnsi="Times New Roman" w:cs="Times New Roman"/>
+          <w:noProof/>
           <w:sz w:val="24"/>
           <w:szCs w:val="24"/>
         </w:rPr>
@@ -14796,7 +15738,7 @@
           <w:u w:val="single"/>
         </w:rPr>
       </w:pPr>
-      <w:bookmarkStart w:id="21" w:name="_Toc236840989"/>
+      <w:bookmarkStart w:id="21" w:name="_Toc236928116"/>
       <w:r>
         <w:rPr>
           <w:rFonts w:ascii="Times New Roman" w:hAnsi="Times New Roman" w:cs="Times New Roman"/>
@@ -14905,20 +15847,7 @@
           <w:szCs w:val="24"/>
           <w:u w:val="single"/>
         </w:rPr>
-        <w:t xml:space="preserve">Skills </w:t>
-      </w:r>
-      <w:r>
-        <w:rPr>
-          <w:rFonts w:ascii="Times New Roman" w:hAnsi="Times New Roman" w:cs="Times New Roman"/>
-          <w:b/>
-          <w:bCs/>
-          <w:i/>
-          <w:iCs/>
-          <w:sz w:val="24"/>
-          <w:szCs w:val="24"/>
-          <w:u w:val="single"/>
-        </w:rPr>
-        <w:t>used</w:t>
+        <w:t>Skills used</w:t>
       </w:r>
     </w:p>
     <w:p>
@@ -15551,6 +16480,7 @@
       <w:r>
         <w:rPr>
           <w:rFonts w:ascii="Times New Roman" w:hAnsi="Times New Roman" w:cs="Times New Roman"/>
+          <w:noProof/>
           <w:sz w:val="24"/>
           <w:szCs w:val="24"/>
         </w:rPr>
@@ -15637,48 +16567,27 @@
     <w:p>
       <w:pPr>
         <w:pStyle w:val="Heading2"/>
-        <w:rPr>
-          <w:rFonts w:ascii="Times New Roman" w:hAnsi="Times New Roman" w:cs="Times New Roman"/>
-          <w:b/>
-          <w:bCs/>
-          <w:sz w:val="24"/>
-          <w:szCs w:val="24"/>
-          <w:u w:val="single"/>
-        </w:rPr>
-      </w:pPr>
-      <w:bookmarkStart w:id="22" w:name="_Toc236840990"/>
-      <w:r>
-        <w:rPr>
-          <w:rFonts w:ascii="Times New Roman" w:hAnsi="Times New Roman" w:cs="Times New Roman"/>
-          <w:b/>
-          <w:bCs/>
-          <w:sz w:val="24"/>
-          <w:szCs w:val="24"/>
-          <w:u w:val="single"/>
-        </w:rPr>
-        <w:t>Lesson 1</w:t>
-      </w:r>
-      <w:r>
-        <w:rPr>
-          <w:rFonts w:ascii="Times New Roman" w:hAnsi="Times New Roman" w:cs="Times New Roman"/>
-          <w:b/>
-          <w:bCs/>
-          <w:sz w:val="24"/>
-          <w:szCs w:val="24"/>
-          <w:u w:val="single"/>
-        </w:rPr>
-        <w:t>4</w:t>
-      </w:r>
-      <w:r>
-        <w:rPr>
-          <w:rFonts w:ascii="Times New Roman" w:hAnsi="Times New Roman" w:cs="Times New Roman"/>
-          <w:b/>
-          <w:bCs/>
-          <w:sz w:val="24"/>
-          <w:szCs w:val="24"/>
-          <w:u w:val="single"/>
-        </w:rPr>
-        <w:t>: Find the Top Goal Scorer</w:t>
+        <w:spacing w:line="360" w:lineRule="auto"/>
+        <w:rPr>
+          <w:rFonts w:ascii="Times New Roman" w:hAnsi="Times New Roman" w:cs="Times New Roman"/>
+          <w:b/>
+          <w:bCs/>
+          <w:sz w:val="24"/>
+          <w:szCs w:val="24"/>
+          <w:u w:val="single"/>
+        </w:rPr>
+      </w:pPr>
+      <w:bookmarkStart w:id="22" w:name="_Toc236928117"/>
+      <w:r>
+        <w:rPr>
+          <w:rFonts w:ascii="Times New Roman" w:hAnsi="Times New Roman" w:cs="Times New Roman"/>
+          <w:b/>
+          <w:bCs/>
+          <w:sz w:val="24"/>
+          <w:szCs w:val="24"/>
+          <w:u w:val="single"/>
+        </w:rPr>
+        <w:t>Lesson 14: Find the Top Goal Scorer</w:t>
       </w:r>
       <w:bookmarkEnd w:id="22"/>
     </w:p>
@@ -15755,20 +16664,7 @@
           <w:szCs w:val="24"/>
           <w:u w:val="single"/>
         </w:rPr>
-        <w:t xml:space="preserve">Skills </w:t>
-      </w:r>
-      <w:r>
-        <w:rPr>
-          <w:rFonts w:ascii="Times New Roman" w:hAnsi="Times New Roman" w:cs="Times New Roman"/>
-          <w:b/>
-          <w:bCs/>
-          <w:i/>
-          <w:iCs/>
-          <w:sz w:val="24"/>
-          <w:szCs w:val="24"/>
-          <w:u w:val="single"/>
-        </w:rPr>
-        <w:t>used</w:t>
+        <w:t>Skills used</w:t>
       </w:r>
     </w:p>
     <w:p>
@@ -16439,6 +17335,7 @@
       <w:r>
         <w:rPr>
           <w:rFonts w:ascii="Times New Roman" w:hAnsi="Times New Roman" w:cs="Times New Roman"/>
+          <w:noProof/>
           <w:sz w:val="24"/>
           <w:szCs w:val="24"/>
         </w:rPr>
@@ -16569,48 +17466,29 @@
     <w:p>
       <w:pPr>
         <w:pStyle w:val="Heading2"/>
-        <w:rPr>
-          <w:rFonts w:ascii="Times New Roman" w:hAnsi="Times New Roman" w:cs="Times New Roman"/>
-          <w:b/>
-          <w:bCs/>
-          <w:sz w:val="24"/>
-          <w:szCs w:val="24"/>
-          <w:u w:val="single"/>
-        </w:rPr>
-      </w:pPr>
-      <w:r>
-        <w:rPr>
-          <w:rFonts w:ascii="Times New Roman" w:hAnsi="Times New Roman" w:cs="Times New Roman"/>
-          <w:b/>
-          <w:bCs/>
-          <w:sz w:val="24"/>
-          <w:szCs w:val="24"/>
-          <w:u w:val="single"/>
-        </w:rPr>
-        <w:t>Lesson 1</w:t>
-      </w:r>
-      <w:r>
-        <w:rPr>
-          <w:rFonts w:ascii="Times New Roman" w:hAnsi="Times New Roman" w:cs="Times New Roman"/>
-          <w:b/>
-          <w:bCs/>
-          <w:sz w:val="24"/>
-          <w:szCs w:val="24"/>
-          <w:u w:val="single"/>
-        </w:rPr>
-        <w:t>5</w:t>
-      </w:r>
-      <w:r>
-        <w:rPr>
-          <w:rFonts w:ascii="Times New Roman" w:hAnsi="Times New Roman" w:cs="Times New Roman"/>
-          <w:b/>
-          <w:bCs/>
-          <w:sz w:val="24"/>
-          <w:szCs w:val="24"/>
-          <w:u w:val="single"/>
-        </w:rPr>
-        <w:t>: Top 10 Goal Scorers</w:t>
-      </w:r>
+        <w:spacing w:line="360" w:lineRule="auto"/>
+        <w:rPr>
+          <w:rFonts w:ascii="Times New Roman" w:hAnsi="Times New Roman" w:cs="Times New Roman"/>
+          <w:b/>
+          <w:bCs/>
+          <w:sz w:val="24"/>
+          <w:szCs w:val="24"/>
+          <w:u w:val="single"/>
+        </w:rPr>
+      </w:pPr>
+      <w:bookmarkStart w:id="23" w:name="_Toc236928118"/>
+      <w:r>
+        <w:rPr>
+          <w:rFonts w:ascii="Times New Roman" w:hAnsi="Times New Roman" w:cs="Times New Roman"/>
+          <w:b/>
+          <w:bCs/>
+          <w:sz w:val="24"/>
+          <w:szCs w:val="24"/>
+          <w:u w:val="single"/>
+        </w:rPr>
+        <w:t>Lesson 15: Top 10 Goal Scorers</w:t>
+      </w:r>
+      <w:bookmarkEnd w:id="23"/>
     </w:p>
     <w:p>
       <w:pPr>
@@ -16681,18 +17559,7 @@
           <w:szCs w:val="24"/>
           <w:u w:val="single"/>
         </w:rPr>
-        <w:t xml:space="preserve">Skills </w:t>
-      </w:r>
-      <w:r>
-        <w:rPr>
-          <w:rFonts w:ascii="Times New Roman" w:hAnsi="Times New Roman" w:cs="Times New Roman"/>
-          <w:b/>
-          <w:bCs/>
-          <w:sz w:val="24"/>
-          <w:szCs w:val="24"/>
-          <w:u w:val="single"/>
-        </w:rPr>
-        <w:t>used</w:t>
+        <w:t>Skills used</w:t>
       </w:r>
     </w:p>
     <w:p>
@@ -17281,6 +18148,7 @@
       <w:r>
         <w:rPr>
           <w:rFonts w:ascii="Times New Roman" w:hAnsi="Times New Roman" w:cs="Times New Roman"/>
+          <w:noProof/>
           <w:sz w:val="24"/>
           <w:szCs w:val="24"/>
         </w:rPr>
@@ -17420,50 +18288,29 @@
     <w:p>
       <w:pPr>
         <w:pStyle w:val="Heading2"/>
-        <w:rPr>
-          <w:rFonts w:ascii="Times New Roman" w:hAnsi="Times New Roman" w:cs="Times New Roman"/>
-          <w:b/>
-          <w:bCs/>
-          <w:sz w:val="24"/>
-          <w:szCs w:val="24"/>
-          <w:u w:val="single"/>
-        </w:rPr>
-      </w:pPr>
-      <w:bookmarkStart w:id="23" w:name="_Toc236840991"/>
-      <w:r>
-        <w:rPr>
-          <w:rFonts w:ascii="Times New Roman" w:hAnsi="Times New Roman" w:cs="Times New Roman"/>
-          <w:b/>
-          <w:bCs/>
-          <w:sz w:val="24"/>
-          <w:szCs w:val="24"/>
-          <w:u w:val="single"/>
-        </w:rPr>
-        <w:t>Lesson 1</w:t>
-      </w:r>
-      <w:r>
-        <w:rPr>
-          <w:rFonts w:ascii="Times New Roman" w:hAnsi="Times New Roman" w:cs="Times New Roman"/>
-          <w:b/>
-          <w:bCs/>
-          <w:sz w:val="24"/>
-          <w:szCs w:val="24"/>
-          <w:u w:val="single"/>
-        </w:rPr>
-        <w:t>6</w:t>
-      </w:r>
-      <w:r>
-        <w:rPr>
-          <w:rFonts w:ascii="Times New Roman" w:hAnsi="Times New Roman" w:cs="Times New Roman"/>
-          <w:b/>
-          <w:bCs/>
-          <w:sz w:val="24"/>
-          <w:szCs w:val="24"/>
-          <w:u w:val="single"/>
-        </w:rPr>
-        <w:t>: Team Goal Analysis</w:t>
-      </w:r>
-      <w:bookmarkEnd w:id="23"/>
+        <w:spacing w:line="360" w:lineRule="auto"/>
+        <w:rPr>
+          <w:rFonts w:ascii="Times New Roman" w:hAnsi="Times New Roman" w:cs="Times New Roman"/>
+          <w:b/>
+          <w:bCs/>
+          <w:sz w:val="24"/>
+          <w:szCs w:val="24"/>
+          <w:u w:val="single"/>
+        </w:rPr>
+      </w:pPr>
+      <w:bookmarkStart w:id="24" w:name="_Toc236928119"/>
+      <w:r>
+        <w:rPr>
+          <w:rFonts w:ascii="Times New Roman" w:hAnsi="Times New Roman" w:cs="Times New Roman"/>
+          <w:b/>
+          <w:bCs/>
+          <w:sz w:val="24"/>
+          <w:szCs w:val="24"/>
+          <w:u w:val="single"/>
+        </w:rPr>
+        <w:t>Lesson 16: Team Goal Analysis</w:t>
+      </w:r>
+      <w:bookmarkEnd w:id="24"/>
     </w:p>
     <w:p>
       <w:pPr>
@@ -17535,18 +18382,7 @@
           <w:szCs w:val="24"/>
           <w:u w:val="single"/>
         </w:rPr>
-        <w:t xml:space="preserve">Skills </w:t>
-      </w:r>
-      <w:r>
-        <w:rPr>
-          <w:rFonts w:ascii="Times New Roman" w:hAnsi="Times New Roman" w:cs="Times New Roman"/>
-          <w:b/>
-          <w:bCs/>
-          <w:sz w:val="24"/>
-          <w:szCs w:val="24"/>
-          <w:u w:val="single"/>
-        </w:rPr>
-        <w:t>used</w:t>
+        <w:t>Skills used</w:t>
       </w:r>
     </w:p>
     <w:p>
@@ -18199,6 +19035,7 @@
       <w:r>
         <w:rPr>
           <w:rFonts w:ascii="Times New Roman" w:hAnsi="Times New Roman" w:cs="Times New Roman"/>
+          <w:noProof/>
           <w:sz w:val="24"/>
           <w:szCs w:val="24"/>
         </w:rPr>
@@ -18353,50 +19190,29 @@
     <w:p>
       <w:pPr>
         <w:pStyle w:val="Heading2"/>
-        <w:rPr>
-          <w:rFonts w:ascii="Times New Roman" w:hAnsi="Times New Roman" w:cs="Times New Roman"/>
-          <w:b/>
-          <w:bCs/>
-          <w:sz w:val="24"/>
-          <w:szCs w:val="24"/>
-          <w:u w:val="single"/>
-        </w:rPr>
-      </w:pPr>
-      <w:bookmarkStart w:id="24" w:name="_Toc236840992"/>
-      <w:r>
-        <w:rPr>
-          <w:rFonts w:ascii="Times New Roman" w:hAnsi="Times New Roman" w:cs="Times New Roman"/>
-          <w:b/>
-          <w:bCs/>
-          <w:sz w:val="24"/>
-          <w:szCs w:val="24"/>
-          <w:u w:val="single"/>
-        </w:rPr>
-        <w:t>Lesson 1</w:t>
-      </w:r>
-      <w:r>
-        <w:rPr>
-          <w:rFonts w:ascii="Times New Roman" w:hAnsi="Times New Roman" w:cs="Times New Roman"/>
-          <w:b/>
-          <w:bCs/>
-          <w:sz w:val="24"/>
-          <w:szCs w:val="24"/>
-          <w:u w:val="single"/>
-        </w:rPr>
-        <w:t>7</w:t>
-      </w:r>
-      <w:r>
-        <w:rPr>
-          <w:rFonts w:ascii="Times New Roman" w:hAnsi="Times New Roman" w:cs="Times New Roman"/>
-          <w:b/>
-          <w:bCs/>
-          <w:sz w:val="24"/>
-          <w:szCs w:val="24"/>
-          <w:u w:val="single"/>
-        </w:rPr>
-        <w:t>: Most Valuable Player</w:t>
-      </w:r>
-      <w:bookmarkEnd w:id="24"/>
+        <w:spacing w:line="360" w:lineRule="auto"/>
+        <w:rPr>
+          <w:rFonts w:ascii="Times New Roman" w:hAnsi="Times New Roman" w:cs="Times New Roman"/>
+          <w:b/>
+          <w:bCs/>
+          <w:sz w:val="24"/>
+          <w:szCs w:val="24"/>
+          <w:u w:val="single"/>
+        </w:rPr>
+      </w:pPr>
+      <w:bookmarkStart w:id="25" w:name="_Toc236928120"/>
+      <w:r>
+        <w:rPr>
+          <w:rFonts w:ascii="Times New Roman" w:hAnsi="Times New Roman" w:cs="Times New Roman"/>
+          <w:b/>
+          <w:bCs/>
+          <w:sz w:val="24"/>
+          <w:szCs w:val="24"/>
+          <w:u w:val="single"/>
+        </w:rPr>
+        <w:t>Lesson 17: Most Valuable Player</w:t>
+      </w:r>
+      <w:bookmarkEnd w:id="25"/>
     </w:p>
     <w:p>
       <w:pPr>
@@ -18471,20 +19287,7 @@
           <w:szCs w:val="24"/>
           <w:u w:val="single"/>
         </w:rPr>
-        <w:t xml:space="preserve">Skills </w:t>
-      </w:r>
-      <w:r>
-        <w:rPr>
-          <w:rFonts w:ascii="Times New Roman" w:hAnsi="Times New Roman" w:cs="Times New Roman"/>
-          <w:b/>
-          <w:bCs/>
-          <w:i/>
-          <w:iCs/>
-          <w:sz w:val="24"/>
-          <w:szCs w:val="24"/>
-          <w:u w:val="single"/>
-        </w:rPr>
-        <w:t>used</w:t>
+        <w:t>Skills used</w:t>
       </w:r>
     </w:p>
     <w:p>
@@ -19225,6 +20028,7 @@
       <w:r>
         <w:rPr>
           <w:rFonts w:ascii="Times New Roman" w:hAnsi="Times New Roman" w:cs="Times New Roman"/>
+          <w:noProof/>
           <w:sz w:val="24"/>
           <w:szCs w:val="24"/>
         </w:rPr>
@@ -19347,48 +20151,29 @@
     <w:p>
       <w:pPr>
         <w:pStyle w:val="Heading2"/>
-        <w:rPr>
-          <w:rFonts w:ascii="Times New Roman" w:hAnsi="Times New Roman" w:cs="Times New Roman"/>
-          <w:b/>
-          <w:bCs/>
-          <w:sz w:val="24"/>
-          <w:szCs w:val="24"/>
-          <w:u w:val="single"/>
-        </w:rPr>
-      </w:pPr>
-      <w:r>
-        <w:rPr>
-          <w:rFonts w:ascii="Times New Roman" w:hAnsi="Times New Roman" w:cs="Times New Roman"/>
-          <w:b/>
-          <w:bCs/>
-          <w:sz w:val="24"/>
-          <w:szCs w:val="24"/>
-          <w:u w:val="single"/>
-        </w:rPr>
-        <w:t xml:space="preserve">Lesson </w:t>
-      </w:r>
-      <w:r>
-        <w:rPr>
-          <w:rFonts w:ascii="Times New Roman" w:hAnsi="Times New Roman" w:cs="Times New Roman"/>
-          <w:b/>
-          <w:bCs/>
-          <w:sz w:val="24"/>
-          <w:szCs w:val="24"/>
-          <w:u w:val="single"/>
-        </w:rPr>
-        <w:t>18</w:t>
-      </w:r>
-      <w:r>
-        <w:rPr>
-          <w:rFonts w:ascii="Times New Roman" w:hAnsi="Times New Roman" w:cs="Times New Roman"/>
-          <w:b/>
-          <w:bCs/>
-          <w:sz w:val="24"/>
-          <w:szCs w:val="24"/>
-          <w:u w:val="single"/>
-        </w:rPr>
-        <w:t>: Average Goals by Position</w:t>
-      </w:r>
+        <w:spacing w:line="360" w:lineRule="auto"/>
+        <w:rPr>
+          <w:rFonts w:ascii="Times New Roman" w:hAnsi="Times New Roman" w:cs="Times New Roman"/>
+          <w:b/>
+          <w:bCs/>
+          <w:sz w:val="24"/>
+          <w:szCs w:val="24"/>
+          <w:u w:val="single"/>
+        </w:rPr>
+      </w:pPr>
+      <w:bookmarkStart w:id="26" w:name="_Toc236928121"/>
+      <w:r>
+        <w:rPr>
+          <w:rFonts w:ascii="Times New Roman" w:hAnsi="Times New Roman" w:cs="Times New Roman"/>
+          <w:b/>
+          <w:bCs/>
+          <w:sz w:val="24"/>
+          <w:szCs w:val="24"/>
+          <w:u w:val="single"/>
+        </w:rPr>
+        <w:t>Lesson 18: Average Goals by Position</w:t>
+      </w:r>
+      <w:bookmarkEnd w:id="26"/>
     </w:p>
     <w:p>
       <w:pPr>
@@ -19459,18 +20244,7 @@
           <w:szCs w:val="24"/>
           <w:u w:val="single"/>
         </w:rPr>
-        <w:t xml:space="preserve">Skills </w:t>
-      </w:r>
-      <w:r>
-        <w:rPr>
-          <w:rFonts w:ascii="Times New Roman" w:hAnsi="Times New Roman" w:cs="Times New Roman"/>
-          <w:b/>
-          <w:bCs/>
-          <w:sz w:val="24"/>
-          <w:szCs w:val="24"/>
-          <w:u w:val="single"/>
-        </w:rPr>
-        <w:t>used</w:t>
+        <w:t>Skills used</w:t>
       </w:r>
     </w:p>
     <w:p>
@@ -20238,6 +21012,7 @@
       <w:r>
         <w:rPr>
           <w:rFonts w:ascii="Times New Roman" w:hAnsi="Times New Roman" w:cs="Times New Roman"/>
+          <w:noProof/>
           <w:sz w:val="24"/>
           <w:szCs w:val="24"/>
         </w:rPr>
@@ -20414,48 +21189,29 @@
     <w:p>
       <w:pPr>
         <w:pStyle w:val="Heading2"/>
-        <w:rPr>
-          <w:rFonts w:ascii="Times New Roman" w:hAnsi="Times New Roman" w:cs="Times New Roman"/>
-          <w:b/>
-          <w:bCs/>
-          <w:sz w:val="24"/>
-          <w:szCs w:val="24"/>
-          <w:u w:val="single"/>
-        </w:rPr>
-      </w:pPr>
-      <w:r>
-        <w:rPr>
-          <w:rFonts w:ascii="Times New Roman" w:hAnsi="Times New Roman" w:cs="Times New Roman"/>
-          <w:b/>
-          <w:bCs/>
-          <w:sz w:val="24"/>
-          <w:szCs w:val="24"/>
-          <w:u w:val="single"/>
-        </w:rPr>
-        <w:t xml:space="preserve">Lesson </w:t>
-      </w:r>
-      <w:r>
-        <w:rPr>
-          <w:rFonts w:ascii="Times New Roman" w:hAnsi="Times New Roman" w:cs="Times New Roman"/>
-          <w:b/>
-          <w:bCs/>
-          <w:sz w:val="24"/>
-          <w:szCs w:val="24"/>
-          <w:u w:val="single"/>
-        </w:rPr>
-        <w:t>19</w:t>
-      </w:r>
-      <w:r>
-        <w:rPr>
-          <w:rFonts w:ascii="Times New Roman" w:hAnsi="Times New Roman" w:cs="Times New Roman"/>
-          <w:b/>
-          <w:bCs/>
-          <w:sz w:val="24"/>
-          <w:szCs w:val="24"/>
-          <w:u w:val="single"/>
-        </w:rPr>
-        <w:t>: Top Assist Provider</w:t>
-      </w:r>
+        <w:spacing w:line="360" w:lineRule="auto"/>
+        <w:rPr>
+          <w:rFonts w:ascii="Times New Roman" w:hAnsi="Times New Roman" w:cs="Times New Roman"/>
+          <w:b/>
+          <w:bCs/>
+          <w:sz w:val="24"/>
+          <w:szCs w:val="24"/>
+          <w:u w:val="single"/>
+        </w:rPr>
+      </w:pPr>
+      <w:bookmarkStart w:id="27" w:name="_Toc236928122"/>
+      <w:r>
+        <w:rPr>
+          <w:rFonts w:ascii="Times New Roman" w:hAnsi="Times New Roman" w:cs="Times New Roman"/>
+          <w:b/>
+          <w:bCs/>
+          <w:sz w:val="24"/>
+          <w:szCs w:val="24"/>
+          <w:u w:val="single"/>
+        </w:rPr>
+        <w:t>Lesson 19: Top Assist Provider</w:t>
+      </w:r>
+      <w:bookmarkEnd w:id="27"/>
     </w:p>
     <w:p>
       <w:pPr>
@@ -20534,20 +21290,7 @@
           <w:szCs w:val="24"/>
           <w:u w:val="single"/>
         </w:rPr>
-        <w:t xml:space="preserve">Skills </w:t>
-      </w:r>
-      <w:r>
-        <w:rPr>
-          <w:rFonts w:ascii="Times New Roman" w:hAnsi="Times New Roman" w:cs="Times New Roman"/>
-          <w:b/>
-          <w:bCs/>
-          <w:i/>
-          <w:iCs/>
-          <w:sz w:val="24"/>
-          <w:szCs w:val="24"/>
-          <w:u w:val="single"/>
-        </w:rPr>
-        <w:t>used</w:t>
+        <w:t>Skills used</w:t>
       </w:r>
     </w:p>
     <w:p>
@@ -20698,6 +21441,7 @@
           <w:sz w:val="24"/>
           <w:szCs w:val="24"/>
         </w:rPr>
+        <w:lastRenderedPageBreak/>
         <w:t>Goals are important, but assists measure a player's ability to create scoring opportunities for teammates. This is another key performance metric in football analytics.</w:t>
       </w:r>
     </w:p>
@@ -20716,7 +21460,6 @@
           <w:sz w:val="24"/>
           <w:szCs w:val="24"/>
         </w:rPr>
-        <w:lastRenderedPageBreak/>
         <w:t xml:space="preserve">Assists </w:t>
       </w:r>
       <w:proofErr w:type="gramStart"/>
@@ -21249,6 +21992,7 @@
       <w:r>
         <w:rPr>
           <w:rFonts w:ascii="Times New Roman" w:hAnsi="Times New Roman" w:cs="Times New Roman"/>
+          <w:noProof/>
           <w:sz w:val="24"/>
           <w:szCs w:val="24"/>
         </w:rPr>
@@ -21371,16 +22115,23 @@
     <w:p>
       <w:pPr>
         <w:pStyle w:val="Heading2"/>
-      </w:pPr>
-      <w:r>
-        <w:t>Lesson 2</w:t>
-      </w:r>
-      <w:r>
-        <w:t>0</w:t>
-      </w:r>
-      <w:r>
-        <w:t>: Best Shooting Accuracy</w:t>
-      </w:r>
+        <w:spacing w:line="360" w:lineRule="auto"/>
+        <w:rPr>
+          <w:rFonts w:ascii="Times New Roman" w:hAnsi="Times New Roman" w:cs="Times New Roman"/>
+          <w:sz w:val="24"/>
+          <w:szCs w:val="24"/>
+        </w:rPr>
+      </w:pPr>
+      <w:bookmarkStart w:id="28" w:name="_Toc236928123"/>
+      <w:r>
+        <w:rPr>
+          <w:rFonts w:ascii="Times New Roman" w:hAnsi="Times New Roman" w:cs="Times New Roman"/>
+          <w:sz w:val="24"/>
+          <w:szCs w:val="24"/>
+        </w:rPr>
+        <w:t>Lesson 20: Best Shooting Accuracy</w:t>
+      </w:r>
+      <w:bookmarkEnd w:id="28"/>
     </w:p>
     <w:p>
       <w:pPr>
@@ -21559,8 +22310,7 @@
           </m:r>
           <m:r>
             <w:rPr>
-              <w:rFonts w:ascii="Times New Roman" w:hAnsi="Times New Roman" w:cs="Times New Roman"/>
-              <w:i/>
+              <w:rFonts w:ascii="Cambria Math" w:hAnsi="Cambria Math" w:cs="Times New Roman"/>
               <w:sz w:val="24"/>
               <w:szCs w:val="24"/>
             </w:rPr>
@@ -21584,39 +22334,7 @@
           <w:sz w:val="24"/>
           <w:szCs w:val="24"/>
         </w:rPr>
-        <w:t xml:space="preserve">This is </w:t>
-      </w:r>
-      <w:r>
-        <w:rPr>
-          <w:rFonts w:ascii="Times New Roman" w:hAnsi="Times New Roman" w:cs="Times New Roman"/>
-          <w:sz w:val="24"/>
-          <w:szCs w:val="24"/>
-        </w:rPr>
-        <w:t xml:space="preserve">the </w:t>
-      </w:r>
-      <w:r>
-        <w:rPr>
-          <w:rFonts w:ascii="Times New Roman" w:hAnsi="Times New Roman" w:cs="Times New Roman"/>
-          <w:sz w:val="24"/>
-          <w:szCs w:val="24"/>
-        </w:rPr>
-        <w:t xml:space="preserve">first lesson where </w:t>
-      </w:r>
-      <w:r>
-        <w:rPr>
-          <w:rFonts w:ascii="Times New Roman" w:hAnsi="Times New Roman" w:cs="Times New Roman"/>
-          <w:sz w:val="24"/>
-          <w:szCs w:val="24"/>
-        </w:rPr>
-        <w:t xml:space="preserve">I </w:t>
-      </w:r>
-      <w:r>
-        <w:rPr>
-          <w:rFonts w:ascii="Times New Roman" w:hAnsi="Times New Roman" w:cs="Times New Roman"/>
-          <w:sz w:val="24"/>
-          <w:szCs w:val="24"/>
-        </w:rPr>
-        <w:t xml:space="preserve">create a </w:t>
+        <w:t xml:space="preserve">This is the first lesson where I create a </w:t>
       </w:r>
       <w:r>
         <w:rPr>
@@ -22249,6 +22967,7 @@
       <w:r>
         <w:rPr>
           <w:rFonts w:ascii="Times New Roman" w:hAnsi="Times New Roman" w:cs="Times New Roman"/>
+          <w:noProof/>
           <w:sz w:val="24"/>
           <w:szCs w:val="24"/>
         </w:rPr>
@@ -22370,48 +23089,27 @@
     </w:p>
     <w:p>
       <w:pPr>
-        <w:spacing w:line="360" w:lineRule="auto"/>
-        <w:rPr>
-          <w:rFonts w:ascii="Times New Roman" w:hAnsi="Times New Roman" w:cs="Times New Roman"/>
-          <w:b/>
-          <w:bCs/>
-          <w:sz w:val="24"/>
-          <w:szCs w:val="24"/>
-          <w:u w:val="single"/>
-        </w:rPr>
-      </w:pPr>
-      <w:r>
-        <w:rPr>
-          <w:rFonts w:ascii="Times New Roman" w:hAnsi="Times New Roman" w:cs="Times New Roman"/>
-          <w:b/>
-          <w:bCs/>
-          <w:sz w:val="24"/>
-          <w:szCs w:val="24"/>
-          <w:u w:val="single"/>
-        </w:rPr>
-        <w:t>Lesson 2</w:t>
-      </w:r>
-      <w:r>
-        <w:rPr>
-          <w:rFonts w:ascii="Times New Roman" w:hAnsi="Times New Roman" w:cs="Times New Roman"/>
-          <w:b/>
-          <w:bCs/>
-          <w:sz w:val="24"/>
-          <w:szCs w:val="24"/>
-          <w:u w:val="single"/>
-        </w:rPr>
-        <w:t>1</w:t>
-      </w:r>
-      <w:r>
-        <w:rPr>
-          <w:rFonts w:ascii="Times New Roman" w:hAnsi="Times New Roman" w:cs="Times New Roman"/>
-          <w:b/>
-          <w:bCs/>
-          <w:sz w:val="24"/>
-          <w:szCs w:val="24"/>
-          <w:u w:val="single"/>
-        </w:rPr>
-        <w:t>: Highest Expected Goals (</w:t>
+        <w:pStyle w:val="Heading2"/>
+        <w:spacing w:line="360" w:lineRule="auto"/>
+        <w:rPr>
+          <w:rFonts w:ascii="Times New Roman" w:hAnsi="Times New Roman" w:cs="Times New Roman"/>
+          <w:b/>
+          <w:bCs/>
+          <w:sz w:val="24"/>
+          <w:szCs w:val="24"/>
+          <w:u w:val="single"/>
+        </w:rPr>
+      </w:pPr>
+      <w:r>
+        <w:rPr>
+          <w:rFonts w:ascii="Times New Roman" w:hAnsi="Times New Roman" w:cs="Times New Roman"/>
+          <w:b/>
+          <w:bCs/>
+          <w:sz w:val="24"/>
+          <w:szCs w:val="24"/>
+          <w:u w:val="single"/>
+        </w:rPr>
+        <w:t>Lesson 21: Highest Expected Goals (</w:t>
       </w:r>
       <w:proofErr w:type="spellStart"/>
       <w:r>
@@ -22523,20 +23221,7 @@
           <w:szCs w:val="24"/>
           <w:u w:val="single"/>
         </w:rPr>
-        <w:t xml:space="preserve">Skills </w:t>
-      </w:r>
-      <w:r>
-        <w:rPr>
-          <w:rFonts w:ascii="Times New Roman" w:hAnsi="Times New Roman" w:cs="Times New Roman"/>
-          <w:b/>
-          <w:bCs/>
-          <w:i/>
-          <w:iCs/>
-          <w:sz w:val="24"/>
-          <w:szCs w:val="24"/>
-          <w:u w:val="single"/>
-        </w:rPr>
-        <w:t>used</w:t>
+        <w:t>Skills used</w:t>
       </w:r>
     </w:p>
     <w:p>
@@ -22896,11 +23581,17 @@
       <w:pPr>
         <w:spacing w:line="360" w:lineRule="auto"/>
         <w:rPr>
-          <w:highlight w:val="yellow"/>
-        </w:rPr>
-      </w:pPr>
-      <w:r>
-        <w:rPr>
+          <w:rFonts w:ascii="Times New Roman" w:hAnsi="Times New Roman" w:cs="Times New Roman"/>
+          <w:sz w:val="24"/>
+          <w:szCs w:val="24"/>
+          <w:highlight w:val="yellow"/>
+        </w:rPr>
+      </w:pPr>
+      <w:r>
+        <w:rPr>
+          <w:rFonts w:ascii="Times New Roman" w:hAnsi="Times New Roman" w:cs="Times New Roman"/>
+          <w:sz w:val="24"/>
+          <w:szCs w:val="24"/>
           <w:highlight w:val="yellow"/>
         </w:rPr>
         <w:t xml:space="preserve">def </w:t>
@@ -22908,6 +23599,9 @@
       <w:proofErr w:type="spellStart"/>
       <w:r>
         <w:rPr>
+          <w:rFonts w:ascii="Times New Roman" w:hAnsi="Times New Roman" w:cs="Times New Roman"/>
+          <w:sz w:val="24"/>
+          <w:szCs w:val="24"/>
           <w:highlight w:val="yellow"/>
         </w:rPr>
         <w:t>highest_xg_player</w:t>
@@ -22915,6 +23609,9 @@
       <w:proofErr w:type="spellEnd"/>
       <w:r>
         <w:rPr>
+          <w:rFonts w:ascii="Times New Roman" w:hAnsi="Times New Roman" w:cs="Times New Roman"/>
+          <w:sz w:val="24"/>
+          <w:szCs w:val="24"/>
           <w:highlight w:val="yellow"/>
         </w:rPr>
         <w:t>():</w:t>
@@ -22924,11 +23621,17 @@
       <w:pPr>
         <w:spacing w:line="360" w:lineRule="auto"/>
         <w:rPr>
-          <w:highlight w:val="yellow"/>
-        </w:rPr>
-      </w:pPr>
-      <w:r>
-        <w:rPr>
+          <w:rFonts w:ascii="Times New Roman" w:hAnsi="Times New Roman" w:cs="Times New Roman"/>
+          <w:sz w:val="24"/>
+          <w:szCs w:val="24"/>
+          <w:highlight w:val="yellow"/>
+        </w:rPr>
+      </w:pPr>
+      <w:r>
+        <w:rPr>
+          <w:rFonts w:ascii="Times New Roman" w:hAnsi="Times New Roman" w:cs="Times New Roman"/>
+          <w:sz w:val="24"/>
+          <w:szCs w:val="24"/>
           <w:highlight w:val="yellow"/>
         </w:rPr>
         <w:t xml:space="preserve">    with open(</w:t>
@@ -22936,6 +23639,9 @@
       <w:proofErr w:type="spellStart"/>
       <w:r>
         <w:rPr>
+          <w:rFonts w:ascii="Times New Roman" w:hAnsi="Times New Roman" w:cs="Times New Roman"/>
+          <w:sz w:val="24"/>
+          <w:szCs w:val="24"/>
           <w:highlight w:val="yellow"/>
         </w:rPr>
         <w:t>file_name</w:t>
@@ -22943,6 +23649,9 @@
       <w:proofErr w:type="spellEnd"/>
       <w:r>
         <w:rPr>
+          <w:rFonts w:ascii="Times New Roman" w:hAnsi="Times New Roman" w:cs="Times New Roman"/>
+          <w:sz w:val="24"/>
+          <w:szCs w:val="24"/>
           <w:highlight w:val="yellow"/>
         </w:rPr>
         <w:t>, "r") as file:</w:t>
@@ -22952,11 +23661,17 @@
       <w:pPr>
         <w:spacing w:line="360" w:lineRule="auto"/>
         <w:rPr>
-          <w:highlight w:val="yellow"/>
-        </w:rPr>
-      </w:pPr>
-      <w:r>
-        <w:rPr>
+          <w:rFonts w:ascii="Times New Roman" w:hAnsi="Times New Roman" w:cs="Times New Roman"/>
+          <w:sz w:val="24"/>
+          <w:szCs w:val="24"/>
+          <w:highlight w:val="yellow"/>
+        </w:rPr>
+      </w:pPr>
+      <w:r>
+        <w:rPr>
+          <w:rFonts w:ascii="Times New Roman" w:hAnsi="Times New Roman" w:cs="Times New Roman"/>
+          <w:sz w:val="24"/>
+          <w:szCs w:val="24"/>
           <w:highlight w:val="yellow"/>
         </w:rPr>
         <w:t xml:space="preserve">        reader = csv.reader(file)</w:t>
@@ -22966,11 +23681,17 @@
       <w:pPr>
         <w:spacing w:line="360" w:lineRule="auto"/>
         <w:rPr>
-          <w:highlight w:val="yellow"/>
-        </w:rPr>
-      </w:pPr>
-      <w:r>
-        <w:rPr>
+          <w:rFonts w:ascii="Times New Roman" w:hAnsi="Times New Roman" w:cs="Times New Roman"/>
+          <w:sz w:val="24"/>
+          <w:szCs w:val="24"/>
+          <w:highlight w:val="yellow"/>
+        </w:rPr>
+      </w:pPr>
+      <w:r>
+        <w:rPr>
+          <w:rFonts w:ascii="Times New Roman" w:hAnsi="Times New Roman" w:cs="Times New Roman"/>
+          <w:sz w:val="24"/>
+          <w:szCs w:val="24"/>
           <w:highlight w:val="yellow"/>
         </w:rPr>
         <w:t xml:space="preserve">        next(reader)</w:t>
@@ -22980,11 +23701,17 @@
       <w:pPr>
         <w:spacing w:line="360" w:lineRule="auto"/>
         <w:rPr>
-          <w:highlight w:val="yellow"/>
-        </w:rPr>
-      </w:pPr>
-      <w:r>
-        <w:rPr>
+          <w:rFonts w:ascii="Times New Roman" w:hAnsi="Times New Roman" w:cs="Times New Roman"/>
+          <w:sz w:val="24"/>
+          <w:szCs w:val="24"/>
+          <w:highlight w:val="yellow"/>
+        </w:rPr>
+      </w:pPr>
+      <w:r>
+        <w:rPr>
+          <w:rFonts w:ascii="Times New Roman" w:hAnsi="Times New Roman" w:cs="Times New Roman"/>
+          <w:sz w:val="24"/>
+          <w:szCs w:val="24"/>
           <w:highlight w:val="yellow"/>
         </w:rPr>
         <w:t xml:space="preserve">        </w:t>
@@ -22992,6 +23719,9 @@
       <w:proofErr w:type="spellStart"/>
       <w:r>
         <w:rPr>
+          <w:rFonts w:ascii="Times New Roman" w:hAnsi="Times New Roman" w:cs="Times New Roman"/>
+          <w:sz w:val="24"/>
+          <w:szCs w:val="24"/>
           <w:highlight w:val="yellow"/>
         </w:rPr>
         <w:t>highest_xg</w:t>
@@ -22999,6 +23729,9 @@
       <w:proofErr w:type="spellEnd"/>
       <w:r>
         <w:rPr>
+          <w:rFonts w:ascii="Times New Roman" w:hAnsi="Times New Roman" w:cs="Times New Roman"/>
+          <w:sz w:val="24"/>
+          <w:szCs w:val="24"/>
           <w:highlight w:val="yellow"/>
         </w:rPr>
         <w:t xml:space="preserve"> = -1</w:t>
@@ -23008,11 +23741,17 @@
       <w:pPr>
         <w:spacing w:line="360" w:lineRule="auto"/>
         <w:rPr>
-          <w:highlight w:val="yellow"/>
-        </w:rPr>
-      </w:pPr>
-      <w:r>
-        <w:rPr>
+          <w:rFonts w:ascii="Times New Roman" w:hAnsi="Times New Roman" w:cs="Times New Roman"/>
+          <w:sz w:val="24"/>
+          <w:szCs w:val="24"/>
+          <w:highlight w:val="yellow"/>
+        </w:rPr>
+      </w:pPr>
+      <w:r>
+        <w:rPr>
+          <w:rFonts w:ascii="Times New Roman" w:hAnsi="Times New Roman" w:cs="Times New Roman"/>
+          <w:sz w:val="24"/>
+          <w:szCs w:val="24"/>
           <w:highlight w:val="yellow"/>
         </w:rPr>
         <w:t xml:space="preserve">        </w:t>
@@ -23020,6 +23759,9 @@
       <w:proofErr w:type="spellStart"/>
       <w:r>
         <w:rPr>
+          <w:rFonts w:ascii="Times New Roman" w:hAnsi="Times New Roman" w:cs="Times New Roman"/>
+          <w:sz w:val="24"/>
+          <w:szCs w:val="24"/>
           <w:highlight w:val="yellow"/>
         </w:rPr>
         <w:t>best_player</w:t>
@@ -23027,6 +23769,9 @@
       <w:proofErr w:type="spellEnd"/>
       <w:r>
         <w:rPr>
+          <w:rFonts w:ascii="Times New Roman" w:hAnsi="Times New Roman" w:cs="Times New Roman"/>
+          <w:sz w:val="24"/>
+          <w:szCs w:val="24"/>
           <w:highlight w:val="yellow"/>
         </w:rPr>
         <w:t xml:space="preserve"> = ""</w:t>
@@ -23036,11 +23781,17 @@
       <w:pPr>
         <w:spacing w:line="360" w:lineRule="auto"/>
         <w:rPr>
-          <w:highlight w:val="yellow"/>
-        </w:rPr>
-      </w:pPr>
-      <w:r>
-        <w:rPr>
+          <w:rFonts w:ascii="Times New Roman" w:hAnsi="Times New Roman" w:cs="Times New Roman"/>
+          <w:sz w:val="24"/>
+          <w:szCs w:val="24"/>
+          <w:highlight w:val="yellow"/>
+        </w:rPr>
+      </w:pPr>
+      <w:r>
+        <w:rPr>
+          <w:rFonts w:ascii="Times New Roman" w:hAnsi="Times New Roman" w:cs="Times New Roman"/>
+          <w:sz w:val="24"/>
+          <w:szCs w:val="24"/>
           <w:highlight w:val="yellow"/>
         </w:rPr>
         <w:t xml:space="preserve">        for row in reader:</w:t>
@@ -23050,11 +23801,17 @@
       <w:pPr>
         <w:spacing w:line="360" w:lineRule="auto"/>
         <w:rPr>
-          <w:highlight w:val="yellow"/>
-        </w:rPr>
-      </w:pPr>
-      <w:r>
-        <w:rPr>
+          <w:rFonts w:ascii="Times New Roman" w:hAnsi="Times New Roman" w:cs="Times New Roman"/>
+          <w:sz w:val="24"/>
+          <w:szCs w:val="24"/>
+          <w:highlight w:val="yellow"/>
+        </w:rPr>
+      </w:pPr>
+      <w:r>
+        <w:rPr>
+          <w:rFonts w:ascii="Times New Roman" w:hAnsi="Times New Roman" w:cs="Times New Roman"/>
+          <w:sz w:val="24"/>
+          <w:szCs w:val="24"/>
           <w:highlight w:val="yellow"/>
         </w:rPr>
         <w:t xml:space="preserve">            </w:t>
@@ -23062,6 +23819,9 @@
       <w:proofErr w:type="spellStart"/>
       <w:r>
         <w:rPr>
+          <w:rFonts w:ascii="Times New Roman" w:hAnsi="Times New Roman" w:cs="Times New Roman"/>
+          <w:sz w:val="24"/>
+          <w:szCs w:val="24"/>
           <w:highlight w:val="yellow"/>
         </w:rPr>
         <w:t>xg</w:t>
@@ -23069,6 +23829,9 @@
       <w:proofErr w:type="spellEnd"/>
       <w:r>
         <w:rPr>
+          <w:rFonts w:ascii="Times New Roman" w:hAnsi="Times New Roman" w:cs="Times New Roman"/>
+          <w:sz w:val="24"/>
+          <w:szCs w:val="24"/>
           <w:highlight w:val="yellow"/>
         </w:rPr>
         <w:t xml:space="preserve"> = float(row[26])</w:t>
@@ -23078,11 +23841,17 @@
       <w:pPr>
         <w:spacing w:line="360" w:lineRule="auto"/>
         <w:rPr>
-          <w:highlight w:val="yellow"/>
-        </w:rPr>
-      </w:pPr>
-      <w:r>
-        <w:rPr>
+          <w:rFonts w:ascii="Times New Roman" w:hAnsi="Times New Roman" w:cs="Times New Roman"/>
+          <w:sz w:val="24"/>
+          <w:szCs w:val="24"/>
+          <w:highlight w:val="yellow"/>
+        </w:rPr>
+      </w:pPr>
+      <w:r>
+        <w:rPr>
+          <w:rFonts w:ascii="Times New Roman" w:hAnsi="Times New Roman" w:cs="Times New Roman"/>
+          <w:sz w:val="24"/>
+          <w:szCs w:val="24"/>
           <w:highlight w:val="yellow"/>
         </w:rPr>
         <w:t xml:space="preserve">            if </w:t>
@@ -23090,6 +23859,9 @@
       <w:proofErr w:type="spellStart"/>
       <w:r>
         <w:rPr>
+          <w:rFonts w:ascii="Times New Roman" w:hAnsi="Times New Roman" w:cs="Times New Roman"/>
+          <w:sz w:val="24"/>
+          <w:szCs w:val="24"/>
           <w:highlight w:val="yellow"/>
         </w:rPr>
         <w:t>xg</w:t>
@@ -23097,13 +23869,39 @@
       <w:proofErr w:type="spellEnd"/>
       <w:r>
         <w:rPr>
-          <w:highlight w:val="yellow"/>
-        </w:rPr>
-        <w:t xml:space="preserve"> &gt; </w:t>
+          <w:rFonts w:ascii="Times New Roman" w:hAnsi="Times New Roman" w:cs="Times New Roman"/>
+          <w:sz w:val="24"/>
+          <w:szCs w:val="24"/>
+          <w:highlight w:val="yellow"/>
+        </w:rPr>
+        <w:t xml:space="preserve"> &gt; highest_xg:</w:t>
+      </w:r>
+    </w:p>
+    <w:p>
+      <w:pPr>
+        <w:spacing w:line="360" w:lineRule="auto"/>
+        <w:rPr>
+          <w:rFonts w:ascii="Times New Roman" w:hAnsi="Times New Roman" w:cs="Times New Roman"/>
+          <w:sz w:val="24"/>
+          <w:szCs w:val="24"/>
+          <w:highlight w:val="yellow"/>
+        </w:rPr>
+      </w:pPr>
+      <w:r>
+        <w:rPr>
+          <w:rFonts w:ascii="Times New Roman" w:hAnsi="Times New Roman" w:cs="Times New Roman"/>
+          <w:sz w:val="24"/>
+          <w:szCs w:val="24"/>
+          <w:highlight w:val="yellow"/>
+        </w:rPr>
+        <w:t xml:space="preserve">                </w:t>
       </w:r>
       <w:proofErr w:type="spellStart"/>
       <w:r>
         <w:rPr>
+          <w:rFonts w:ascii="Times New Roman" w:hAnsi="Times New Roman" w:cs="Times New Roman"/>
+          <w:sz w:val="24"/>
+          <w:szCs w:val="24"/>
           <w:highlight w:val="yellow"/>
         </w:rPr>
         <w:t>highest_xg</w:t>
@@ -23111,20 +23909,29 @@
       <w:proofErr w:type="spellEnd"/>
       <w:r>
         <w:rPr>
-          <w:highlight w:val="yellow"/>
-        </w:rPr>
-        <w:t>:</w:t>
-      </w:r>
-    </w:p>
-    <w:p>
-      <w:pPr>
-        <w:spacing w:line="360" w:lineRule="auto"/>
-        <w:rPr>
-          <w:highlight w:val="yellow"/>
-        </w:rPr>
-      </w:pPr>
-      <w:r>
-        <w:rPr>
+          <w:rFonts w:ascii="Times New Roman" w:hAnsi="Times New Roman" w:cs="Times New Roman"/>
+          <w:sz w:val="24"/>
+          <w:szCs w:val="24"/>
+          <w:highlight w:val="yellow"/>
+        </w:rPr>
+        <w:t xml:space="preserve"> = xg</w:t>
+      </w:r>
+    </w:p>
+    <w:p>
+      <w:pPr>
+        <w:spacing w:line="360" w:lineRule="auto"/>
+        <w:rPr>
+          <w:rFonts w:ascii="Times New Roman" w:hAnsi="Times New Roman" w:cs="Times New Roman"/>
+          <w:sz w:val="24"/>
+          <w:szCs w:val="24"/>
+          <w:highlight w:val="yellow"/>
+        </w:rPr>
+      </w:pPr>
+      <w:r>
+        <w:rPr>
+          <w:rFonts w:ascii="Times New Roman" w:hAnsi="Times New Roman" w:cs="Times New Roman"/>
+          <w:sz w:val="24"/>
+          <w:szCs w:val="24"/>
           <w:highlight w:val="yellow"/>
         </w:rPr>
         <w:t xml:space="preserve">                </w:t>
@@ -23132,6 +23939,188 @@
       <w:proofErr w:type="spellStart"/>
       <w:r>
         <w:rPr>
+          <w:rFonts w:ascii="Times New Roman" w:hAnsi="Times New Roman" w:cs="Times New Roman"/>
+          <w:sz w:val="24"/>
+          <w:szCs w:val="24"/>
+          <w:highlight w:val="yellow"/>
+        </w:rPr>
+        <w:t>best_player</w:t>
+      </w:r>
+      <w:proofErr w:type="spellEnd"/>
+      <w:r>
+        <w:rPr>
+          <w:rFonts w:ascii="Times New Roman" w:hAnsi="Times New Roman" w:cs="Times New Roman"/>
+          <w:sz w:val="24"/>
+          <w:szCs w:val="24"/>
+          <w:highlight w:val="yellow"/>
+        </w:rPr>
+        <w:t xml:space="preserve"> = row[1]</w:t>
+      </w:r>
+    </w:p>
+    <w:p>
+      <w:pPr>
+        <w:spacing w:line="360" w:lineRule="auto"/>
+        <w:rPr>
+          <w:rFonts w:ascii="Times New Roman" w:hAnsi="Times New Roman" w:cs="Times New Roman"/>
+          <w:sz w:val="24"/>
+          <w:szCs w:val="24"/>
+          <w:highlight w:val="yellow"/>
+        </w:rPr>
+      </w:pPr>
+      <w:r>
+        <w:rPr>
+          <w:rFonts w:ascii="Times New Roman" w:hAnsi="Times New Roman" w:cs="Times New Roman"/>
+          <w:sz w:val="24"/>
+          <w:szCs w:val="24"/>
+          <w:highlight w:val="yellow"/>
+        </w:rPr>
+        <w:t xml:space="preserve">        print("\</w:t>
+      </w:r>
+      <w:proofErr w:type="spellStart"/>
+      <w:r>
+        <w:rPr>
+          <w:rFonts w:ascii="Times New Roman" w:hAnsi="Times New Roman" w:cs="Times New Roman"/>
+          <w:sz w:val="24"/>
+          <w:szCs w:val="24"/>
+          <w:highlight w:val="yellow"/>
+        </w:rPr>
+        <w:t>nPLAYER</w:t>
+      </w:r>
+      <w:proofErr w:type="spellEnd"/>
+      <w:r>
+        <w:rPr>
+          <w:rFonts w:ascii="Times New Roman" w:hAnsi="Times New Roman" w:cs="Times New Roman"/>
+          <w:sz w:val="24"/>
+          <w:szCs w:val="24"/>
+          <w:highlight w:val="yellow"/>
+        </w:rPr>
+        <w:t xml:space="preserve"> WITH HIGHEST EXPECTED GOALS (</w:t>
+      </w:r>
+      <w:proofErr w:type="spellStart"/>
+      <w:r>
+        <w:rPr>
+          <w:rFonts w:ascii="Times New Roman" w:hAnsi="Times New Roman" w:cs="Times New Roman"/>
+          <w:sz w:val="24"/>
+          <w:szCs w:val="24"/>
+          <w:highlight w:val="yellow"/>
+        </w:rPr>
+        <w:t>xG</w:t>
+      </w:r>
+      <w:proofErr w:type="spellEnd"/>
+      <w:r>
+        <w:rPr>
+          <w:rFonts w:ascii="Times New Roman" w:hAnsi="Times New Roman" w:cs="Times New Roman"/>
+          <w:sz w:val="24"/>
+          <w:szCs w:val="24"/>
+          <w:highlight w:val="yellow"/>
+        </w:rPr>
+        <w:t>)")</w:t>
+      </w:r>
+    </w:p>
+    <w:p>
+      <w:pPr>
+        <w:spacing w:line="360" w:lineRule="auto"/>
+        <w:rPr>
+          <w:rFonts w:ascii="Times New Roman" w:hAnsi="Times New Roman" w:cs="Times New Roman"/>
+          <w:sz w:val="24"/>
+          <w:szCs w:val="24"/>
+          <w:highlight w:val="yellow"/>
+        </w:rPr>
+      </w:pPr>
+      <w:r>
+        <w:rPr>
+          <w:rFonts w:ascii="Times New Roman" w:hAnsi="Times New Roman" w:cs="Times New Roman"/>
+          <w:sz w:val="24"/>
+          <w:szCs w:val="24"/>
+          <w:highlight w:val="yellow"/>
+        </w:rPr>
+        <w:t xml:space="preserve">        print("-" * 45)</w:t>
+      </w:r>
+    </w:p>
+    <w:p>
+      <w:pPr>
+        <w:spacing w:line="360" w:lineRule="auto"/>
+        <w:rPr>
+          <w:rFonts w:ascii="Times New Roman" w:hAnsi="Times New Roman" w:cs="Times New Roman"/>
+          <w:sz w:val="24"/>
+          <w:szCs w:val="24"/>
+          <w:highlight w:val="yellow"/>
+        </w:rPr>
+      </w:pPr>
+      <w:r>
+        <w:rPr>
+          <w:rFonts w:ascii="Times New Roman" w:hAnsi="Times New Roman" w:cs="Times New Roman"/>
+          <w:sz w:val="24"/>
+          <w:szCs w:val="24"/>
+          <w:highlight w:val="yellow"/>
+        </w:rPr>
+        <w:t xml:space="preserve">        print("Player:", </w:t>
+      </w:r>
+      <w:proofErr w:type="spellStart"/>
+      <w:r>
+        <w:rPr>
+          <w:rFonts w:ascii="Times New Roman" w:hAnsi="Times New Roman" w:cs="Times New Roman"/>
+          <w:sz w:val="24"/>
+          <w:szCs w:val="24"/>
+          <w:highlight w:val="yellow"/>
+        </w:rPr>
+        <w:t>best_player</w:t>
+      </w:r>
+      <w:proofErr w:type="spellEnd"/>
+      <w:r>
+        <w:rPr>
+          <w:rFonts w:ascii="Times New Roman" w:hAnsi="Times New Roman" w:cs="Times New Roman"/>
+          <w:sz w:val="24"/>
+          <w:szCs w:val="24"/>
+          <w:highlight w:val="yellow"/>
+        </w:rPr>
+        <w:t>)</w:t>
+      </w:r>
+    </w:p>
+    <w:p>
+      <w:pPr>
+        <w:spacing w:line="360" w:lineRule="auto"/>
+        <w:rPr>
+          <w:rFonts w:ascii="Times New Roman" w:hAnsi="Times New Roman" w:cs="Times New Roman"/>
+          <w:sz w:val="24"/>
+          <w:szCs w:val="24"/>
+        </w:rPr>
+      </w:pPr>
+      <w:r>
+        <w:rPr>
+          <w:rFonts w:ascii="Times New Roman" w:hAnsi="Times New Roman" w:cs="Times New Roman"/>
+          <w:sz w:val="24"/>
+          <w:szCs w:val="24"/>
+          <w:highlight w:val="yellow"/>
+        </w:rPr>
+        <w:t xml:space="preserve">        print("Expected Goals (</w:t>
+      </w:r>
+      <w:proofErr w:type="spellStart"/>
+      <w:r>
+        <w:rPr>
+          <w:rFonts w:ascii="Times New Roman" w:hAnsi="Times New Roman" w:cs="Times New Roman"/>
+          <w:sz w:val="24"/>
+          <w:szCs w:val="24"/>
+          <w:highlight w:val="yellow"/>
+        </w:rPr>
+        <w:t>xG</w:t>
+      </w:r>
+      <w:proofErr w:type="spellEnd"/>
+      <w:r>
+        <w:rPr>
+          <w:rFonts w:ascii="Times New Roman" w:hAnsi="Times New Roman" w:cs="Times New Roman"/>
+          <w:sz w:val="24"/>
+          <w:szCs w:val="24"/>
+          <w:highlight w:val="yellow"/>
+        </w:rPr>
+        <w:t>):", round(</w:t>
+      </w:r>
+      <w:proofErr w:type="spellStart"/>
+      <w:r>
+        <w:rPr>
+          <w:rFonts w:ascii="Times New Roman" w:hAnsi="Times New Roman" w:cs="Times New Roman"/>
+          <w:sz w:val="24"/>
+          <w:szCs w:val="24"/>
           <w:highlight w:val="yellow"/>
         </w:rPr>
         <w:t>highest_xg</w:t>
@@ -23139,165 +24128,9 @@
       <w:proofErr w:type="spellEnd"/>
       <w:r>
         <w:rPr>
-          <w:highlight w:val="yellow"/>
-        </w:rPr>
-        <w:t xml:space="preserve"> = </w:t>
-      </w:r>
-      <w:proofErr w:type="spellStart"/>
-      <w:r>
-        <w:rPr>
-          <w:highlight w:val="yellow"/>
-        </w:rPr>
-        <w:t>xg</w:t>
-      </w:r>
-      <w:proofErr w:type="spellEnd"/>
-    </w:p>
-    <w:p>
-      <w:pPr>
-        <w:spacing w:line="360" w:lineRule="auto"/>
-        <w:rPr>
-          <w:highlight w:val="yellow"/>
-        </w:rPr>
-      </w:pPr>
-      <w:r>
-        <w:rPr>
-          <w:highlight w:val="yellow"/>
-        </w:rPr>
-        <w:t xml:space="preserve">                </w:t>
-      </w:r>
-      <w:proofErr w:type="spellStart"/>
-      <w:r>
-        <w:rPr>
-          <w:highlight w:val="yellow"/>
-        </w:rPr>
-        <w:t>best_player</w:t>
-      </w:r>
-      <w:proofErr w:type="spellEnd"/>
-      <w:r>
-        <w:rPr>
-          <w:highlight w:val="yellow"/>
-        </w:rPr>
-        <w:t xml:space="preserve"> = row[1]</w:t>
-      </w:r>
-    </w:p>
-    <w:p>
-      <w:pPr>
-        <w:spacing w:line="360" w:lineRule="auto"/>
-        <w:rPr>
-          <w:highlight w:val="yellow"/>
-        </w:rPr>
-      </w:pPr>
-      <w:r>
-        <w:rPr>
-          <w:highlight w:val="yellow"/>
-        </w:rPr>
-        <w:t xml:space="preserve">        print("\</w:t>
-      </w:r>
-      <w:proofErr w:type="spellStart"/>
-      <w:r>
-        <w:rPr>
-          <w:highlight w:val="yellow"/>
-        </w:rPr>
-        <w:t>nPLAYER</w:t>
-      </w:r>
-      <w:proofErr w:type="spellEnd"/>
-      <w:r>
-        <w:rPr>
-          <w:highlight w:val="yellow"/>
-        </w:rPr>
-        <w:t xml:space="preserve"> WITH HIGHEST EXPECTED GOALS (</w:t>
-      </w:r>
-      <w:proofErr w:type="spellStart"/>
-      <w:r>
-        <w:rPr>
-          <w:highlight w:val="yellow"/>
-        </w:rPr>
-        <w:t>xG</w:t>
-      </w:r>
-      <w:proofErr w:type="spellEnd"/>
-      <w:r>
-        <w:rPr>
-          <w:highlight w:val="yellow"/>
-        </w:rPr>
-        <w:t>)")</w:t>
-      </w:r>
-    </w:p>
-    <w:p>
-      <w:pPr>
-        <w:spacing w:line="360" w:lineRule="auto"/>
-        <w:rPr>
-          <w:highlight w:val="yellow"/>
-        </w:rPr>
-      </w:pPr>
-      <w:r>
-        <w:rPr>
-          <w:highlight w:val="yellow"/>
-        </w:rPr>
-        <w:t xml:space="preserve">        print("-" * 45)</w:t>
-      </w:r>
-    </w:p>
-    <w:p>
-      <w:pPr>
-        <w:spacing w:line="360" w:lineRule="auto"/>
-        <w:rPr>
-          <w:highlight w:val="yellow"/>
-        </w:rPr>
-      </w:pPr>
-      <w:r>
-        <w:rPr>
-          <w:highlight w:val="yellow"/>
-        </w:rPr>
-        <w:t xml:space="preserve">        print("Player:", </w:t>
-      </w:r>
-      <w:proofErr w:type="spellStart"/>
-      <w:r>
-        <w:rPr>
-          <w:highlight w:val="yellow"/>
-        </w:rPr>
-        <w:t>best_player</w:t>
-      </w:r>
-      <w:proofErr w:type="spellEnd"/>
-      <w:r>
-        <w:rPr>
-          <w:highlight w:val="yellow"/>
-        </w:rPr>
-        <w:t>)</w:t>
-      </w:r>
-    </w:p>
-    <w:p>
-      <w:pPr>
-        <w:spacing w:line="360" w:lineRule="auto"/>
-      </w:pPr>
-      <w:r>
-        <w:rPr>
-          <w:highlight w:val="yellow"/>
-        </w:rPr>
-        <w:t xml:space="preserve">        print("Expected Goals (</w:t>
-      </w:r>
-      <w:proofErr w:type="spellStart"/>
-      <w:r>
-        <w:rPr>
-          <w:highlight w:val="yellow"/>
-        </w:rPr>
-        <w:t>xG</w:t>
-      </w:r>
-      <w:proofErr w:type="spellEnd"/>
-      <w:r>
-        <w:rPr>
-          <w:highlight w:val="yellow"/>
-        </w:rPr>
-        <w:t>):", round(</w:t>
-      </w:r>
-      <w:proofErr w:type="spellStart"/>
-      <w:r>
-        <w:rPr>
-          <w:highlight w:val="yellow"/>
-        </w:rPr>
-        <w:t>highest_xg</w:t>
-      </w:r>
-      <w:proofErr w:type="spellEnd"/>
-      <w:r>
-        <w:rPr>
+          <w:rFonts w:ascii="Times New Roman" w:hAnsi="Times New Roman" w:cs="Times New Roman"/>
+          <w:sz w:val="24"/>
+          <w:szCs w:val="24"/>
           <w:highlight w:val="yellow"/>
         </w:rPr>
         <w:t>, 2))</w:t>
@@ -23306,8 +24139,19 @@
     <w:p>
       <w:pPr>
         <w:spacing w:line="360" w:lineRule="auto"/>
-      </w:pPr>
-      <w:r>
+        <w:rPr>
+          <w:rFonts w:ascii="Times New Roman" w:hAnsi="Times New Roman" w:cs="Times New Roman"/>
+          <w:sz w:val="24"/>
+          <w:szCs w:val="24"/>
+        </w:rPr>
+      </w:pPr>
+      <w:r>
+        <w:rPr>
+          <w:rFonts w:ascii="Times New Roman" w:hAnsi="Times New Roman" w:cs="Times New Roman"/>
+          <w:noProof/>
+          <w:sz w:val="24"/>
+          <w:szCs w:val="24"/>
+        </w:rPr>
         <w:lastRenderedPageBreak/>
         <w:drawing>
           <wp:inline distT="0" distB="0" distL="0" distR="0" wp14:anchorId="6F59EE69" wp14:editId="31886DD8">
@@ -23367,18 +24211,7 @@
           <w:szCs w:val="24"/>
           <w:u w:val="single"/>
         </w:rPr>
-        <w:t>Reflecti</w:t>
-      </w:r>
-      <w:r>
-        <w:rPr>
-          <w:rFonts w:ascii="Times New Roman" w:hAnsi="Times New Roman" w:cs="Times New Roman"/>
-          <w:b/>
-          <w:bCs/>
-          <w:sz w:val="24"/>
-          <w:szCs w:val="24"/>
-          <w:u w:val="single"/>
-        </w:rPr>
-        <w:t>on</w:t>
+        <w:t>Reflection</w:t>
       </w:r>
     </w:p>
     <w:p>
@@ -23448,15 +24281,1204 @@
     <w:p>
       <w:pPr>
         <w:spacing w:line="360" w:lineRule="auto"/>
-      </w:pPr>
+        <w:rPr>
+          <w:rFonts w:ascii="Times New Roman" w:hAnsi="Times New Roman" w:cs="Times New Roman"/>
+          <w:sz w:val="24"/>
+          <w:szCs w:val="24"/>
+        </w:rPr>
+      </w:pPr>
+      <w:r>
+        <w:rPr>
+          <w:rFonts w:ascii="Times New Roman" w:hAnsi="Times New Roman" w:cs="Times New Roman"/>
+          <w:sz w:val="24"/>
+          <w:szCs w:val="24"/>
+        </w:rPr>
+        <w:br w:type="page"/>
+      </w:r>
+    </w:p>
+    <w:p>
+      <w:pPr>
+        <w:pStyle w:val="Heading1"/>
+        <w:rPr>
+          <w:rFonts w:ascii="Times New Roman" w:hAnsi="Times New Roman" w:cs="Times New Roman"/>
+          <w:b/>
+          <w:bCs/>
+          <w:color w:val="auto"/>
+          <w:sz w:val="24"/>
+          <w:szCs w:val="24"/>
+          <w:u w:val="single"/>
+        </w:rPr>
+      </w:pPr>
+      <w:r>
+        <w:rPr>
+          <w:rFonts w:ascii="Times New Roman" w:hAnsi="Times New Roman" w:cs="Times New Roman"/>
+          <w:b/>
+          <w:bCs/>
+          <w:color w:val="auto"/>
+          <w:sz w:val="24"/>
+          <w:szCs w:val="24"/>
+          <w:u w:val="single"/>
+        </w:rPr>
+        <w:lastRenderedPageBreak/>
+        <w:t xml:space="preserve">Phase 3 </w:t>
+      </w:r>
+    </w:p>
+    <w:p>
+      <w:pPr>
+        <w:pStyle w:val="Heading2"/>
+        <w:rPr>
+          <w:rFonts w:ascii="Times New Roman" w:hAnsi="Times New Roman" w:cs="Times New Roman"/>
+          <w:b/>
+          <w:bCs/>
+          <w:sz w:val="24"/>
+          <w:szCs w:val="24"/>
+          <w:u w:val="single"/>
+        </w:rPr>
+      </w:pPr>
+      <w:r>
+        <w:rPr>
+          <w:rFonts w:ascii="Times New Roman" w:hAnsi="Times New Roman" w:cs="Times New Roman"/>
+          <w:b/>
+          <w:bCs/>
+          <w:sz w:val="24"/>
+          <w:szCs w:val="24"/>
+          <w:u w:val="single"/>
+        </w:rPr>
+        <w:t>Lesson 22:</w:t>
+      </w:r>
+      <w:r>
+        <w:rPr>
+          <w:rFonts w:ascii="Times New Roman" w:hAnsi="Times New Roman" w:cs="Times New Roman"/>
+          <w:b/>
+          <w:bCs/>
+          <w:sz w:val="24"/>
+          <w:szCs w:val="24"/>
+          <w:u w:val="single"/>
+        </w:rPr>
+        <w:t xml:space="preserve"> </w:t>
+      </w:r>
+      <w:r>
+        <w:rPr>
+          <w:rFonts w:ascii="Times New Roman" w:hAnsi="Times New Roman" w:cs="Times New Roman"/>
+          <w:b/>
+          <w:bCs/>
+          <w:sz w:val="24"/>
+          <w:szCs w:val="24"/>
+          <w:u w:val="single"/>
+        </w:rPr>
+        <w:t>Refactoring Repeated Code</w:t>
+      </w:r>
+    </w:p>
+    <w:p>
+      <w:pPr>
+        <w:spacing w:line="360" w:lineRule="auto"/>
+        <w:rPr>
+          <w:rFonts w:ascii="Times New Roman" w:hAnsi="Times New Roman" w:cs="Times New Roman"/>
+          <w:b/>
+          <w:bCs/>
+          <w:sz w:val="24"/>
+          <w:szCs w:val="24"/>
+          <w:u w:val="single"/>
+        </w:rPr>
+      </w:pPr>
+      <w:r>
+        <w:rPr>
+          <w:rFonts w:ascii="Times New Roman" w:hAnsi="Times New Roman" w:cs="Times New Roman"/>
+          <w:b/>
+          <w:bCs/>
+          <w:sz w:val="24"/>
+          <w:szCs w:val="24"/>
+          <w:u w:val="single"/>
+        </w:rPr>
+        <w:t>Objective</w:t>
+      </w:r>
+    </w:p>
+    <w:p>
+      <w:pPr>
+        <w:spacing w:line="360" w:lineRule="auto"/>
+        <w:rPr>
+          <w:rFonts w:ascii="Times New Roman" w:hAnsi="Times New Roman" w:cs="Times New Roman"/>
+          <w:sz w:val="24"/>
+          <w:szCs w:val="24"/>
+        </w:rPr>
+      </w:pPr>
+      <w:r>
+        <w:rPr>
+          <w:rFonts w:ascii="Times New Roman" w:hAnsi="Times New Roman" w:cs="Times New Roman"/>
+          <w:sz w:val="24"/>
+          <w:szCs w:val="24"/>
+        </w:rPr>
+        <w:t>Reduce repeated code by creating a reusable function for finding the highest value in different columns.</w:t>
+      </w:r>
+    </w:p>
+    <w:p>
+      <w:pPr>
+        <w:spacing w:line="360" w:lineRule="auto"/>
+        <w:rPr>
+          <w:rFonts w:ascii="Times New Roman" w:hAnsi="Times New Roman" w:cs="Times New Roman"/>
+          <w:b/>
+          <w:bCs/>
+          <w:sz w:val="24"/>
+          <w:szCs w:val="24"/>
+          <w:u w:val="single"/>
+        </w:rPr>
+      </w:pPr>
+      <w:r>
+        <w:rPr>
+          <w:rFonts w:ascii="Times New Roman" w:hAnsi="Times New Roman" w:cs="Times New Roman"/>
+          <w:b/>
+          <w:bCs/>
+          <w:sz w:val="24"/>
+          <w:szCs w:val="24"/>
+          <w:u w:val="single"/>
+        </w:rPr>
+        <w:t xml:space="preserve">Skills </w:t>
+      </w:r>
+      <w:r>
+        <w:rPr>
+          <w:rFonts w:ascii="Times New Roman" w:hAnsi="Times New Roman" w:cs="Times New Roman"/>
+          <w:b/>
+          <w:bCs/>
+          <w:sz w:val="24"/>
+          <w:szCs w:val="24"/>
+          <w:u w:val="single"/>
+        </w:rPr>
+        <w:t>used</w:t>
+      </w:r>
+    </w:p>
+    <w:p>
+      <w:pPr>
+        <w:numPr>
+          <w:ilvl w:val="0"/>
+          <w:numId w:val="45"/>
+        </w:numPr>
+        <w:spacing w:line="360" w:lineRule="auto"/>
+        <w:rPr>
+          <w:rFonts w:ascii="Times New Roman" w:hAnsi="Times New Roman" w:cs="Times New Roman"/>
+          <w:sz w:val="24"/>
+          <w:szCs w:val="24"/>
+        </w:rPr>
+      </w:pPr>
+      <w:r>
+        <w:rPr>
+          <w:rFonts w:ascii="Times New Roman" w:hAnsi="Times New Roman" w:cs="Times New Roman"/>
+          <w:sz w:val="24"/>
+          <w:szCs w:val="24"/>
+        </w:rPr>
+        <w:t xml:space="preserve">Writing reusable functions </w:t>
+      </w:r>
+    </w:p>
+    <w:p>
+      <w:pPr>
+        <w:numPr>
+          <w:ilvl w:val="0"/>
+          <w:numId w:val="45"/>
+        </w:numPr>
+        <w:spacing w:line="360" w:lineRule="auto"/>
+        <w:rPr>
+          <w:rFonts w:ascii="Times New Roman" w:hAnsi="Times New Roman" w:cs="Times New Roman"/>
+          <w:sz w:val="24"/>
+          <w:szCs w:val="24"/>
+        </w:rPr>
+      </w:pPr>
+      <w:r>
+        <w:rPr>
+          <w:rFonts w:ascii="Times New Roman" w:hAnsi="Times New Roman" w:cs="Times New Roman"/>
+          <w:sz w:val="24"/>
+          <w:szCs w:val="24"/>
+        </w:rPr>
+        <w:t xml:space="preserve">Passing parameters </w:t>
+      </w:r>
+    </w:p>
+    <w:p>
+      <w:pPr>
+        <w:numPr>
+          <w:ilvl w:val="0"/>
+          <w:numId w:val="45"/>
+        </w:numPr>
+        <w:spacing w:line="360" w:lineRule="auto"/>
+        <w:rPr>
+          <w:rFonts w:ascii="Times New Roman" w:hAnsi="Times New Roman" w:cs="Times New Roman"/>
+          <w:sz w:val="24"/>
+          <w:szCs w:val="24"/>
+        </w:rPr>
+      </w:pPr>
+      <w:r>
+        <w:rPr>
+          <w:rFonts w:ascii="Times New Roman" w:hAnsi="Times New Roman" w:cs="Times New Roman"/>
+          <w:sz w:val="24"/>
+          <w:szCs w:val="24"/>
+        </w:rPr>
+        <w:t xml:space="preserve">Reducing code duplication </w:t>
+      </w:r>
+    </w:p>
+    <w:p>
+      <w:pPr>
+        <w:numPr>
+          <w:ilvl w:val="0"/>
+          <w:numId w:val="45"/>
+        </w:numPr>
+        <w:spacing w:line="360" w:lineRule="auto"/>
+        <w:rPr>
+          <w:rFonts w:ascii="Times New Roman" w:hAnsi="Times New Roman" w:cs="Times New Roman"/>
+          <w:sz w:val="24"/>
+          <w:szCs w:val="24"/>
+        </w:rPr>
+      </w:pPr>
+      <w:r>
+        <w:rPr>
+          <w:rFonts w:ascii="Times New Roman" w:hAnsi="Times New Roman" w:cs="Times New Roman"/>
+          <w:sz w:val="24"/>
+          <w:szCs w:val="24"/>
+        </w:rPr>
+        <w:t xml:space="preserve">Improving maintainability </w:t>
+      </w:r>
+    </w:p>
+    <w:p>
+      <w:pPr>
+        <w:spacing w:line="360" w:lineRule="auto"/>
+        <w:rPr>
+          <w:rFonts w:ascii="Times New Roman" w:hAnsi="Times New Roman" w:cs="Times New Roman"/>
+          <w:sz w:val="24"/>
+          <w:szCs w:val="24"/>
+        </w:rPr>
+      </w:pPr>
+      <w:r>
+        <w:rPr>
+          <w:rFonts w:ascii="Times New Roman" w:hAnsi="Times New Roman" w:cs="Times New Roman"/>
+          <w:sz w:val="24"/>
+          <w:szCs w:val="24"/>
+        </w:rPr>
+        <w:t>Instead of this:</w:t>
+      </w:r>
+    </w:p>
+    <w:p>
+      <w:pPr>
+        <w:spacing w:line="360" w:lineRule="auto"/>
+        <w:rPr>
+          <w:rFonts w:ascii="Times New Roman" w:hAnsi="Times New Roman" w:cs="Times New Roman"/>
+          <w:sz w:val="24"/>
+          <w:szCs w:val="24"/>
+        </w:rPr>
+      </w:pPr>
+      <w:r>
+        <w:rPr>
+          <w:rFonts w:ascii="Times New Roman" w:hAnsi="Times New Roman" w:cs="Times New Roman"/>
+          <w:sz w:val="24"/>
+          <w:szCs w:val="24"/>
+        </w:rPr>
+        <w:t xml:space="preserve">def </w:t>
+      </w:r>
+      <w:proofErr w:type="spellStart"/>
+      <w:r>
+        <w:rPr>
+          <w:rFonts w:ascii="Times New Roman" w:hAnsi="Times New Roman" w:cs="Times New Roman"/>
+          <w:sz w:val="24"/>
+          <w:szCs w:val="24"/>
+        </w:rPr>
+        <w:t>top_goal_scorer</w:t>
+      </w:r>
+      <w:proofErr w:type="spellEnd"/>
+      <w:r>
+        <w:rPr>
+          <w:rFonts w:ascii="Times New Roman" w:hAnsi="Times New Roman" w:cs="Times New Roman"/>
+          <w:sz w:val="24"/>
+          <w:szCs w:val="24"/>
+        </w:rPr>
+        <w:t>():</w:t>
+      </w:r>
+    </w:p>
+    <w:p>
+      <w:pPr>
+        <w:spacing w:line="360" w:lineRule="auto"/>
+        <w:rPr>
+          <w:rFonts w:ascii="Times New Roman" w:hAnsi="Times New Roman" w:cs="Times New Roman"/>
+          <w:sz w:val="24"/>
+          <w:szCs w:val="24"/>
+        </w:rPr>
+      </w:pPr>
+      <w:r>
+        <w:rPr>
+          <w:rFonts w:ascii="Times New Roman" w:hAnsi="Times New Roman" w:cs="Times New Roman"/>
+          <w:sz w:val="24"/>
+          <w:szCs w:val="24"/>
+        </w:rPr>
+        <w:t xml:space="preserve">    ...</w:t>
+      </w:r>
+    </w:p>
+    <w:p>
+      <w:pPr>
+        <w:spacing w:line="360" w:lineRule="auto"/>
+        <w:rPr>
+          <w:rFonts w:ascii="Times New Roman" w:hAnsi="Times New Roman" w:cs="Times New Roman"/>
+          <w:sz w:val="24"/>
+          <w:szCs w:val="24"/>
+        </w:rPr>
+      </w:pPr>
+      <w:r>
+        <w:rPr>
+          <w:rFonts w:ascii="Times New Roman" w:hAnsi="Times New Roman" w:cs="Times New Roman"/>
+          <w:sz w:val="24"/>
+          <w:szCs w:val="24"/>
+        </w:rPr>
+        <w:t>can simply call:</w:t>
+      </w:r>
+    </w:p>
+    <w:p>
+      <w:pPr>
+        <w:spacing w:line="360" w:lineRule="auto"/>
+        <w:rPr>
+          <w:rFonts w:ascii="Times New Roman" w:hAnsi="Times New Roman" w:cs="Times New Roman"/>
+          <w:sz w:val="24"/>
+          <w:szCs w:val="24"/>
+        </w:rPr>
+      </w:pPr>
+      <w:proofErr w:type="spellStart"/>
+      <w:r>
+        <w:rPr>
+          <w:rFonts w:ascii="Times New Roman" w:hAnsi="Times New Roman" w:cs="Times New Roman"/>
+          <w:sz w:val="24"/>
+          <w:szCs w:val="24"/>
+        </w:rPr>
+        <w:t>find_highest_value</w:t>
+      </w:r>
+      <w:proofErr w:type="spellEnd"/>
+      <w:r>
+        <w:rPr>
+          <w:rFonts w:ascii="Times New Roman" w:hAnsi="Times New Roman" w:cs="Times New Roman"/>
+          <w:sz w:val="24"/>
+          <w:szCs w:val="24"/>
+        </w:rPr>
+        <w:t>(</w:t>
+      </w:r>
+    </w:p>
+    <w:p>
+      <w:pPr>
+        <w:spacing w:line="360" w:lineRule="auto"/>
+        <w:rPr>
+          <w:rFonts w:ascii="Times New Roman" w:hAnsi="Times New Roman" w:cs="Times New Roman"/>
+          <w:sz w:val="24"/>
+          <w:szCs w:val="24"/>
+        </w:rPr>
+      </w:pPr>
+      <w:r>
+        <w:rPr>
+          <w:rFonts w:ascii="Times New Roman" w:hAnsi="Times New Roman" w:cs="Times New Roman"/>
+          <w:sz w:val="24"/>
+          <w:szCs w:val="24"/>
+        </w:rPr>
+        <w:t xml:space="preserve">    22,</w:t>
+      </w:r>
+    </w:p>
+    <w:p>
+      <w:pPr>
+        <w:spacing w:line="360" w:lineRule="auto"/>
+        <w:rPr>
+          <w:rFonts w:ascii="Times New Roman" w:hAnsi="Times New Roman" w:cs="Times New Roman"/>
+          <w:sz w:val="24"/>
+          <w:szCs w:val="24"/>
+        </w:rPr>
+      </w:pPr>
+      <w:r>
+        <w:rPr>
+          <w:rFonts w:ascii="Times New Roman" w:hAnsi="Times New Roman" w:cs="Times New Roman"/>
+          <w:sz w:val="24"/>
+          <w:szCs w:val="24"/>
+        </w:rPr>
+        <w:t xml:space="preserve">    "TOP GOAL SCORER",</w:t>
+      </w:r>
+    </w:p>
+    <w:p>
+      <w:pPr>
+        <w:spacing w:line="360" w:lineRule="auto"/>
+        <w:rPr>
+          <w:rFonts w:ascii="Times New Roman" w:hAnsi="Times New Roman" w:cs="Times New Roman"/>
+          <w:sz w:val="24"/>
+          <w:szCs w:val="24"/>
+        </w:rPr>
+      </w:pPr>
+      <w:r>
+        <w:rPr>
+          <w:rFonts w:ascii="Times New Roman" w:hAnsi="Times New Roman" w:cs="Times New Roman"/>
+          <w:sz w:val="24"/>
+          <w:szCs w:val="24"/>
+        </w:rPr>
+        <w:t xml:space="preserve">    "Goals"</w:t>
+      </w:r>
+    </w:p>
+    <w:p>
+      <w:pPr>
+        <w:spacing w:line="360" w:lineRule="auto"/>
+        <w:rPr>
+          <w:rFonts w:ascii="Times New Roman" w:hAnsi="Times New Roman" w:cs="Times New Roman"/>
+          <w:sz w:val="24"/>
+          <w:szCs w:val="24"/>
+        </w:rPr>
+      </w:pPr>
+      <w:r>
+        <w:rPr>
+          <w:rFonts w:ascii="Times New Roman" w:hAnsi="Times New Roman" w:cs="Times New Roman"/>
+          <w:sz w:val="24"/>
+          <w:szCs w:val="24"/>
+        </w:rPr>
+        <w:t>)</w:t>
+      </w:r>
+    </w:p>
+    <w:p>
+      <w:pPr>
+        <w:spacing w:line="360" w:lineRule="auto"/>
+        <w:rPr>
+          <w:rFonts w:ascii="Times New Roman" w:hAnsi="Times New Roman" w:cs="Times New Roman"/>
+          <w:sz w:val="24"/>
+          <w:szCs w:val="24"/>
+        </w:rPr>
+      </w:pPr>
+      <w:r>
+        <w:rPr>
+          <w:rFonts w:ascii="Times New Roman" w:hAnsi="Times New Roman" w:cs="Times New Roman"/>
+          <w:sz w:val="24"/>
+          <w:szCs w:val="24"/>
+        </w:rPr>
+        <w:t>For assists:</w:t>
+      </w:r>
+    </w:p>
+    <w:p>
+      <w:pPr>
+        <w:spacing w:line="360" w:lineRule="auto"/>
+        <w:rPr>
+          <w:rFonts w:ascii="Times New Roman" w:hAnsi="Times New Roman" w:cs="Times New Roman"/>
+          <w:sz w:val="24"/>
+          <w:szCs w:val="24"/>
+        </w:rPr>
+      </w:pPr>
+      <w:proofErr w:type="spellStart"/>
+      <w:r>
+        <w:rPr>
+          <w:rFonts w:ascii="Times New Roman" w:hAnsi="Times New Roman" w:cs="Times New Roman"/>
+          <w:sz w:val="24"/>
+          <w:szCs w:val="24"/>
+        </w:rPr>
+        <w:t>find_highest_value</w:t>
+      </w:r>
+      <w:proofErr w:type="spellEnd"/>
+      <w:r>
+        <w:rPr>
+          <w:rFonts w:ascii="Times New Roman" w:hAnsi="Times New Roman" w:cs="Times New Roman"/>
+          <w:sz w:val="24"/>
+          <w:szCs w:val="24"/>
+        </w:rPr>
+        <w:t>(</w:t>
+      </w:r>
+    </w:p>
+    <w:p>
+      <w:pPr>
+        <w:spacing w:line="360" w:lineRule="auto"/>
+        <w:rPr>
+          <w:rFonts w:ascii="Times New Roman" w:hAnsi="Times New Roman" w:cs="Times New Roman"/>
+          <w:sz w:val="24"/>
+          <w:szCs w:val="24"/>
+        </w:rPr>
+      </w:pPr>
+      <w:r>
+        <w:rPr>
+          <w:rFonts w:ascii="Times New Roman" w:hAnsi="Times New Roman" w:cs="Times New Roman"/>
+          <w:sz w:val="24"/>
+          <w:szCs w:val="24"/>
+        </w:rPr>
+        <w:t xml:space="preserve">    23,</w:t>
+      </w:r>
+    </w:p>
+    <w:p>
+      <w:pPr>
+        <w:spacing w:line="360" w:lineRule="auto"/>
+        <w:rPr>
+          <w:rFonts w:ascii="Times New Roman" w:hAnsi="Times New Roman" w:cs="Times New Roman"/>
+          <w:sz w:val="24"/>
+          <w:szCs w:val="24"/>
+        </w:rPr>
+      </w:pPr>
+      <w:r>
+        <w:rPr>
+          <w:rFonts w:ascii="Times New Roman" w:hAnsi="Times New Roman" w:cs="Times New Roman"/>
+          <w:sz w:val="24"/>
+          <w:szCs w:val="24"/>
+        </w:rPr>
+        <w:t xml:space="preserve">    "TOP ASSIST PROVIDER",</w:t>
+      </w:r>
+    </w:p>
+    <w:p>
+      <w:pPr>
+        <w:spacing w:line="360" w:lineRule="auto"/>
+        <w:rPr>
+          <w:rFonts w:ascii="Times New Roman" w:hAnsi="Times New Roman" w:cs="Times New Roman"/>
+          <w:sz w:val="24"/>
+          <w:szCs w:val="24"/>
+        </w:rPr>
+      </w:pPr>
+      <w:r>
+        <w:rPr>
+          <w:rFonts w:ascii="Times New Roman" w:hAnsi="Times New Roman" w:cs="Times New Roman"/>
+          <w:sz w:val="24"/>
+          <w:szCs w:val="24"/>
+        </w:rPr>
+        <w:lastRenderedPageBreak/>
+        <w:t xml:space="preserve">    "Assists"</w:t>
+      </w:r>
+    </w:p>
+    <w:p>
+      <w:pPr>
+        <w:spacing w:line="360" w:lineRule="auto"/>
+        <w:rPr>
+          <w:rFonts w:ascii="Times New Roman" w:hAnsi="Times New Roman" w:cs="Times New Roman"/>
+          <w:sz w:val="24"/>
+          <w:szCs w:val="24"/>
+        </w:rPr>
+      </w:pPr>
+      <w:r>
+        <w:rPr>
+          <w:rFonts w:ascii="Times New Roman" w:hAnsi="Times New Roman" w:cs="Times New Roman"/>
+          <w:sz w:val="24"/>
+          <w:szCs w:val="24"/>
+        </w:rPr>
+        <w:t>)</w:t>
+      </w:r>
+    </w:p>
+    <w:p>
+      <w:pPr>
+        <w:spacing w:line="360" w:lineRule="auto"/>
+        <w:rPr>
+          <w:rFonts w:ascii="Times New Roman" w:hAnsi="Times New Roman" w:cs="Times New Roman"/>
+          <w:sz w:val="24"/>
+          <w:szCs w:val="24"/>
+        </w:rPr>
+      </w:pPr>
+      <w:r>
+        <w:rPr>
+          <w:rFonts w:ascii="Times New Roman" w:hAnsi="Times New Roman" w:cs="Times New Roman"/>
+          <w:sz w:val="24"/>
+          <w:szCs w:val="24"/>
+        </w:rPr>
+        <w:t xml:space="preserve">For </w:t>
+      </w:r>
+      <w:proofErr w:type="spellStart"/>
+      <w:r>
+        <w:rPr>
+          <w:rFonts w:ascii="Times New Roman" w:hAnsi="Times New Roman" w:cs="Times New Roman"/>
+          <w:sz w:val="24"/>
+          <w:szCs w:val="24"/>
+        </w:rPr>
+        <w:t>xG</w:t>
+      </w:r>
+      <w:proofErr w:type="spellEnd"/>
+      <w:r>
+        <w:rPr>
+          <w:rFonts w:ascii="Times New Roman" w:hAnsi="Times New Roman" w:cs="Times New Roman"/>
+          <w:sz w:val="24"/>
+          <w:szCs w:val="24"/>
+        </w:rPr>
+        <w:t>:</w:t>
+      </w:r>
+    </w:p>
+    <w:p>
+      <w:pPr>
+        <w:spacing w:line="360" w:lineRule="auto"/>
+        <w:rPr>
+          <w:rFonts w:ascii="Times New Roman" w:hAnsi="Times New Roman" w:cs="Times New Roman"/>
+          <w:sz w:val="24"/>
+          <w:szCs w:val="24"/>
+        </w:rPr>
+      </w:pPr>
+      <w:proofErr w:type="spellStart"/>
+      <w:r>
+        <w:rPr>
+          <w:rFonts w:ascii="Times New Roman" w:hAnsi="Times New Roman" w:cs="Times New Roman"/>
+          <w:sz w:val="24"/>
+          <w:szCs w:val="24"/>
+        </w:rPr>
+        <w:t>find_highest_value</w:t>
+      </w:r>
+      <w:proofErr w:type="spellEnd"/>
+      <w:r>
+        <w:rPr>
+          <w:rFonts w:ascii="Times New Roman" w:hAnsi="Times New Roman" w:cs="Times New Roman"/>
+          <w:sz w:val="24"/>
+          <w:szCs w:val="24"/>
+        </w:rPr>
+        <w:t>(</w:t>
+      </w:r>
+    </w:p>
+    <w:p>
+      <w:pPr>
+        <w:spacing w:line="360" w:lineRule="auto"/>
+        <w:rPr>
+          <w:rFonts w:ascii="Times New Roman" w:hAnsi="Times New Roman" w:cs="Times New Roman"/>
+          <w:sz w:val="24"/>
+          <w:szCs w:val="24"/>
+        </w:rPr>
+      </w:pPr>
+      <w:r>
+        <w:rPr>
+          <w:rFonts w:ascii="Times New Roman" w:hAnsi="Times New Roman" w:cs="Times New Roman"/>
+          <w:sz w:val="24"/>
+          <w:szCs w:val="24"/>
+        </w:rPr>
+        <w:t xml:space="preserve">    26,</w:t>
+      </w:r>
+    </w:p>
+    <w:p>
+      <w:pPr>
+        <w:spacing w:line="360" w:lineRule="auto"/>
+        <w:rPr>
+          <w:rFonts w:ascii="Times New Roman" w:hAnsi="Times New Roman" w:cs="Times New Roman"/>
+          <w:sz w:val="24"/>
+          <w:szCs w:val="24"/>
+        </w:rPr>
+      </w:pPr>
+      <w:r>
+        <w:rPr>
+          <w:rFonts w:ascii="Times New Roman" w:hAnsi="Times New Roman" w:cs="Times New Roman"/>
+          <w:sz w:val="24"/>
+          <w:szCs w:val="24"/>
+        </w:rPr>
+        <w:t xml:space="preserve">    "PLAYER WITH HIGHEST EXPECTED GOALS (</w:t>
+      </w:r>
+      <w:proofErr w:type="spellStart"/>
+      <w:r>
+        <w:rPr>
+          <w:rFonts w:ascii="Times New Roman" w:hAnsi="Times New Roman" w:cs="Times New Roman"/>
+          <w:sz w:val="24"/>
+          <w:szCs w:val="24"/>
+        </w:rPr>
+        <w:t>xG</w:t>
+      </w:r>
+      <w:proofErr w:type="spellEnd"/>
+      <w:r>
+        <w:rPr>
+          <w:rFonts w:ascii="Times New Roman" w:hAnsi="Times New Roman" w:cs="Times New Roman"/>
+          <w:sz w:val="24"/>
+          <w:szCs w:val="24"/>
+        </w:rPr>
+        <w:t>)",</w:t>
+      </w:r>
+    </w:p>
+    <w:p>
+      <w:pPr>
+        <w:spacing w:line="360" w:lineRule="auto"/>
+        <w:rPr>
+          <w:rFonts w:ascii="Times New Roman" w:hAnsi="Times New Roman" w:cs="Times New Roman"/>
+          <w:sz w:val="24"/>
+          <w:szCs w:val="24"/>
+        </w:rPr>
+      </w:pPr>
+      <w:r>
+        <w:rPr>
+          <w:rFonts w:ascii="Times New Roman" w:hAnsi="Times New Roman" w:cs="Times New Roman"/>
+          <w:sz w:val="24"/>
+          <w:szCs w:val="24"/>
+        </w:rPr>
+        <w:t xml:space="preserve">    "Expected Goals (</w:t>
+      </w:r>
+      <w:proofErr w:type="spellStart"/>
+      <w:r>
+        <w:rPr>
+          <w:rFonts w:ascii="Times New Roman" w:hAnsi="Times New Roman" w:cs="Times New Roman"/>
+          <w:sz w:val="24"/>
+          <w:szCs w:val="24"/>
+        </w:rPr>
+        <w:t>xG</w:t>
+      </w:r>
+      <w:proofErr w:type="spellEnd"/>
+      <w:r>
+        <w:rPr>
+          <w:rFonts w:ascii="Times New Roman" w:hAnsi="Times New Roman" w:cs="Times New Roman"/>
+          <w:sz w:val="24"/>
+          <w:szCs w:val="24"/>
+        </w:rPr>
+        <w:t>)",</w:t>
+      </w:r>
+    </w:p>
+    <w:p>
+      <w:pPr>
+        <w:spacing w:line="360" w:lineRule="auto"/>
+        <w:rPr>
+          <w:rFonts w:ascii="Times New Roman" w:hAnsi="Times New Roman" w:cs="Times New Roman"/>
+          <w:sz w:val="24"/>
+          <w:szCs w:val="24"/>
+        </w:rPr>
+      </w:pPr>
+      <w:r>
+        <w:rPr>
+          <w:rFonts w:ascii="Times New Roman" w:hAnsi="Times New Roman" w:cs="Times New Roman"/>
+          <w:sz w:val="24"/>
+          <w:szCs w:val="24"/>
+        </w:rPr>
+        <w:t xml:space="preserve">    float</w:t>
+      </w:r>
+    </w:p>
+    <w:p>
+      <w:pPr>
+        <w:spacing w:line="360" w:lineRule="auto"/>
+        <w:rPr>
+          <w:rFonts w:ascii="Times New Roman" w:hAnsi="Times New Roman" w:cs="Times New Roman"/>
+          <w:sz w:val="24"/>
+          <w:szCs w:val="24"/>
+        </w:rPr>
+      </w:pPr>
+      <w:r>
+        <w:rPr>
+          <w:rFonts w:ascii="Times New Roman" w:hAnsi="Times New Roman" w:cs="Times New Roman"/>
+          <w:sz w:val="24"/>
+          <w:szCs w:val="24"/>
+        </w:rPr>
+        <w:t>)</w:t>
+      </w:r>
+    </w:p>
+    <w:p>
+      <w:pPr>
+        <w:spacing w:line="360" w:lineRule="auto"/>
+        <w:rPr>
+          <w:rFonts w:ascii="Times New Roman" w:hAnsi="Times New Roman" w:cs="Times New Roman"/>
+          <w:sz w:val="24"/>
+          <w:szCs w:val="24"/>
+        </w:rPr>
+      </w:pPr>
+      <w:r>
+        <w:rPr>
+          <w:rFonts w:ascii="Times New Roman" w:hAnsi="Times New Roman" w:cs="Times New Roman"/>
+          <w:sz w:val="24"/>
+          <w:szCs w:val="24"/>
+        </w:rPr>
+        <w:t xml:space="preserve">Notice we pass float because the </w:t>
+      </w:r>
+      <w:proofErr w:type="spellStart"/>
+      <w:r>
+        <w:rPr>
+          <w:rFonts w:ascii="Times New Roman" w:hAnsi="Times New Roman" w:cs="Times New Roman"/>
+          <w:sz w:val="24"/>
+          <w:szCs w:val="24"/>
+        </w:rPr>
+        <w:t>xG</w:t>
+      </w:r>
+      <w:proofErr w:type="spellEnd"/>
+      <w:r>
+        <w:rPr>
+          <w:rFonts w:ascii="Times New Roman" w:hAnsi="Times New Roman" w:cs="Times New Roman"/>
+          <w:sz w:val="24"/>
+          <w:szCs w:val="24"/>
+        </w:rPr>
+        <w:t xml:space="preserve"> column contains decimal numbers.</w:t>
+      </w:r>
+    </w:p>
+    <w:p>
+      <w:pPr>
+        <w:spacing w:line="360" w:lineRule="auto"/>
+        <w:rPr>
+          <w:rFonts w:ascii="Times New Roman" w:hAnsi="Times New Roman" w:cs="Times New Roman"/>
+          <w:b/>
+          <w:bCs/>
+          <w:sz w:val="24"/>
+          <w:szCs w:val="24"/>
+          <w:u w:val="single"/>
+        </w:rPr>
+      </w:pPr>
+      <w:r>
+        <w:rPr>
+          <w:rFonts w:ascii="Times New Roman" w:hAnsi="Times New Roman" w:cs="Times New Roman"/>
+          <w:b/>
+          <w:bCs/>
+          <w:sz w:val="24"/>
+          <w:szCs w:val="24"/>
+          <w:u w:val="single"/>
+        </w:rPr>
+        <w:t>Why is this better?</w:t>
+      </w:r>
+    </w:p>
+    <w:p>
+      <w:pPr>
+        <w:spacing w:line="360" w:lineRule="auto"/>
+        <w:rPr>
+          <w:rFonts w:ascii="Times New Roman" w:hAnsi="Times New Roman" w:cs="Times New Roman"/>
+          <w:b/>
+          <w:bCs/>
+          <w:sz w:val="24"/>
+          <w:szCs w:val="24"/>
+          <w:u w:val="single"/>
+        </w:rPr>
+      </w:pPr>
+      <w:r>
+        <w:rPr>
+          <w:rFonts w:ascii="Times New Roman" w:hAnsi="Times New Roman" w:cs="Times New Roman"/>
+          <w:b/>
+          <w:bCs/>
+          <w:sz w:val="24"/>
+          <w:szCs w:val="24"/>
+          <w:u w:val="single"/>
+        </w:rPr>
+        <w:t>Before</w:t>
+      </w:r>
+    </w:p>
+    <w:p>
+      <w:pPr>
+        <w:spacing w:line="360" w:lineRule="auto"/>
+        <w:rPr>
+          <w:rFonts w:ascii="Times New Roman" w:hAnsi="Times New Roman" w:cs="Times New Roman"/>
+          <w:sz w:val="24"/>
+          <w:szCs w:val="24"/>
+        </w:rPr>
+      </w:pPr>
+      <w:r>
+        <w:rPr>
+          <w:rFonts w:ascii="Times New Roman" w:hAnsi="Times New Roman" w:cs="Times New Roman"/>
+          <w:sz w:val="24"/>
+          <w:szCs w:val="24"/>
+        </w:rPr>
+        <w:t>had four functions of about 20 lines each.</w:t>
+      </w:r>
+    </w:p>
+    <w:p>
+      <w:pPr>
+        <w:spacing w:line="360" w:lineRule="auto"/>
+        <w:rPr>
+          <w:rFonts w:ascii="Times New Roman" w:hAnsi="Times New Roman" w:cs="Times New Roman"/>
+          <w:sz w:val="24"/>
+          <w:szCs w:val="24"/>
+        </w:rPr>
+      </w:pPr>
+      <w:r>
+        <w:rPr>
+          <w:rFonts w:ascii="Times New Roman" w:hAnsi="Times New Roman" w:cs="Times New Roman"/>
+          <w:sz w:val="24"/>
+          <w:szCs w:val="24"/>
+        </w:rPr>
+        <w:t>That's roughly:</w:t>
+      </w:r>
+    </w:p>
+    <w:p>
+      <w:pPr>
+        <w:numPr>
+          <w:ilvl w:val="0"/>
+          <w:numId w:val="43"/>
+        </w:numPr>
+        <w:spacing w:line="360" w:lineRule="auto"/>
+        <w:rPr>
+          <w:rFonts w:ascii="Times New Roman" w:hAnsi="Times New Roman" w:cs="Times New Roman"/>
+          <w:sz w:val="24"/>
+          <w:szCs w:val="24"/>
+        </w:rPr>
+      </w:pPr>
+      <w:r>
+        <w:rPr>
+          <w:rFonts w:ascii="Times New Roman" w:hAnsi="Times New Roman" w:cs="Times New Roman"/>
+          <w:sz w:val="24"/>
+          <w:szCs w:val="24"/>
+        </w:rPr>
+        <w:t xml:space="preserve">Top Goal Scorer </w:t>
+      </w:r>
+    </w:p>
+    <w:p>
+      <w:pPr>
+        <w:numPr>
+          <w:ilvl w:val="0"/>
+          <w:numId w:val="43"/>
+        </w:numPr>
+        <w:spacing w:line="360" w:lineRule="auto"/>
+        <w:rPr>
+          <w:rFonts w:ascii="Times New Roman" w:hAnsi="Times New Roman" w:cs="Times New Roman"/>
+          <w:sz w:val="24"/>
+          <w:szCs w:val="24"/>
+        </w:rPr>
+      </w:pPr>
+      <w:r>
+        <w:rPr>
+          <w:rFonts w:ascii="Times New Roman" w:hAnsi="Times New Roman" w:cs="Times New Roman"/>
+          <w:sz w:val="24"/>
+          <w:szCs w:val="24"/>
+        </w:rPr>
+        <w:t xml:space="preserve">Top Assist Provider </w:t>
+      </w:r>
+    </w:p>
+    <w:p>
+      <w:pPr>
+        <w:numPr>
+          <w:ilvl w:val="0"/>
+          <w:numId w:val="43"/>
+        </w:numPr>
+        <w:spacing w:line="360" w:lineRule="auto"/>
+        <w:rPr>
+          <w:rFonts w:ascii="Times New Roman" w:hAnsi="Times New Roman" w:cs="Times New Roman"/>
+          <w:sz w:val="24"/>
+          <w:szCs w:val="24"/>
+        </w:rPr>
+      </w:pPr>
+      <w:r>
+        <w:rPr>
+          <w:rFonts w:ascii="Times New Roman" w:hAnsi="Times New Roman" w:cs="Times New Roman"/>
+          <w:sz w:val="24"/>
+          <w:szCs w:val="24"/>
+        </w:rPr>
+        <w:t xml:space="preserve">Highest </w:t>
+      </w:r>
+      <w:proofErr w:type="spellStart"/>
+      <w:r>
+        <w:rPr>
+          <w:rFonts w:ascii="Times New Roman" w:hAnsi="Times New Roman" w:cs="Times New Roman"/>
+          <w:sz w:val="24"/>
+          <w:szCs w:val="24"/>
+        </w:rPr>
+        <w:t>xG</w:t>
+      </w:r>
+      <w:proofErr w:type="spellEnd"/>
+      <w:r>
+        <w:rPr>
+          <w:rFonts w:ascii="Times New Roman" w:hAnsi="Times New Roman" w:cs="Times New Roman"/>
+          <w:sz w:val="24"/>
+          <w:szCs w:val="24"/>
+        </w:rPr>
+        <w:t xml:space="preserve"> </w:t>
+      </w:r>
+    </w:p>
+    <w:p>
+      <w:pPr>
+        <w:numPr>
+          <w:ilvl w:val="0"/>
+          <w:numId w:val="43"/>
+        </w:numPr>
+        <w:spacing w:line="360" w:lineRule="auto"/>
+        <w:rPr>
+          <w:rFonts w:ascii="Times New Roman" w:hAnsi="Times New Roman" w:cs="Times New Roman"/>
+          <w:sz w:val="24"/>
+          <w:szCs w:val="24"/>
+        </w:rPr>
+      </w:pPr>
+      <w:r>
+        <w:rPr>
+          <w:rFonts w:ascii="Times New Roman" w:hAnsi="Times New Roman" w:cs="Times New Roman"/>
+          <w:sz w:val="24"/>
+          <w:szCs w:val="24"/>
+        </w:rPr>
+        <w:t xml:space="preserve">Most Minutes Played </w:t>
+      </w:r>
+    </w:p>
+    <w:p>
+      <w:pPr>
+        <w:spacing w:line="360" w:lineRule="auto"/>
+        <w:rPr>
+          <w:rFonts w:ascii="Times New Roman" w:hAnsi="Times New Roman" w:cs="Times New Roman"/>
+          <w:b/>
+          <w:bCs/>
+          <w:sz w:val="24"/>
+          <w:szCs w:val="24"/>
+          <w:u w:val="single"/>
+        </w:rPr>
+      </w:pPr>
+      <w:r>
+        <w:rPr>
+          <w:rFonts w:ascii="Times New Roman" w:hAnsi="Times New Roman" w:cs="Times New Roman"/>
+          <w:b/>
+          <w:bCs/>
+          <w:sz w:val="24"/>
+          <w:szCs w:val="24"/>
+          <w:u w:val="single"/>
+        </w:rPr>
+        <w:t>After</w:t>
+      </w:r>
+    </w:p>
+    <w:p>
+      <w:pPr>
+        <w:spacing w:line="360" w:lineRule="auto"/>
+        <w:rPr>
+          <w:rFonts w:ascii="Times New Roman" w:hAnsi="Times New Roman" w:cs="Times New Roman"/>
+          <w:sz w:val="24"/>
+          <w:szCs w:val="24"/>
+        </w:rPr>
+      </w:pPr>
+      <w:r>
+        <w:rPr>
+          <w:rFonts w:ascii="Times New Roman" w:hAnsi="Times New Roman" w:cs="Times New Roman"/>
+          <w:sz w:val="24"/>
+          <w:szCs w:val="24"/>
+        </w:rPr>
+        <w:t>You have:</w:t>
+      </w:r>
+    </w:p>
+    <w:p>
+      <w:pPr>
+        <w:numPr>
+          <w:ilvl w:val="0"/>
+          <w:numId w:val="44"/>
+        </w:numPr>
+        <w:spacing w:line="360" w:lineRule="auto"/>
+        <w:rPr>
+          <w:rFonts w:ascii="Times New Roman" w:hAnsi="Times New Roman" w:cs="Times New Roman"/>
+          <w:sz w:val="24"/>
+          <w:szCs w:val="24"/>
+        </w:rPr>
+      </w:pPr>
+      <w:r>
+        <w:rPr>
+          <w:rFonts w:ascii="Times New Roman" w:hAnsi="Times New Roman" w:cs="Times New Roman"/>
+          <w:b/>
+          <w:bCs/>
+          <w:sz w:val="24"/>
+          <w:szCs w:val="24"/>
+        </w:rPr>
+        <w:t>1 reusable function</w:t>
+      </w:r>
+      <w:r>
+        <w:rPr>
+          <w:rFonts w:ascii="Times New Roman" w:hAnsi="Times New Roman" w:cs="Times New Roman"/>
+          <w:sz w:val="24"/>
+          <w:szCs w:val="24"/>
+        </w:rPr>
+        <w:t xml:space="preserve"> </w:t>
+      </w:r>
+    </w:p>
+    <w:p>
+      <w:pPr>
+        <w:numPr>
+          <w:ilvl w:val="0"/>
+          <w:numId w:val="44"/>
+        </w:numPr>
+        <w:spacing w:line="360" w:lineRule="auto"/>
+        <w:rPr>
+          <w:rFonts w:ascii="Times New Roman" w:hAnsi="Times New Roman" w:cs="Times New Roman"/>
+          <w:sz w:val="24"/>
+          <w:szCs w:val="24"/>
+        </w:rPr>
+      </w:pPr>
+      <w:r>
+        <w:rPr>
+          <w:rFonts w:ascii="Times New Roman" w:hAnsi="Times New Roman" w:cs="Times New Roman"/>
+          <w:sz w:val="24"/>
+          <w:szCs w:val="24"/>
+        </w:rPr>
+        <w:t xml:space="preserve">Several simple function calls </w:t>
+      </w:r>
+    </w:p>
+    <w:p>
+      <w:pPr>
+        <w:spacing w:line="360" w:lineRule="auto"/>
+        <w:rPr>
+          <w:rFonts w:ascii="Times New Roman" w:hAnsi="Times New Roman" w:cs="Times New Roman"/>
+          <w:sz w:val="24"/>
+          <w:szCs w:val="24"/>
+        </w:rPr>
+      </w:pPr>
+      <w:r>
+        <w:rPr>
+          <w:rFonts w:ascii="Times New Roman" w:hAnsi="Times New Roman" w:cs="Times New Roman"/>
+          <w:sz w:val="24"/>
+          <w:szCs w:val="24"/>
+        </w:rPr>
+        <w:t>Your code becomes shorter, cleaner, and easier to maintain.</w:t>
+      </w:r>
+    </w:p>
+    <w:p>
+      <w:pPr>
+        <w:spacing w:line="360" w:lineRule="auto"/>
+        <w:rPr>
+          <w:rFonts w:ascii="Times New Roman" w:hAnsi="Times New Roman" w:cs="Times New Roman"/>
+          <w:b/>
+          <w:bCs/>
+          <w:sz w:val="24"/>
+          <w:szCs w:val="24"/>
+        </w:rPr>
+      </w:pPr>
+      <w:r>
+        <w:rPr>
+          <w:rFonts w:ascii="Times New Roman" w:hAnsi="Times New Roman" w:cs="Times New Roman"/>
+          <w:b/>
+          <w:bCs/>
+          <w:sz w:val="24"/>
+          <w:szCs w:val="24"/>
+        </w:rPr>
+        <w:lastRenderedPageBreak/>
+        <w:drawing>
+          <wp:inline distT="0" distB="0" distL="0" distR="0" wp14:anchorId="431B14E7" wp14:editId="6F42CB46">
+            <wp:extent cx="3713672" cy="2982097"/>
+            <wp:effectExtent l="0" t="0" r="0" b="0"/>
+            <wp:docPr id="1320788925" name="Picture 1"/>
+            <wp:cNvGraphicFramePr>
+              <a:graphicFrameLocks xmlns:a="http://schemas.openxmlformats.org/drawingml/2006/main" noChangeAspect="1"/>
+            </wp:cNvGraphicFramePr>
+            <a:graphic xmlns:a="http://schemas.openxmlformats.org/drawingml/2006/main">
+              <a:graphicData uri="http://schemas.openxmlformats.org/drawingml/2006/picture">
+                <pic:pic xmlns:pic="http://schemas.openxmlformats.org/drawingml/2006/picture">
+                  <pic:nvPicPr>
+                    <pic:cNvPr id="1320788925" name=""/>
+                    <pic:cNvPicPr/>
+                  </pic:nvPicPr>
+                  <pic:blipFill>
+                    <a:blip r:embed="rId38"/>
+                    <a:stretch>
+                      <a:fillRect/>
+                    </a:stretch>
+                  </pic:blipFill>
+                  <pic:spPr>
+                    <a:xfrm>
+                      <a:off x="0" y="0"/>
+                      <a:ext cx="3719040" cy="2986408"/>
+                    </a:xfrm>
+                    <a:prstGeom prst="rect">
+                      <a:avLst/>
+                    </a:prstGeom>
+                  </pic:spPr>
+                </pic:pic>
+              </a:graphicData>
+            </a:graphic>
+          </wp:inline>
+        </w:drawing>
+      </w:r>
+    </w:p>
+    <w:p>
+      <w:pPr>
+        <w:spacing w:line="360" w:lineRule="auto"/>
+        <w:rPr>
+          <w:rFonts w:ascii="Times New Roman" w:hAnsi="Times New Roman" w:cs="Times New Roman"/>
+          <w:b/>
+          <w:bCs/>
+          <w:sz w:val="24"/>
+          <w:szCs w:val="24"/>
+          <w:u w:val="single"/>
+        </w:rPr>
+      </w:pPr>
+      <w:r>
+        <w:rPr>
+          <w:rFonts w:ascii="Times New Roman" w:hAnsi="Times New Roman" w:cs="Times New Roman"/>
+          <w:b/>
+          <w:bCs/>
+          <w:sz w:val="24"/>
+          <w:szCs w:val="24"/>
+          <w:u w:val="single"/>
+        </w:rPr>
+        <w:t>Reflection</w:t>
+      </w:r>
+    </w:p>
+    <w:p>
+      <w:pPr>
+        <w:spacing w:line="360" w:lineRule="auto"/>
+        <w:rPr>
+          <w:rFonts w:ascii="Times New Roman" w:hAnsi="Times New Roman" w:cs="Times New Roman"/>
+          <w:sz w:val="24"/>
+          <w:szCs w:val="24"/>
+        </w:rPr>
+      </w:pPr>
+      <w:r>
+        <w:rPr>
+          <w:rFonts w:ascii="Times New Roman" w:hAnsi="Times New Roman" w:cs="Times New Roman"/>
+          <w:sz w:val="24"/>
+          <w:szCs w:val="24"/>
+        </w:rPr>
+        <w:t>This lesson improved the application's structure by replacing several similar functions with one reusable function. By passing different column indexes and titles as parameters, the same function can analyse goals, assists, minutes played, market value, and other statistics. This approach follows the DRY (Don't Repeat Yourself) principle, making the code easier to read, maintain, and extend.</w:t>
+      </w:r>
     </w:p>
     <w:sectPr>
-      <w:headerReference w:type="even" r:id="rId38"/>
-      <w:headerReference w:type="default" r:id="rId39"/>
-      <w:footerReference w:type="even" r:id="rId40"/>
-      <w:footerReference w:type="default" r:id="rId41"/>
-      <w:headerReference w:type="first" r:id="rId42"/>
-      <w:footerReference w:type="first" r:id="rId43"/>
+      <w:headerReference w:type="even" r:id="rId39"/>
+      <w:headerReference w:type="default" r:id="rId40"/>
+      <w:footerReference w:type="even" r:id="rId41"/>
+      <w:footerReference w:type="default" r:id="rId42"/>
+      <w:headerReference w:type="first" r:id="rId43"/>
+      <w:footerReference w:type="first" r:id="rId44"/>
       <w:pgSz w:w="11906" w:h="16838"/>
       <w:pgMar w:top="1440" w:right="1440" w:bottom="1440" w:left="1440" w:header="708" w:footer="708" w:gutter="0"/>
       <w:pgNumType w:start="0"/>
@@ -23568,6 +25590,7 @@
         <w:docPartUnique/>
       </w:docPartObj>
     </w:sdtPr>
+    <w:sdtEndPr/>
     <w:sdtContent>
       <w:p>
         <w:pPr>
@@ -27841,6 +29864,155 @@
     </w:lvl>
   </w:abstractNum>
   <w:abstractNum w:abstractNumId="29" w15:restartNumberingAfterBreak="0">
+    <w:nsid w:val="4C1B625E"/>
+    <w:multiLevelType w:val="multilevel"/>
+    <w:tmpl w:val="F364C780"/>
+    <w:lvl w:ilvl="0">
+      <w:start w:val="1"/>
+      <w:numFmt w:val="bullet"/>
+      <w:lvlText w:val=""/>
+      <w:lvlJc w:val="left"/>
+      <w:pPr>
+        <w:tabs>
+          <w:tab w:val="num" w:pos="720"/>
+        </w:tabs>
+        <w:ind w:left="720" w:hanging="360"/>
+      </w:pPr>
+      <w:rPr>
+        <w:rFonts w:ascii="Symbol" w:hAnsi="Symbol" w:hint="default"/>
+        <w:sz w:val="20"/>
+      </w:rPr>
+    </w:lvl>
+    <w:lvl w:ilvl="1" w:tentative="1">
+      <w:start w:val="1"/>
+      <w:numFmt w:val="bullet"/>
+      <w:lvlText w:val="o"/>
+      <w:lvlJc w:val="left"/>
+      <w:pPr>
+        <w:tabs>
+          <w:tab w:val="num" w:pos="1440"/>
+        </w:tabs>
+        <w:ind w:left="1440" w:hanging="360"/>
+      </w:pPr>
+      <w:rPr>
+        <w:rFonts w:ascii="Courier New" w:hAnsi="Courier New" w:hint="default"/>
+        <w:sz w:val="20"/>
+      </w:rPr>
+    </w:lvl>
+    <w:lvl w:ilvl="2" w:tentative="1">
+      <w:start w:val="1"/>
+      <w:numFmt w:val="bullet"/>
+      <w:lvlText w:val=""/>
+      <w:lvlJc w:val="left"/>
+      <w:pPr>
+        <w:tabs>
+          <w:tab w:val="num" w:pos="2160"/>
+        </w:tabs>
+        <w:ind w:left="2160" w:hanging="360"/>
+      </w:pPr>
+      <w:rPr>
+        <w:rFonts w:ascii="Wingdings" w:hAnsi="Wingdings" w:hint="default"/>
+        <w:sz w:val="20"/>
+      </w:rPr>
+    </w:lvl>
+    <w:lvl w:ilvl="3" w:tentative="1">
+      <w:start w:val="1"/>
+      <w:numFmt w:val="bullet"/>
+      <w:lvlText w:val=""/>
+      <w:lvlJc w:val="left"/>
+      <w:pPr>
+        <w:tabs>
+          <w:tab w:val="num" w:pos="2880"/>
+        </w:tabs>
+        <w:ind w:left="2880" w:hanging="360"/>
+      </w:pPr>
+      <w:rPr>
+        <w:rFonts w:ascii="Wingdings" w:hAnsi="Wingdings" w:hint="default"/>
+        <w:sz w:val="20"/>
+      </w:rPr>
+    </w:lvl>
+    <w:lvl w:ilvl="4" w:tentative="1">
+      <w:start w:val="1"/>
+      <w:numFmt w:val="bullet"/>
+      <w:lvlText w:val=""/>
+      <w:lvlJc w:val="left"/>
+      <w:pPr>
+        <w:tabs>
+          <w:tab w:val="num" w:pos="3600"/>
+        </w:tabs>
+        <w:ind w:left="3600" w:hanging="360"/>
+      </w:pPr>
+      <w:rPr>
+        <w:rFonts w:ascii="Wingdings" w:hAnsi="Wingdings" w:hint="default"/>
+        <w:sz w:val="20"/>
+      </w:rPr>
+    </w:lvl>
+    <w:lvl w:ilvl="5" w:tentative="1">
+      <w:start w:val="1"/>
+      <w:numFmt w:val="bullet"/>
+      <w:lvlText w:val=""/>
+      <w:lvlJc w:val="left"/>
+      <w:pPr>
+        <w:tabs>
+          <w:tab w:val="num" w:pos="4320"/>
+        </w:tabs>
+        <w:ind w:left="4320" w:hanging="360"/>
+      </w:pPr>
+      <w:rPr>
+        <w:rFonts w:ascii="Wingdings" w:hAnsi="Wingdings" w:hint="default"/>
+        <w:sz w:val="20"/>
+      </w:rPr>
+    </w:lvl>
+    <w:lvl w:ilvl="6" w:tentative="1">
+      <w:start w:val="1"/>
+      <w:numFmt w:val="bullet"/>
+      <w:lvlText w:val=""/>
+      <w:lvlJc w:val="left"/>
+      <w:pPr>
+        <w:tabs>
+          <w:tab w:val="num" w:pos="5040"/>
+        </w:tabs>
+        <w:ind w:left="5040" w:hanging="360"/>
+      </w:pPr>
+      <w:rPr>
+        <w:rFonts w:ascii="Wingdings" w:hAnsi="Wingdings" w:hint="default"/>
+        <w:sz w:val="20"/>
+      </w:rPr>
+    </w:lvl>
+    <w:lvl w:ilvl="7" w:tentative="1">
+      <w:start w:val="1"/>
+      <w:numFmt w:val="bullet"/>
+      <w:lvlText w:val=""/>
+      <w:lvlJc w:val="left"/>
+      <w:pPr>
+        <w:tabs>
+          <w:tab w:val="num" w:pos="5760"/>
+        </w:tabs>
+        <w:ind w:left="5760" w:hanging="360"/>
+      </w:pPr>
+      <w:rPr>
+        <w:rFonts w:ascii="Wingdings" w:hAnsi="Wingdings" w:hint="default"/>
+        <w:sz w:val="20"/>
+      </w:rPr>
+    </w:lvl>
+    <w:lvl w:ilvl="8" w:tentative="1">
+      <w:start w:val="1"/>
+      <w:numFmt w:val="bullet"/>
+      <w:lvlText w:val=""/>
+      <w:lvlJc w:val="left"/>
+      <w:pPr>
+        <w:tabs>
+          <w:tab w:val="num" w:pos="6480"/>
+        </w:tabs>
+        <w:ind w:left="6480" w:hanging="360"/>
+      </w:pPr>
+      <w:rPr>
+        <w:rFonts w:ascii="Wingdings" w:hAnsi="Wingdings" w:hint="default"/>
+        <w:sz w:val="20"/>
+      </w:rPr>
+    </w:lvl>
+  </w:abstractNum>
+  <w:abstractNum w:abstractNumId="30" w15:restartNumberingAfterBreak="0">
     <w:nsid w:val="4CC909D0"/>
     <w:multiLevelType w:val="multilevel"/>
     <w:tmpl w:val="68B443E6"/>
@@ -27989,7 +30161,156 @@
       </w:rPr>
     </w:lvl>
   </w:abstractNum>
-  <w:abstractNum w:abstractNumId="30" w15:restartNumberingAfterBreak="0">
+  <w:abstractNum w:abstractNumId="31" w15:restartNumberingAfterBreak="0">
+    <w:nsid w:val="52AE144A"/>
+    <w:multiLevelType w:val="multilevel"/>
+    <w:tmpl w:val="15AE2636"/>
+    <w:lvl w:ilvl="0">
+      <w:start w:val="1"/>
+      <w:numFmt w:val="bullet"/>
+      <w:lvlText w:val=""/>
+      <w:lvlJc w:val="left"/>
+      <w:pPr>
+        <w:tabs>
+          <w:tab w:val="num" w:pos="720"/>
+        </w:tabs>
+        <w:ind w:left="720" w:hanging="360"/>
+      </w:pPr>
+      <w:rPr>
+        <w:rFonts w:ascii="Symbol" w:hAnsi="Symbol" w:hint="default"/>
+        <w:sz w:val="20"/>
+      </w:rPr>
+    </w:lvl>
+    <w:lvl w:ilvl="1" w:tentative="1">
+      <w:start w:val="1"/>
+      <w:numFmt w:val="bullet"/>
+      <w:lvlText w:val="o"/>
+      <w:lvlJc w:val="left"/>
+      <w:pPr>
+        <w:tabs>
+          <w:tab w:val="num" w:pos="1440"/>
+        </w:tabs>
+        <w:ind w:left="1440" w:hanging="360"/>
+      </w:pPr>
+      <w:rPr>
+        <w:rFonts w:ascii="Courier New" w:hAnsi="Courier New" w:hint="default"/>
+        <w:sz w:val="20"/>
+      </w:rPr>
+    </w:lvl>
+    <w:lvl w:ilvl="2" w:tentative="1">
+      <w:start w:val="1"/>
+      <w:numFmt w:val="bullet"/>
+      <w:lvlText w:val=""/>
+      <w:lvlJc w:val="left"/>
+      <w:pPr>
+        <w:tabs>
+          <w:tab w:val="num" w:pos="2160"/>
+        </w:tabs>
+        <w:ind w:left="2160" w:hanging="360"/>
+      </w:pPr>
+      <w:rPr>
+        <w:rFonts w:ascii="Wingdings" w:hAnsi="Wingdings" w:hint="default"/>
+        <w:sz w:val="20"/>
+      </w:rPr>
+    </w:lvl>
+    <w:lvl w:ilvl="3" w:tentative="1">
+      <w:start w:val="1"/>
+      <w:numFmt w:val="bullet"/>
+      <w:lvlText w:val=""/>
+      <w:lvlJc w:val="left"/>
+      <w:pPr>
+        <w:tabs>
+          <w:tab w:val="num" w:pos="2880"/>
+        </w:tabs>
+        <w:ind w:left="2880" w:hanging="360"/>
+      </w:pPr>
+      <w:rPr>
+        <w:rFonts w:ascii="Wingdings" w:hAnsi="Wingdings" w:hint="default"/>
+        <w:sz w:val="20"/>
+      </w:rPr>
+    </w:lvl>
+    <w:lvl w:ilvl="4" w:tentative="1">
+      <w:start w:val="1"/>
+      <w:numFmt w:val="bullet"/>
+      <w:lvlText w:val=""/>
+      <w:lvlJc w:val="left"/>
+      <w:pPr>
+        <w:tabs>
+          <w:tab w:val="num" w:pos="3600"/>
+        </w:tabs>
+        <w:ind w:left="3600" w:hanging="360"/>
+      </w:pPr>
+      <w:rPr>
+        <w:rFonts w:ascii="Wingdings" w:hAnsi="Wingdings" w:hint="default"/>
+        <w:sz w:val="20"/>
+      </w:rPr>
+    </w:lvl>
+    <w:lvl w:ilvl="5" w:tentative="1">
+      <w:start w:val="1"/>
+      <w:numFmt w:val="bullet"/>
+      <w:lvlText w:val=""/>
+      <w:lvlJc w:val="left"/>
+      <w:pPr>
+        <w:tabs>
+          <w:tab w:val="num" w:pos="4320"/>
+        </w:tabs>
+        <w:ind w:left="4320" w:hanging="360"/>
+      </w:pPr>
+      <w:rPr>
+        <w:rFonts w:ascii="Wingdings" w:hAnsi="Wingdings" w:hint="default"/>
+        <w:sz w:val="20"/>
+      </w:rPr>
+    </w:lvl>
+    <w:lvl w:ilvl="6" w:tentative="1">
+      <w:start w:val="1"/>
+      <w:numFmt w:val="bullet"/>
+      <w:lvlText w:val=""/>
+      <w:lvlJc w:val="left"/>
+      <w:pPr>
+        <w:tabs>
+          <w:tab w:val="num" w:pos="5040"/>
+        </w:tabs>
+        <w:ind w:left="5040" w:hanging="360"/>
+      </w:pPr>
+      <w:rPr>
+        <w:rFonts w:ascii="Wingdings" w:hAnsi="Wingdings" w:hint="default"/>
+        <w:sz w:val="20"/>
+      </w:rPr>
+    </w:lvl>
+    <w:lvl w:ilvl="7" w:tentative="1">
+      <w:start w:val="1"/>
+      <w:numFmt w:val="bullet"/>
+      <w:lvlText w:val=""/>
+      <w:lvlJc w:val="left"/>
+      <w:pPr>
+        <w:tabs>
+          <w:tab w:val="num" w:pos="5760"/>
+        </w:tabs>
+        <w:ind w:left="5760" w:hanging="360"/>
+      </w:pPr>
+      <w:rPr>
+        <w:rFonts w:ascii="Wingdings" w:hAnsi="Wingdings" w:hint="default"/>
+        <w:sz w:val="20"/>
+      </w:rPr>
+    </w:lvl>
+    <w:lvl w:ilvl="8" w:tentative="1">
+      <w:start w:val="1"/>
+      <w:numFmt w:val="bullet"/>
+      <w:lvlText w:val=""/>
+      <w:lvlJc w:val="left"/>
+      <w:pPr>
+        <w:tabs>
+          <w:tab w:val="num" w:pos="6480"/>
+        </w:tabs>
+        <w:ind w:left="6480" w:hanging="360"/>
+      </w:pPr>
+      <w:rPr>
+        <w:rFonts w:ascii="Wingdings" w:hAnsi="Wingdings" w:hint="default"/>
+        <w:sz w:val="20"/>
+      </w:rPr>
+    </w:lvl>
+  </w:abstractNum>
+  <w:abstractNum w:abstractNumId="32" w15:restartNumberingAfterBreak="0">
     <w:nsid w:val="548F4B29"/>
     <w:multiLevelType w:val="multilevel"/>
     <w:tmpl w:val="5B7E6984"/>
@@ -28138,7 +30459,7 @@
       </w:rPr>
     </w:lvl>
   </w:abstractNum>
-  <w:abstractNum w:abstractNumId="31" w15:restartNumberingAfterBreak="0">
+  <w:abstractNum w:abstractNumId="33" w15:restartNumberingAfterBreak="0">
     <w:nsid w:val="5572400F"/>
     <w:multiLevelType w:val="multilevel"/>
     <w:tmpl w:val="65E69F26"/>
@@ -28287,7 +30608,7 @@
       </w:rPr>
     </w:lvl>
   </w:abstractNum>
-  <w:abstractNum w:abstractNumId="32" w15:restartNumberingAfterBreak="0">
+  <w:abstractNum w:abstractNumId="34" w15:restartNumberingAfterBreak="0">
     <w:nsid w:val="5AFE1735"/>
     <w:multiLevelType w:val="multilevel"/>
     <w:tmpl w:val="22E27B20"/>
@@ -28436,7 +30757,7 @@
       </w:rPr>
     </w:lvl>
   </w:abstractNum>
-  <w:abstractNum w:abstractNumId="33" w15:restartNumberingAfterBreak="0">
+  <w:abstractNum w:abstractNumId="35" w15:restartNumberingAfterBreak="0">
     <w:nsid w:val="5B300EC8"/>
     <w:multiLevelType w:val="multilevel"/>
     <w:tmpl w:val="A4CCD7EA"/>
@@ -28585,7 +30906,7 @@
       </w:rPr>
     </w:lvl>
   </w:abstractNum>
-  <w:abstractNum w:abstractNumId="34" w15:restartNumberingAfterBreak="0">
+  <w:abstractNum w:abstractNumId="36" w15:restartNumberingAfterBreak="0">
     <w:nsid w:val="5C851B86"/>
     <w:multiLevelType w:val="multilevel"/>
     <w:tmpl w:val="1A64D958"/>
@@ -28734,7 +31055,7 @@
       </w:rPr>
     </w:lvl>
   </w:abstractNum>
-  <w:abstractNum w:abstractNumId="35" w15:restartNumberingAfterBreak="0">
+  <w:abstractNum w:abstractNumId="37" w15:restartNumberingAfterBreak="0">
     <w:nsid w:val="5CE45589"/>
     <w:multiLevelType w:val="multilevel"/>
     <w:tmpl w:val="77DEF544"/>
@@ -28883,7 +31204,7 @@
       </w:rPr>
     </w:lvl>
   </w:abstractNum>
-  <w:abstractNum w:abstractNumId="36" w15:restartNumberingAfterBreak="0">
+  <w:abstractNum w:abstractNumId="38" w15:restartNumberingAfterBreak="0">
     <w:nsid w:val="5D571DDB"/>
     <w:multiLevelType w:val="multilevel"/>
     <w:tmpl w:val="42367F50"/>
@@ -29032,7 +31353,7 @@
       </w:rPr>
     </w:lvl>
   </w:abstractNum>
-  <w:abstractNum w:abstractNumId="37" w15:restartNumberingAfterBreak="0">
+  <w:abstractNum w:abstractNumId="39" w15:restartNumberingAfterBreak="0">
     <w:nsid w:val="5DCF27B1"/>
     <w:multiLevelType w:val="multilevel"/>
     <w:tmpl w:val="DA905A18"/>
@@ -29181,7 +31502,7 @@
       </w:rPr>
     </w:lvl>
   </w:abstractNum>
-  <w:abstractNum w:abstractNumId="38" w15:restartNumberingAfterBreak="0">
+  <w:abstractNum w:abstractNumId="40" w15:restartNumberingAfterBreak="0">
     <w:nsid w:val="65CA41A1"/>
     <w:multiLevelType w:val="multilevel"/>
     <w:tmpl w:val="E94A6672"/>
@@ -29330,7 +31651,7 @@
       </w:rPr>
     </w:lvl>
   </w:abstractNum>
-  <w:abstractNum w:abstractNumId="39" w15:restartNumberingAfterBreak="0">
+  <w:abstractNum w:abstractNumId="41" w15:restartNumberingAfterBreak="0">
     <w:nsid w:val="6C3C79F8"/>
     <w:multiLevelType w:val="multilevel"/>
     <w:tmpl w:val="F5543CF8"/>
@@ -29479,7 +31800,156 @@
       </w:rPr>
     </w:lvl>
   </w:abstractNum>
-  <w:abstractNum w:abstractNumId="40" w15:restartNumberingAfterBreak="0">
+  <w:abstractNum w:abstractNumId="42" w15:restartNumberingAfterBreak="0">
+    <w:nsid w:val="6E5D3DC8"/>
+    <w:multiLevelType w:val="multilevel"/>
+    <w:tmpl w:val="D31EE198"/>
+    <w:lvl w:ilvl="0">
+      <w:start w:val="1"/>
+      <w:numFmt w:val="bullet"/>
+      <w:lvlText w:val=""/>
+      <w:lvlJc w:val="left"/>
+      <w:pPr>
+        <w:tabs>
+          <w:tab w:val="num" w:pos="720"/>
+        </w:tabs>
+        <w:ind w:left="720" w:hanging="360"/>
+      </w:pPr>
+      <w:rPr>
+        <w:rFonts w:ascii="Symbol" w:hAnsi="Symbol" w:hint="default"/>
+        <w:sz w:val="20"/>
+      </w:rPr>
+    </w:lvl>
+    <w:lvl w:ilvl="1" w:tentative="1">
+      <w:start w:val="1"/>
+      <w:numFmt w:val="bullet"/>
+      <w:lvlText w:val="o"/>
+      <w:lvlJc w:val="left"/>
+      <w:pPr>
+        <w:tabs>
+          <w:tab w:val="num" w:pos="1440"/>
+        </w:tabs>
+        <w:ind w:left="1440" w:hanging="360"/>
+      </w:pPr>
+      <w:rPr>
+        <w:rFonts w:ascii="Courier New" w:hAnsi="Courier New" w:hint="default"/>
+        <w:sz w:val="20"/>
+      </w:rPr>
+    </w:lvl>
+    <w:lvl w:ilvl="2" w:tentative="1">
+      <w:start w:val="1"/>
+      <w:numFmt w:val="bullet"/>
+      <w:lvlText w:val=""/>
+      <w:lvlJc w:val="left"/>
+      <w:pPr>
+        <w:tabs>
+          <w:tab w:val="num" w:pos="2160"/>
+        </w:tabs>
+        <w:ind w:left="2160" w:hanging="360"/>
+      </w:pPr>
+      <w:rPr>
+        <w:rFonts w:ascii="Wingdings" w:hAnsi="Wingdings" w:hint="default"/>
+        <w:sz w:val="20"/>
+      </w:rPr>
+    </w:lvl>
+    <w:lvl w:ilvl="3" w:tentative="1">
+      <w:start w:val="1"/>
+      <w:numFmt w:val="bullet"/>
+      <w:lvlText w:val=""/>
+      <w:lvlJc w:val="left"/>
+      <w:pPr>
+        <w:tabs>
+          <w:tab w:val="num" w:pos="2880"/>
+        </w:tabs>
+        <w:ind w:left="2880" w:hanging="360"/>
+      </w:pPr>
+      <w:rPr>
+        <w:rFonts w:ascii="Wingdings" w:hAnsi="Wingdings" w:hint="default"/>
+        <w:sz w:val="20"/>
+      </w:rPr>
+    </w:lvl>
+    <w:lvl w:ilvl="4" w:tentative="1">
+      <w:start w:val="1"/>
+      <w:numFmt w:val="bullet"/>
+      <w:lvlText w:val=""/>
+      <w:lvlJc w:val="left"/>
+      <w:pPr>
+        <w:tabs>
+          <w:tab w:val="num" w:pos="3600"/>
+        </w:tabs>
+        <w:ind w:left="3600" w:hanging="360"/>
+      </w:pPr>
+      <w:rPr>
+        <w:rFonts w:ascii="Wingdings" w:hAnsi="Wingdings" w:hint="default"/>
+        <w:sz w:val="20"/>
+      </w:rPr>
+    </w:lvl>
+    <w:lvl w:ilvl="5" w:tentative="1">
+      <w:start w:val="1"/>
+      <w:numFmt w:val="bullet"/>
+      <w:lvlText w:val=""/>
+      <w:lvlJc w:val="left"/>
+      <w:pPr>
+        <w:tabs>
+          <w:tab w:val="num" w:pos="4320"/>
+        </w:tabs>
+        <w:ind w:left="4320" w:hanging="360"/>
+      </w:pPr>
+      <w:rPr>
+        <w:rFonts w:ascii="Wingdings" w:hAnsi="Wingdings" w:hint="default"/>
+        <w:sz w:val="20"/>
+      </w:rPr>
+    </w:lvl>
+    <w:lvl w:ilvl="6" w:tentative="1">
+      <w:start w:val="1"/>
+      <w:numFmt w:val="bullet"/>
+      <w:lvlText w:val=""/>
+      <w:lvlJc w:val="left"/>
+      <w:pPr>
+        <w:tabs>
+          <w:tab w:val="num" w:pos="5040"/>
+        </w:tabs>
+        <w:ind w:left="5040" w:hanging="360"/>
+      </w:pPr>
+      <w:rPr>
+        <w:rFonts w:ascii="Wingdings" w:hAnsi="Wingdings" w:hint="default"/>
+        <w:sz w:val="20"/>
+      </w:rPr>
+    </w:lvl>
+    <w:lvl w:ilvl="7" w:tentative="1">
+      <w:start w:val="1"/>
+      <w:numFmt w:val="bullet"/>
+      <w:lvlText w:val=""/>
+      <w:lvlJc w:val="left"/>
+      <w:pPr>
+        <w:tabs>
+          <w:tab w:val="num" w:pos="5760"/>
+        </w:tabs>
+        <w:ind w:left="5760" w:hanging="360"/>
+      </w:pPr>
+      <w:rPr>
+        <w:rFonts w:ascii="Wingdings" w:hAnsi="Wingdings" w:hint="default"/>
+        <w:sz w:val="20"/>
+      </w:rPr>
+    </w:lvl>
+    <w:lvl w:ilvl="8" w:tentative="1">
+      <w:start w:val="1"/>
+      <w:numFmt w:val="bullet"/>
+      <w:lvlText w:val=""/>
+      <w:lvlJc w:val="left"/>
+      <w:pPr>
+        <w:tabs>
+          <w:tab w:val="num" w:pos="6480"/>
+        </w:tabs>
+        <w:ind w:left="6480" w:hanging="360"/>
+      </w:pPr>
+      <w:rPr>
+        <w:rFonts w:ascii="Wingdings" w:hAnsi="Wingdings" w:hint="default"/>
+        <w:sz w:val="20"/>
+      </w:rPr>
+    </w:lvl>
+  </w:abstractNum>
+  <w:abstractNum w:abstractNumId="43" w15:restartNumberingAfterBreak="0">
     <w:nsid w:val="6F640DDE"/>
     <w:multiLevelType w:val="multilevel"/>
     <w:tmpl w:val="404032A8"/>
@@ -29628,7 +32098,7 @@
       </w:rPr>
     </w:lvl>
   </w:abstractNum>
-  <w:abstractNum w:abstractNumId="41" w15:restartNumberingAfterBreak="0">
+  <w:abstractNum w:abstractNumId="44" w15:restartNumberingAfterBreak="0">
     <w:nsid w:val="7B74774C"/>
     <w:multiLevelType w:val="multilevel"/>
     <w:tmpl w:val="DC7E79A6"/>
@@ -29778,10 +32248,10 @@
     </w:lvl>
   </w:abstractNum>
   <w:num w:numId="1" w16cid:durableId="813067306">
-    <w:abstractNumId w:val="41"/>
+    <w:abstractNumId w:val="44"/>
   </w:num>
   <w:num w:numId="2" w16cid:durableId="595015208">
-    <w:abstractNumId w:val="29"/>
+    <w:abstractNumId w:val="30"/>
   </w:num>
   <w:num w:numId="3" w16cid:durableId="123886912">
     <w:abstractNumId w:val="24"/>
@@ -29790,7 +32260,7 @@
     <w:abstractNumId w:val="16"/>
   </w:num>
   <w:num w:numId="5" w16cid:durableId="913589073">
-    <w:abstractNumId w:val="39"/>
+    <w:abstractNumId w:val="41"/>
   </w:num>
   <w:num w:numId="6" w16cid:durableId="184834771">
     <w:abstractNumId w:val="27"/>
@@ -29814,7 +32284,7 @@
     <w:abstractNumId w:val="10"/>
   </w:num>
   <w:num w:numId="13" w16cid:durableId="1606383130">
-    <w:abstractNumId w:val="40"/>
+    <w:abstractNumId w:val="43"/>
   </w:num>
   <w:num w:numId="14" w16cid:durableId="436222761">
     <w:abstractNumId w:val="7"/>
@@ -29823,7 +32293,7 @@
     <w:abstractNumId w:val="15"/>
   </w:num>
   <w:num w:numId="16" w16cid:durableId="1143890142">
-    <w:abstractNumId w:val="36"/>
+    <w:abstractNumId w:val="38"/>
   </w:num>
   <w:num w:numId="17" w16cid:durableId="976959483">
     <w:abstractNumId w:val="0"/>
@@ -29844,10 +32314,10 @@
     <w:abstractNumId w:val="26"/>
   </w:num>
   <w:num w:numId="23" w16cid:durableId="1075200023">
-    <w:abstractNumId w:val="30"/>
+    <w:abstractNumId w:val="32"/>
   </w:num>
   <w:num w:numId="24" w16cid:durableId="2052414296">
-    <w:abstractNumId w:val="32"/>
+    <w:abstractNumId w:val="34"/>
   </w:num>
   <w:num w:numId="25" w16cid:durableId="618687964">
     <w:abstractNumId w:val="21"/>
@@ -29868,13 +32338,13 @@
     <w:abstractNumId w:val="19"/>
   </w:num>
   <w:num w:numId="31" w16cid:durableId="1937126466">
-    <w:abstractNumId w:val="31"/>
+    <w:abstractNumId w:val="33"/>
   </w:num>
   <w:num w:numId="32" w16cid:durableId="1028919939">
     <w:abstractNumId w:val="5"/>
   </w:num>
   <w:num w:numId="33" w16cid:durableId="1125201341">
-    <w:abstractNumId w:val="38"/>
+    <w:abstractNumId w:val="40"/>
   </w:num>
   <w:num w:numId="34" w16cid:durableId="1162504557">
     <w:abstractNumId w:val="25"/>
@@ -29889,19 +32359,28 @@
     <w:abstractNumId w:val="11"/>
   </w:num>
   <w:num w:numId="38" w16cid:durableId="1521579494">
-    <w:abstractNumId w:val="35"/>
+    <w:abstractNumId w:val="37"/>
   </w:num>
   <w:num w:numId="39" w16cid:durableId="855000655">
     <w:abstractNumId w:val="2"/>
   </w:num>
   <w:num w:numId="40" w16cid:durableId="1554611114">
-    <w:abstractNumId w:val="33"/>
+    <w:abstractNumId w:val="35"/>
   </w:num>
   <w:num w:numId="41" w16cid:durableId="1476334513">
-    <w:abstractNumId w:val="37"/>
+    <w:abstractNumId w:val="39"/>
   </w:num>
   <w:num w:numId="42" w16cid:durableId="1098404729">
-    <w:abstractNumId w:val="34"/>
+    <w:abstractNumId w:val="36"/>
+  </w:num>
+  <w:num w:numId="43" w16cid:durableId="868639762">
+    <w:abstractNumId w:val="31"/>
+  </w:num>
+  <w:num w:numId="44" w16cid:durableId="2009941319">
+    <w:abstractNumId w:val="29"/>
+  </w:num>
+  <w:num w:numId="45" w16cid:durableId="528374774">
+    <w:abstractNumId w:val="42"/>
   </w:num>
 </w:numbering>
 </file>
@@ -31249,6 +33728,7 @@
     <w:rsid w:val="002B1FF2"/>
     <w:rsid w:val="005025AF"/>
     <w:rsid w:val="00801044"/>
+    <w:rsid w:val="00AF1C48"/>
     <w:rsid w:val="00FC2828"/>
   </w:rsids>
   <m:mathPr>
